--- a/第七週(10-22)/自動駕駛原理_第七週_課程講義.docx
+++ b/第七週(10-22)/自動駕駛原理_第七週_課程講義.docx
@@ -3413,7 +3413,7 @@
           <w:sz w:val="22"/>
           <w:szCs w:val="22"/>
         </w:rPr>
-        <w:t xml:space="preserve">：雷達量不出高度，頭頂的路牌和路上停著的車在它眼裡是同一個位置；靜止的點太多，常被過濾掉。</w:t>
+        <w:t xml:space="preserve">：雷達量不出高度，頭頂的路牌和路上停著的車在它眼裡是同一個位置。雷達靠「量到的速度扣掉自己的車速」判斷一個點是不是靜止；靜止的點太多，後面的跟車、煞車軟體常對它們特別保守。</w:t>
       </w:r>
     </w:p>
     <w:p>

--- a/第七週(10-22)/自動駕駛原理_第七週_課程講義.docx
+++ b/第七週(10-22)/自動駕駛原理_第七週_課程講義.docx
@@ -5300,162 +5300,6 @@
         <w:t xml:space="preserve">：整個 mini 版、15 公尺內光達看得到的行人，每一個瞬間只有兩到三成被雷達抓到（車約六成）；可是連續跟著同一個人走一段，88 人裡有 64 人，大約七成，至少被抓到過一次。就像接觸不良的燈泡，一閃一閃。</w:t>
       </w:r>
     </w:p>
-    <w:tbl>
-      <w:tblPr>
-        <w:tblW w:type="dxa" w:w="9360"/>
-        <w:tblBorders>
-          <w:top w:val="single" w:color="A8B2BA" w:sz="6"/>
-          <w:left w:val="none"/>
-          <w:bottom w:val="single" w:color="A8B2BA" w:sz="6"/>
-          <w:right w:val="none"/>
-          <w:insideH w:val="none"/>
-          <w:insideV w:val="none"/>
-        </w:tblBorders>
-      </w:tblPr>
-      <w:tblGrid>
-        <w:gridCol w:w="9360"/>
-      </w:tblGrid>
-      <w:tr>
-        <w:trPr>
-          <w:cantSplit/>
-        </w:trPr>
-        <w:tc>
-          <w:tcPr>
-            <w:tcW w:type="dxa" w:w="9360"/>
-            <w:shd w:fill="F6F8F9" w:color="auto" w:val="clear"/>
-            <w:tcMar>
-              <w:top w:type="dxa" w:w="140"/>
-              <w:left w:type="dxa" w:w="200"/>
-              <w:bottom w:type="dxa" w:w="140"/>
-              <w:right w:type="dxa" w:w="180"/>
-            </w:tcMar>
-          </w:tcPr>
-          <w:p>
-            <w:pPr>
-              <w:spacing w:after="90" w:line="300"/>
-            </w:pPr>
-            <w:r>
-              <w:rPr>
-                <w:rFonts w:ascii="微軟正黑體" w:cs="微軟正黑體" w:eastAsia="微軟正黑體" w:hAnsi="微軟正黑體"/>
-                <w:b/>
-                <w:bCs/>
-                <w:color w:val="24405C"/>
-                <w:sz w:val="20"/>
-                <w:szCs w:val="20"/>
-              </w:rPr>
-              <w:t xml:space="preserve">新一代雷達怎麼看人</w:t>
-            </w:r>
-          </w:p>
-          <w:p>
-            <w:pPr>
-              <w:spacing w:after="80" w:line="310"/>
-            </w:pPr>
-            <w:r>
-              <w:rPr>
-                <w:rFonts w:ascii="微軟正黑體" w:cs="微軟正黑體" w:eastAsia="微軟正黑體" w:hAnsi="微軟正黑體"/>
-                <w:color w:val="1B1B1B"/>
-                <w:sz w:val="20"/>
-                <w:szCs w:val="20"/>
-              </w:rPr>
-              <w:t xml:space="preserve">① 4D：天線多（ARS 408 的 24 個 → ARS 548 的 192 個）、角度分得細，還量得出高度，一個人身上分得到好幾個點。</w:t>
-            </w:r>
-          </w:p>
-          <w:p>
-            <w:pPr>
-              <w:spacing w:after="80" w:line="310"/>
-            </w:pPr>
-            <w:r>
-              <w:rPr>
-                <w:rFonts w:ascii="微軟正黑體" w:cs="微軟正黑體" w:eastAsia="微軟正黑體" w:hAnsi="微軟正黑體"/>
-                <w:color w:val="1B1B1B"/>
-                <w:sz w:val="20"/>
-                <w:szCs w:val="20"/>
-              </w:rPr>
-              <w:t xml:space="preserve">② 微都卜勒：電線桿整根同一個速度；人走路時手腳一前一後擺，同一個目標裡有好幾種速度，可以用來分辨行人。</w:t>
-            </w:r>
-          </w:p>
-          <w:p>
-            <w:pPr>
-              <w:spacing w:after="80" w:line="310"/>
-            </w:pPr>
-            <w:r>
-              <w:rPr>
-                <w:rFonts w:ascii="微軟正黑體" w:cs="微軟正黑體" w:eastAsia="微軟正黑體" w:hAnsi="微軟正黑體"/>
-                <w:color w:val="1B1B1B"/>
-                <w:sz w:val="20"/>
-                <w:szCs w:val="20"/>
-              </w:rPr>
-              <w:t xml:space="preserve">③ 看久一點：把連續好幾次掃描疊起來，再用追蹤把一閃一閃的點串成一條線。</w:t>
-            </w:r>
-          </w:p>
-          <w:p>
-            <w:pPr>
-              <w:spacing w:after="80" w:line="310"/>
-            </w:pPr>
-            <w:r>
-              <w:rPr>
-                <w:rFonts w:ascii="微軟正黑體" w:cs="微軟正黑體" w:eastAsia="微軟正黑體" w:hAnsi="微軟正黑體"/>
-                <w:color w:val="1B1B1B"/>
-                <w:sz w:val="20"/>
-                <w:szCs w:val="20"/>
-              </w:rPr>
-              <w:t xml:space="preserve">④ 跟相機（或熱像）合起來：雷達給距離和速度，相機認出那是人。這是量產車最常見的做法。</w:t>
-            </w:r>
-          </w:p>
-          <w:p>
-            <w:pPr>
-              <w:spacing w:after="0" w:line="310"/>
-            </w:pPr>
-            <w:r>
-              <w:rPr>
-                <w:rFonts w:ascii="微軟正黑體" w:cs="微軟正黑體" w:eastAsia="微軟正黑體" w:hAnsi="微軟正黑體"/>
-                <w:color w:val="1B1B1B"/>
-                <w:sz w:val="20"/>
-                <w:szCs w:val="20"/>
-              </w:rPr>
-              <w:t xml:space="preserve">2022 年荷蘭的 View-of-Delft 資料集用新一代 4D 雷達：車子正前方的行人大約一半找得到，比 ARS 408 好，但行人仍是最難找的一類；加上相機，分數再往上。</w:t>
-            </w:r>
-          </w:p>
-        </w:tc>
-      </w:tr>
-    </w:tbl>
-    <w:p>
-      <w:pPr>
-        <w:pStyle w:val="Heading1"/>
-        <w:keepNext/>
-        <w:pageBreakBefore/>
-        <w:spacing w:after="240" w:before="160"/>
-      </w:pPr>
-      <w:r>
-        <w:rPr>
-          <w:rFonts w:ascii="微軟正黑體" w:cs="微軟正黑體" w:eastAsia="微軟正黑體" w:hAnsi="微軟正黑體"/>
-          <w:b/>
-          <w:bCs/>
-          <w:color w:val="24405C"/>
-          <w:sz w:val="30"/>
-          <w:szCs w:val="30"/>
-        </w:rPr>
-        <w:t xml:space="preserve">3.9　感測器融合：每一顆都會壞，怎麼合起來</w:t>
-      </w:r>
-    </w:p>
-    <w:p>
-      <w:pPr>
-        <w:pStyle w:val="Heading2"/>
-        <w:keepNext/>
-        <w:spacing w:after="130" w:before="300"/>
-      </w:pPr>
-      <w:r>
-        <w:rPr>
-          <w:rFonts w:ascii="微軟正黑體" w:cs="微軟正黑體" w:eastAsia="微軟正黑體" w:hAnsi="微軟正黑體"/>
-          <w:b/>
-          <w:bCs/>
-          <w:color w:val="24405C"/>
-          <w:sz w:val="24"/>
-          <w:szCs w:val="24"/>
-        </w:rPr>
-        <w:t xml:space="preserve">兩顆說的不一樣，要聽誰的？</w:t>
-      </w:r>
-    </w:p>
     <w:p>
       <w:pPr>
         <w:keepNext/>
@@ -5465,7 +5309,7 @@
       <w:r>
         <w:drawing>
           <wp:inline distT="0" distB="0" distL="0" distR="0">
-            <wp:extent cx="4000500" cy="2667000"/>
+            <wp:extent cx="5334000" cy="2000250"/>
             <wp:effectExtent t="0" r="0" b="0" l="0"/>
             <wp:docPr id="1" name="" descr="" title=""/>
             <wp:cNvGraphicFramePr>
@@ -5490,7 +5334,7 @@
                   <pic:spPr bwMode="auto">
                     <a:xfrm>
                       <a:off x="0" y="0"/>
-                      <a:ext cx="4000500" cy="2667000"/>
+                      <a:ext cx="5334000" cy="2000250"/>
                     </a:xfrm>
                     <a:prstGeom prst="rect">
                       <a:avLst/>
@@ -5517,23 +5361,145 @@
           <w:sz w:val="19"/>
           <w:szCs w:val="19"/>
         </w:rPr>
-        <w:t xml:space="preserve">課程自製示意動圖（高度放大畫）：雷達打到 60 公尺外頭頂的路牌，或路牌下停著的車，地圖上的點一模一樣。</w:t>
-      </w:r>
-    </w:p>
-    <w:p>
-      <w:pPr>
-        <w:widowControl/>
-        <w:spacing w:after="100" w:before="0" w:line="312"/>
-        <w:ind w:left="0" w:firstLine="0"/>
-      </w:pPr>
-      <w:r>
-        <w:rPr>
-          <w:rFonts w:ascii="微軟正黑體" w:cs="微軟正黑體" w:eastAsia="微軟正黑體" w:hAnsi="微軟正黑體"/>
-          <w:color w:val="1B1B1B"/>
-          <w:sz w:val="22"/>
-          <w:szCs w:val="22"/>
-        </w:rPr>
-        <w:t xml:space="preserve">雷達說：前方 60 公尺有東西。相機說：沒有車。聽雷達，可能為了一塊頭頂的路牌急煞（幽靈煞車）；聽相機，可能撞上一台它沒認出來的停著的車。融合沒有永遠對的答案，它是在選哪一種代價比較承受得起。</w:t>
+        <w:t xml:space="preserve">上面那一格是挑出來、七個人剛好全部漏掉的瞬間（橘框）。同一群人前後 15 秒：每一格 0.5 秒，綠色＝那個人身上有雷達點。184 次裡 55 次有點（三成），7 個人都被抓到過，每次只有一兩個點。　資料：nuScenes（Motional），CC BY-NC-SA 4.0</w:t>
+      </w:r>
+    </w:p>
+    <w:tbl>
+      <w:tblPr>
+        <w:tblW w:type="dxa" w:w="9360"/>
+        <w:tblBorders>
+          <w:top w:val="single" w:color="A8B2BA" w:sz="6"/>
+          <w:left w:val="none"/>
+          <w:bottom w:val="single" w:color="A8B2BA" w:sz="6"/>
+          <w:right w:val="none"/>
+          <w:insideH w:val="none"/>
+          <w:insideV w:val="none"/>
+        </w:tblBorders>
+      </w:tblPr>
+      <w:tblGrid>
+        <w:gridCol w:w="9360"/>
+      </w:tblGrid>
+      <w:tr>
+        <w:trPr>
+          <w:cantSplit/>
+        </w:trPr>
+        <w:tc>
+          <w:tcPr>
+            <w:tcW w:type="dxa" w:w="9360"/>
+            <w:shd w:fill="F6F8F9" w:color="auto" w:val="clear"/>
+            <w:tcMar>
+              <w:top w:type="dxa" w:w="140"/>
+              <w:left w:type="dxa" w:w="200"/>
+              <w:bottom w:type="dxa" w:w="140"/>
+              <w:right w:type="dxa" w:w="180"/>
+            </w:tcMar>
+          </w:tcPr>
+          <w:p>
+            <w:pPr>
+              <w:spacing w:after="90" w:line="300"/>
+            </w:pPr>
+            <w:r>
+              <w:rPr>
+                <w:rFonts w:ascii="微軟正黑體" w:cs="微軟正黑體" w:eastAsia="微軟正黑體" w:hAnsi="微軟正黑體"/>
+                <w:b/>
+                <w:bCs/>
+                <w:color w:val="24405C"/>
+                <w:sz w:val="20"/>
+                <w:szCs w:val="20"/>
+              </w:rPr>
+              <w:t xml:space="preserve">新一代雷達怎麼看人</w:t>
+            </w:r>
+          </w:p>
+          <w:p>
+            <w:pPr>
+              <w:spacing w:after="80" w:line="310"/>
+            </w:pPr>
+            <w:r>
+              <w:rPr>
+                <w:rFonts w:ascii="微軟正黑體" w:cs="微軟正黑體" w:eastAsia="微軟正黑體" w:hAnsi="微軟正黑體"/>
+                <w:color w:val="1B1B1B"/>
+                <w:sz w:val="20"/>
+                <w:szCs w:val="20"/>
+              </w:rPr>
+              <w:t xml:space="preserve">① 4D：天線多（ARS 408 的 24 個 → ARS 548 的 192 個）、角度分得細，還量得出高度，一個人身上分得到好幾個點。</w:t>
+            </w:r>
+          </w:p>
+          <w:p>
+            <w:pPr>
+              <w:spacing w:after="80" w:line="310"/>
+            </w:pPr>
+            <w:r>
+              <w:rPr>
+                <w:rFonts w:ascii="微軟正黑體" w:cs="微軟正黑體" w:eastAsia="微軟正黑體" w:hAnsi="微軟正黑體"/>
+                <w:color w:val="1B1B1B"/>
+                <w:sz w:val="20"/>
+                <w:szCs w:val="20"/>
+              </w:rPr>
+              <w:t xml:space="preserve">② 微都卜勒：電線桿整根同一個速度；人走路時手腳一前一後擺，同一個目標裡有好幾種速度，可以用來分辨行人。</w:t>
+            </w:r>
+          </w:p>
+          <w:p>
+            <w:pPr>
+              <w:spacing w:after="80" w:line="310"/>
+            </w:pPr>
+            <w:r>
+              <w:rPr>
+                <w:rFonts w:ascii="微軟正黑體" w:cs="微軟正黑體" w:eastAsia="微軟正黑體" w:hAnsi="微軟正黑體"/>
+                <w:color w:val="1B1B1B"/>
+                <w:sz w:val="20"/>
+                <w:szCs w:val="20"/>
+              </w:rPr>
+              <w:t xml:space="preserve">③ 看久一點：把連續好幾次掃描疊起來，再用追蹤把一閃一閃的點串成一條線。</w:t>
+            </w:r>
+          </w:p>
+          <w:p>
+            <w:pPr>
+              <w:spacing w:after="80" w:line="310"/>
+            </w:pPr>
+            <w:r>
+              <w:rPr>
+                <w:rFonts w:ascii="微軟正黑體" w:cs="微軟正黑體" w:eastAsia="微軟正黑體" w:hAnsi="微軟正黑體"/>
+                <w:color w:val="1B1B1B"/>
+                <w:sz w:val="20"/>
+                <w:szCs w:val="20"/>
+              </w:rPr>
+              <w:t xml:space="preserve">④ 跟相機（或熱像）合起來：雷達給距離和速度，相機認出那是人。這是量產車最常見的做法。</w:t>
+            </w:r>
+          </w:p>
+          <w:p>
+            <w:pPr>
+              <w:spacing w:after="0" w:line="310"/>
+            </w:pPr>
+            <w:r>
+              <w:rPr>
+                <w:rFonts w:ascii="微軟正黑體" w:cs="微軟正黑體" w:eastAsia="微軟正黑體" w:hAnsi="微軟正黑體"/>
+                <w:color w:val="1B1B1B"/>
+                <w:sz w:val="20"/>
+                <w:szCs w:val="20"/>
+              </w:rPr>
+              <w:t xml:space="preserve">2022 年荷蘭的 View-of-Delft 資料集用新一代 4D 雷達：車子正前方的行人大約一半找得到，比 ARS 408 好，但行人仍是最難找的一類；加上相機，分數再往上。</w:t>
+            </w:r>
+          </w:p>
+        </w:tc>
+      </w:tr>
+    </w:tbl>
+    <w:p>
+      <w:pPr>
+        <w:pStyle w:val="Heading1"/>
+        <w:keepNext/>
+        <w:pageBreakBefore/>
+        <w:spacing w:after="240" w:before="160"/>
+      </w:pPr>
+      <w:r>
+        <w:rPr>
+          <w:rFonts w:ascii="微軟正黑體" w:cs="微軟正黑體" w:eastAsia="微軟正黑體" w:hAnsi="微軟正黑體"/>
+          <w:b/>
+          <w:bCs/>
+          <w:color w:val="24405C"/>
+          <w:sz w:val="30"/>
+          <w:szCs w:val="30"/>
+        </w:rPr>
+        <w:t xml:space="preserve">3.9　感測器融合：每一顆都會壞，怎麼合起來</w:t>
       </w:r>
     </w:p>
     <w:p>
@@ -5551,330 +5517,7 @@
           <w:sz w:val="24"/>
           <w:szCs w:val="24"/>
         </w:rPr>
-        <w:t xml:space="preserve">合起來的兩個好處</w:t>
-      </w:r>
-    </w:p>
-    <w:tbl>
-      <w:tblPr>
-        <w:tblW w:type="dxa" w:w="9360"/>
-        <w:tblBorders>
-          <w:top w:val="single" w:color="8A949C" w:sz="8"/>
-          <w:left w:val="none"/>
-          <w:bottom w:val="single" w:color="8A949C" w:sz="8"/>
-          <w:right w:val="none"/>
-          <w:insideH w:val="single" w:color="BFC7CE" w:sz="2"/>
-          <w:insideV w:val="none"/>
-        </w:tblBorders>
-      </w:tblPr>
-      <w:tblGrid>
-        <w:gridCol w:w="1800"/>
-        <w:gridCol w:w="4000"/>
-        <w:gridCol w:w="3560"/>
-      </w:tblGrid>
-      <w:tr>
-        <w:trPr>
-          <w:cantSplit/>
-          <w:tblHeader/>
-        </w:trPr>
-        <w:tc>
-          <w:tcPr>
-            <w:tcW w:type="dxa" w:w="1800"/>
-            <w:shd w:fill="EDF0F3" w:color="auto" w:val="clear"/>
-            <w:tcMar>
-              <w:top w:type="dxa" w:w="60"/>
-              <w:left w:type="dxa" w:w="95"/>
-              <w:bottom w:type="dxa" w:w="60"/>
-              <w:right w:type="dxa" w:w="95"/>
-            </w:tcMar>
-            <w:vAlign w:val="center"/>
-          </w:tcPr>
-          <w:p>
-            <w:pPr>
-              <w:spacing w:after="0" w:line="265"/>
-            </w:pPr>
-            <w:r>
-              <w:rPr>
-                <w:rFonts w:ascii="微軟正黑體" w:cs="微軟正黑體" w:eastAsia="微軟正黑體" w:hAnsi="微軟正黑體"/>
-                <w:b/>
-                <w:bCs/>
-                <w:color w:val="1B1B1B"/>
-                <w:sz w:val="18"/>
-                <w:szCs w:val="18"/>
-              </w:rPr>
-              <w:t xml:space="preserve">好處</w:t>
-            </w:r>
-          </w:p>
-        </w:tc>
-        <w:tc>
-          <w:tcPr>
-            <w:tcW w:type="dxa" w:w="4000"/>
-            <w:shd w:fill="EDF0F3" w:color="auto" w:val="clear"/>
-            <w:tcMar>
-              <w:top w:type="dxa" w:w="60"/>
-              <w:left w:type="dxa" w:w="95"/>
-              <w:bottom w:type="dxa" w:w="60"/>
-              <w:right w:type="dxa" w:w="95"/>
-            </w:tcMar>
-            <w:vAlign w:val="center"/>
-          </w:tcPr>
-          <w:p>
-            <w:pPr>
-              <w:spacing w:after="0" w:line="265"/>
-            </w:pPr>
-            <w:r>
-              <w:rPr>
-                <w:rFonts w:ascii="微軟正黑體" w:cs="微軟正黑體" w:eastAsia="微軟正黑體" w:hAnsi="微軟正黑體"/>
-                <w:b/>
-                <w:bCs/>
-                <w:color w:val="1B1B1B"/>
-                <w:sz w:val="18"/>
-                <w:szCs w:val="18"/>
-              </w:rPr>
-              <w:t xml:space="preserve">意思</w:t>
-            </w:r>
-          </w:p>
-        </w:tc>
-        <w:tc>
-          <w:tcPr>
-            <w:tcW w:type="dxa" w:w="3560"/>
-            <w:shd w:fill="EDF0F3" w:color="auto" w:val="clear"/>
-            <w:tcMar>
-              <w:top w:type="dxa" w:w="60"/>
-              <w:left w:type="dxa" w:w="95"/>
-              <w:bottom w:type="dxa" w:w="60"/>
-              <w:right w:type="dxa" w:w="95"/>
-            </w:tcMar>
-            <w:vAlign w:val="center"/>
-          </w:tcPr>
-          <w:p>
-            <w:pPr>
-              <w:spacing w:after="0" w:line="265"/>
-            </w:pPr>
-            <w:r>
-              <w:rPr>
-                <w:rFonts w:ascii="微軟正黑體" w:cs="微軟正黑體" w:eastAsia="微軟正黑體" w:hAnsi="微軟正黑體"/>
-                <w:b/>
-                <w:bCs/>
-                <w:color w:val="1B1B1B"/>
-                <w:sz w:val="18"/>
-                <w:szCs w:val="18"/>
-              </w:rPr>
-              <w:t xml:space="preserve">例子</w:t>
-            </w:r>
-          </w:p>
-        </w:tc>
-      </w:tr>
-      <w:tr>
-        <w:trPr>
-          <w:cantSplit/>
-          <w:tblHeader w:val="false"/>
-        </w:trPr>
-        <w:tc>
-          <w:tcPr>
-            <w:tcW w:type="dxa" w:w="1800"/>
-            <w:tcMar>
-              <w:top w:type="dxa" w:w="60"/>
-              <w:left w:type="dxa" w:w="95"/>
-              <w:bottom w:type="dxa" w:w="60"/>
-              <w:right w:type="dxa" w:w="95"/>
-            </w:tcMar>
-            <w:vAlign w:val="center"/>
-          </w:tcPr>
-          <w:p>
-            <w:pPr>
-              <w:spacing w:after="0" w:line="265"/>
-            </w:pPr>
-            <w:r>
-              <w:rPr>
-                <w:rFonts w:ascii="微軟正黑體" w:cs="微軟正黑體" w:eastAsia="微軟正黑體" w:hAnsi="微軟正黑體"/>
-                <w:b w:val="false"/>
-                <w:bCs w:val="false"/>
-                <w:color w:val="1B1B1B"/>
-                <w:sz w:val="18"/>
-                <w:szCs w:val="18"/>
-              </w:rPr>
-              <w:t xml:space="preserve">互補</w:t>
-            </w:r>
-          </w:p>
-        </w:tc>
-        <w:tc>
-          <w:tcPr>
-            <w:tcW w:type="dxa" w:w="4000"/>
-            <w:tcMar>
-              <w:top w:type="dxa" w:w="60"/>
-              <w:left w:type="dxa" w:w="95"/>
-              <w:bottom w:type="dxa" w:w="60"/>
-              <w:right w:type="dxa" w:w="95"/>
-            </w:tcMar>
-            <w:vAlign w:val="center"/>
-          </w:tcPr>
-          <w:p>
-            <w:pPr>
-              <w:spacing w:after="0" w:line="265"/>
-            </w:pPr>
-            <w:r>
-              <w:rPr>
-                <w:rFonts w:ascii="微軟正黑體" w:cs="微軟正黑體" w:eastAsia="微軟正黑體" w:hAnsi="微軟正黑體"/>
-                <w:b w:val="false"/>
-                <w:bCs w:val="false"/>
-                <w:color w:val="1B1B1B"/>
-                <w:sz w:val="18"/>
-                <w:szCs w:val="18"/>
-              </w:rPr>
-              <w:t xml:space="preserve">每一顆給不同的資訊，合起來才是完整的一句話。</w:t>
-            </w:r>
-          </w:p>
-        </w:tc>
-        <w:tc>
-          <w:tcPr>
-            <w:tcW w:type="dxa" w:w="3560"/>
-            <w:tcMar>
-              <w:top w:type="dxa" w:w="60"/>
-              <w:left w:type="dxa" w:w="95"/>
-              <w:bottom w:type="dxa" w:w="60"/>
-              <w:right w:type="dxa" w:w="95"/>
-            </w:tcMar>
-            <w:vAlign w:val="center"/>
-          </w:tcPr>
-          <w:p>
-            <w:pPr>
-              <w:spacing w:after="0" w:line="265"/>
-            </w:pPr>
-            <w:r>
-              <w:rPr>
-                <w:rFonts w:ascii="微軟正黑體" w:cs="微軟正黑體" w:eastAsia="微軟正黑體" w:hAnsi="微軟正黑體"/>
-                <w:b w:val="false"/>
-                <w:bCs w:val="false"/>
-                <w:color w:val="1B1B1B"/>
-                <w:sz w:val="18"/>
-                <w:szCs w:val="18"/>
-              </w:rPr>
-              <w:t xml:space="preserve">相機：機車；光達：30 公尺；雷達：時速 20 接近中</w:t>
-            </w:r>
-          </w:p>
-        </w:tc>
-      </w:tr>
-      <w:tr>
-        <w:trPr>
-          <w:cantSplit/>
-          <w:tblHeader w:val="false"/>
-        </w:trPr>
-        <w:tc>
-          <w:tcPr>
-            <w:tcW w:type="dxa" w:w="1800"/>
-            <w:tcMar>
-              <w:top w:type="dxa" w:w="60"/>
-              <w:left w:type="dxa" w:w="95"/>
-              <w:bottom w:type="dxa" w:w="60"/>
-              <w:right w:type="dxa" w:w="95"/>
-            </w:tcMar>
-            <w:vAlign w:val="center"/>
-          </w:tcPr>
-          <w:p>
-            <w:pPr>
-              <w:spacing w:after="0" w:line="265"/>
-            </w:pPr>
-            <w:r>
-              <w:rPr>
-                <w:rFonts w:ascii="微軟正黑體" w:cs="微軟正黑體" w:eastAsia="微軟正黑體" w:hAnsi="微軟正黑體"/>
-                <w:b w:val="false"/>
-                <w:bCs w:val="false"/>
-                <w:color w:val="1B1B1B"/>
-                <w:sz w:val="18"/>
-                <w:szCs w:val="18"/>
-              </w:rPr>
-              <w:t xml:space="preserve">備援</w:t>
-            </w:r>
-          </w:p>
-        </w:tc>
-        <w:tc>
-          <w:tcPr>
-            <w:tcW w:type="dxa" w:w="4000"/>
-            <w:tcMar>
-              <w:top w:type="dxa" w:w="60"/>
-              <w:left w:type="dxa" w:w="95"/>
-              <w:bottom w:type="dxa" w:w="60"/>
-              <w:right w:type="dxa" w:w="95"/>
-            </w:tcMar>
-            <w:vAlign w:val="center"/>
-          </w:tcPr>
-          <w:p>
-            <w:pPr>
-              <w:spacing w:after="0" w:line="265"/>
-            </w:pPr>
-            <w:r>
-              <w:rPr>
-                <w:rFonts w:ascii="微軟正黑體" w:cs="微軟正黑體" w:eastAsia="微軟正黑體" w:hAnsi="微軟正黑體"/>
-                <w:b w:val="false"/>
-                <w:bCs w:val="false"/>
-                <w:color w:val="1B1B1B"/>
-                <w:sz w:val="18"/>
-                <w:szCs w:val="18"/>
-              </w:rPr>
-              <w:t xml:space="preserve">同一件事量兩次；一顆壞了另一顆頂上，說法不同就知道有一顆在出錯。</w:t>
-            </w:r>
-          </w:p>
-        </w:tc>
-        <w:tc>
-          <w:tcPr>
-            <w:tcW w:type="dxa" w:w="3560"/>
-            <w:tcMar>
-              <w:top w:type="dxa" w:w="60"/>
-              <w:left w:type="dxa" w:w="95"/>
-              <w:bottom w:type="dxa" w:w="60"/>
-              <w:right w:type="dxa" w:w="95"/>
-            </w:tcMar>
-            <w:vAlign w:val="center"/>
-          </w:tcPr>
-          <w:p>
-            <w:pPr>
-              <w:spacing w:after="0" w:line="265"/>
-            </w:pPr>
-            <w:r>
-              <w:rPr>
-                <w:rFonts w:ascii="微軟正黑體" w:cs="微軟正黑體" w:eastAsia="微軟正黑體" w:hAnsi="微軟正黑體"/>
-                <w:b w:val="false"/>
-                <w:bCs w:val="false"/>
-                <w:color w:val="1B1B1B"/>
-                <w:sz w:val="18"/>
-                <w:szCs w:val="18"/>
-              </w:rPr>
-              <w:t xml:space="preserve">大雨相機糊了，雷達照樣量「前面有東西」</w:t>
-            </w:r>
-          </w:p>
-        </w:tc>
-      </w:tr>
-    </w:tbl>
-    <w:p>
-      <w:pPr>
-        <w:spacing w:after="0"/>
-      </w:pPr>
-      <w:r>
-        <w:rPr>
-          <w:rFonts w:ascii="微軟正黑體" w:cs="微軟正黑體" w:eastAsia="微軟正黑體" w:hAnsi="微軟正黑體"/>
-          <w:color w:val="1B1B1B"/>
-          <w:sz w:val="22"/>
-          <w:szCs w:val="22"/>
-        </w:rPr>
-        <w:t xml:space="preserve"/>
-      </w:r>
-    </w:p>
-    <w:p>
-      <w:pPr>
-        <w:pStyle w:val="Heading2"/>
-        <w:keepNext/>
-        <w:spacing w:after="130" w:before="300"/>
-      </w:pPr>
-      <w:r>
-        <w:rPr>
-          <w:rFonts w:ascii="微軟正黑體" w:cs="微軟正黑體" w:eastAsia="微軟正黑體" w:hAnsi="微軟正黑體"/>
-          <w:b/>
-          <w:bCs/>
-          <w:color w:val="24405C"/>
-          <w:sz w:val="24"/>
-          <w:szCs w:val="24"/>
-        </w:rPr>
-        <w:t xml:space="preserve">前提一：對齊空間（標定）</w:t>
+        <w:t xml:space="preserve">兩顆說的不一樣，要聽誰的？</w:t>
       </w:r>
     </w:p>
     <w:p>
@@ -5886,7 +5529,7 @@
       <w:r>
         <w:drawing>
           <wp:inline distT="0" distB="0" distL="0" distR="0">
-            <wp:extent cx="5905500" cy="1371600"/>
+            <wp:extent cx="4000500" cy="2667000"/>
             <wp:effectExtent t="0" r="0" b="0" l="0"/>
             <wp:docPr id="1" name="" descr="" title=""/>
             <wp:cNvGraphicFramePr>
@@ -5911,7 +5554,7 @@
                   <pic:spPr bwMode="auto">
                     <a:xfrm>
                       <a:off x="0" y="0"/>
-                      <a:ext cx="5905500" cy="1371600"/>
+                      <a:ext cx="4000500" cy="2667000"/>
                     </a:xfrm>
                     <a:prstGeom prst="rect">
                       <a:avLst/>
@@ -5938,7 +5581,7 @@
           <w:sz w:val="19"/>
           <w:szCs w:val="19"/>
         </w:rPr>
-        <w:t xml:space="preserve">同一格資料把光達點投到相機上。左：標定正確，近處的橘色點剛好蓋在廂型車上；右：故意把光達多轉 4 度，點整片滑到旁邊。scene-0061。　資料：nuScenes（Motional），CC BY-NC-SA 4.0</w:t>
+        <w:t xml:space="preserve">課程自製示意動圖（高度放大畫）：雷達打到 60 公尺外頭頂的路牌，或路牌下停著的車，地圖上的點一模一樣。</w:t>
       </w:r>
     </w:p>
     <w:p>
@@ -5954,147 +5597,7 @@
           <w:sz w:val="22"/>
           <w:szCs w:val="22"/>
         </w:rPr>
-        <w:t xml:space="preserve">教室裡三個同學坐在不同位置、臉朝不同方向，各自說「垃圾桶在我右前方兩公尺」。要先知道每個人坐哪、臉朝哪，才能把三句話畫在同一張教室平面圖上。車上也一樣：每一顆感測器都用自己的位置說話，要先知道它</w:t>
-      </w:r>
-      <w:r>
-        <w:rPr>
-          <w:rFonts w:ascii="微軟正黑體" w:cs="微軟正黑體" w:eastAsia="微軟正黑體" w:hAnsi="微軟正黑體"/>
-          <w:b/>
-          <w:bCs/>
-          <w:color w:val="24405C"/>
-          <w:sz w:val="22"/>
-          <w:szCs w:val="22"/>
-        </w:rPr>
-        <w:t xml:space="preserve">裝在車身的哪裡、朝哪個方向</w:t>
-      </w:r>
-      <w:r>
-        <w:rPr>
-          <w:rFonts w:ascii="微軟正黑體" w:cs="微軟正黑體" w:eastAsia="微軟正黑體" w:hAnsi="微軟正黑體"/>
-          <w:color w:val="1B1B1B"/>
-          <w:sz w:val="22"/>
-          <w:szCs w:val="22"/>
-        </w:rPr>
-        <w:t xml:space="preserve">，這組數字叫</w:t>
-      </w:r>
-      <w:r>
-        <w:rPr>
-          <w:rFonts w:ascii="微軟正黑體" w:cs="微軟正黑體" w:eastAsia="微軟正黑體" w:hAnsi="微軟正黑體"/>
-          <w:b/>
-          <w:bCs/>
-          <w:color w:val="24405C"/>
-          <w:sz w:val="22"/>
-          <w:szCs w:val="22"/>
-        </w:rPr>
-        <w:t xml:space="preserve">外參</w:t>
-      </w:r>
-      <w:r>
-        <w:rPr>
-          <w:rFonts w:ascii="微軟正黑體" w:cs="微軟正黑體" w:eastAsia="微軟正黑體" w:hAnsi="微軟正黑體"/>
-          <w:color w:val="1B1B1B"/>
-          <w:sz w:val="22"/>
-          <w:szCs w:val="22"/>
-        </w:rPr>
-        <w:t xml:space="preserve">，量它的工作叫</w:t>
-      </w:r>
-      <w:r>
-        <w:rPr>
-          <w:rFonts w:ascii="微軟正黑體" w:cs="微軟正黑體" w:eastAsia="微軟正黑體" w:hAnsi="微軟正黑體"/>
-          <w:b/>
-          <w:bCs/>
-          <w:color w:val="24405C"/>
-          <w:sz w:val="22"/>
-          <w:szCs w:val="22"/>
-        </w:rPr>
-        <w:t xml:space="preserve">標定</w:t>
-      </w:r>
-      <w:r>
-        <w:rPr>
-          <w:rFonts w:ascii="微軟正黑體" w:cs="微軟正黑體" w:eastAsia="微軟正黑體" w:hAnsi="微軟正黑體"/>
-          <w:color w:val="1B1B1B"/>
-          <w:sz w:val="22"/>
-          <w:szCs w:val="22"/>
-        </w:rPr>
-        <w:t xml:space="preserve">。</w:t>
-      </w:r>
-    </w:p>
-    <w:p>
-      <w:pPr>
-        <w:pStyle w:val="ListParagraph"/>
-        <w:widowControl/>
-        <w:numPr>
-          <w:ilvl w:val="0"/>
-          <w:numId w:val="2"/>
-        </w:numPr>
-        <w:spacing w:after="80" w:line="320"/>
-      </w:pPr>
-      <w:r>
-        <w:rPr>
-          <w:rFonts w:ascii="微軟正黑體" w:cs="微軟正黑體" w:eastAsia="微軟正黑體" w:hAnsi="微軟正黑體"/>
-          <w:color w:val="1B1B1B"/>
-          <w:sz w:val="22"/>
-          <w:szCs w:val="22"/>
-        </w:rPr>
-        <w:t xml:space="preserve">外參是每一顆六個數字：位置三個（往前、往左、離地多高），方向三個（左右轉、上下仰、有沒有歪）。</w:t>
-      </w:r>
-    </w:p>
-    <w:p>
-      <w:pPr>
-        <w:pStyle w:val="ListParagraph"/>
-        <w:widowControl/>
-        <w:numPr>
-          <w:ilvl w:val="0"/>
-          <w:numId w:val="2"/>
-        </w:numPr>
-        <w:spacing w:after="80" w:line="320"/>
-      </w:pPr>
-      <w:r>
-        <w:rPr>
-          <w:rFonts w:ascii="微軟正黑體" w:cs="微軟正黑體" w:eastAsia="微軟正黑體" w:hAnsi="微軟正黑體"/>
-          <w:color w:val="1B1B1B"/>
-          <w:sz w:val="22"/>
-          <w:szCs w:val="22"/>
-        </w:rPr>
-        <w:t xml:space="preserve">nuScenes 的真實數字：前方相機在後輪軸往前 1.7 m、離地 1.5 m；光達往前 0.9 m、離地 1.8 m；前雷達往前 3.4 m、離地 0.5 m；左前角雷達往前 2.4 m、往左 0.8 m，朝左邊裝。</w:t>
-      </w:r>
-    </w:p>
-    <w:p>
-      <w:pPr>
-        <w:pStyle w:val="ListParagraph"/>
-        <w:widowControl/>
-        <w:numPr>
-          <w:ilvl w:val="0"/>
-          <w:numId w:val="2"/>
-        </w:numPr>
-        <w:spacing w:after="80" w:line="320"/>
-      </w:pPr>
-      <w:r>
-        <w:rPr>
-          <w:rFonts w:ascii="微軟正黑體" w:cs="微軟正黑體" w:eastAsia="微軟正黑體" w:hAnsi="微軟正黑體"/>
-          <w:color w:val="1B1B1B"/>
-          <w:sz w:val="22"/>
-          <w:szCs w:val="22"/>
-        </w:rPr>
-        <w:t xml:space="preserve">方向特別要緊：這顆光達自己的「正前方」其實朝車子右邊裝，轉了 90 度；不知道的話，它說「正前方 10 公尺有車」，其實車在右邊。</w:t>
-      </w:r>
-    </w:p>
-    <w:p>
-      <w:pPr>
-        <w:pStyle w:val="ListParagraph"/>
-        <w:widowControl/>
-        <w:numPr>
-          <w:ilvl w:val="0"/>
-          <w:numId w:val="2"/>
-        </w:numPr>
-        <w:spacing w:after="80" w:line="320"/>
-      </w:pPr>
-      <w:r>
-        <w:rPr>
-          <w:rFonts w:ascii="微軟正黑體" w:cs="微軟正黑體" w:eastAsia="微軟正黑體" w:hAnsi="微軟正黑體"/>
-          <w:color w:val="1B1B1B"/>
-          <w:sz w:val="22"/>
-          <w:szCs w:val="22"/>
-        </w:rPr>
-        <w:t xml:space="preserve">nuScenes 怎麼標定：光達用雷射水平儀量到原點；相機用三面都有圖案的立方體校正靶對光達；雷達開車上路，用路邊靜止的東西反推它裝歪幾度；相機內參用校正板。收資料期間大約每週更新兩次。</w:t>
+        <w:t xml:space="preserve">雷達說：前方 60 公尺有東西。相機說：沒有車。聽雷達，可能為了一塊頭頂的路牌急煞（幽靈煞車）；聽相機，可能撞上一台它沒認出來的停著的車。融合沒有永遠對的答案，它是在選哪一種代價比較承受得起。</w:t>
       </w:r>
     </w:p>
     <w:p>
@@ -6112,7 +5615,330 @@
           <w:sz w:val="24"/>
           <w:szCs w:val="24"/>
         </w:rPr>
-        <w:t xml:space="preserve">前提二：對齊時間（同步）</w:t>
+        <w:t xml:space="preserve">合起來的兩個好處</w:t>
+      </w:r>
+    </w:p>
+    <w:tbl>
+      <w:tblPr>
+        <w:tblW w:type="dxa" w:w="9360"/>
+        <w:tblBorders>
+          <w:top w:val="single" w:color="8A949C" w:sz="8"/>
+          <w:left w:val="none"/>
+          <w:bottom w:val="single" w:color="8A949C" w:sz="8"/>
+          <w:right w:val="none"/>
+          <w:insideH w:val="single" w:color="BFC7CE" w:sz="2"/>
+          <w:insideV w:val="none"/>
+        </w:tblBorders>
+      </w:tblPr>
+      <w:tblGrid>
+        <w:gridCol w:w="1800"/>
+        <w:gridCol w:w="4000"/>
+        <w:gridCol w:w="3560"/>
+      </w:tblGrid>
+      <w:tr>
+        <w:trPr>
+          <w:cantSplit/>
+          <w:tblHeader/>
+        </w:trPr>
+        <w:tc>
+          <w:tcPr>
+            <w:tcW w:type="dxa" w:w="1800"/>
+            <w:shd w:fill="EDF0F3" w:color="auto" w:val="clear"/>
+            <w:tcMar>
+              <w:top w:type="dxa" w:w="60"/>
+              <w:left w:type="dxa" w:w="95"/>
+              <w:bottom w:type="dxa" w:w="60"/>
+              <w:right w:type="dxa" w:w="95"/>
+            </w:tcMar>
+            <w:vAlign w:val="center"/>
+          </w:tcPr>
+          <w:p>
+            <w:pPr>
+              <w:spacing w:after="0" w:line="265"/>
+            </w:pPr>
+            <w:r>
+              <w:rPr>
+                <w:rFonts w:ascii="微軟正黑體" w:cs="微軟正黑體" w:eastAsia="微軟正黑體" w:hAnsi="微軟正黑體"/>
+                <w:b/>
+                <w:bCs/>
+                <w:color w:val="1B1B1B"/>
+                <w:sz w:val="18"/>
+                <w:szCs w:val="18"/>
+              </w:rPr>
+              <w:t xml:space="preserve">好處</w:t>
+            </w:r>
+          </w:p>
+        </w:tc>
+        <w:tc>
+          <w:tcPr>
+            <w:tcW w:type="dxa" w:w="4000"/>
+            <w:shd w:fill="EDF0F3" w:color="auto" w:val="clear"/>
+            <w:tcMar>
+              <w:top w:type="dxa" w:w="60"/>
+              <w:left w:type="dxa" w:w="95"/>
+              <w:bottom w:type="dxa" w:w="60"/>
+              <w:right w:type="dxa" w:w="95"/>
+            </w:tcMar>
+            <w:vAlign w:val="center"/>
+          </w:tcPr>
+          <w:p>
+            <w:pPr>
+              <w:spacing w:after="0" w:line="265"/>
+            </w:pPr>
+            <w:r>
+              <w:rPr>
+                <w:rFonts w:ascii="微軟正黑體" w:cs="微軟正黑體" w:eastAsia="微軟正黑體" w:hAnsi="微軟正黑體"/>
+                <w:b/>
+                <w:bCs/>
+                <w:color w:val="1B1B1B"/>
+                <w:sz w:val="18"/>
+                <w:szCs w:val="18"/>
+              </w:rPr>
+              <w:t xml:space="preserve">意思</w:t>
+            </w:r>
+          </w:p>
+        </w:tc>
+        <w:tc>
+          <w:tcPr>
+            <w:tcW w:type="dxa" w:w="3560"/>
+            <w:shd w:fill="EDF0F3" w:color="auto" w:val="clear"/>
+            <w:tcMar>
+              <w:top w:type="dxa" w:w="60"/>
+              <w:left w:type="dxa" w:w="95"/>
+              <w:bottom w:type="dxa" w:w="60"/>
+              <w:right w:type="dxa" w:w="95"/>
+            </w:tcMar>
+            <w:vAlign w:val="center"/>
+          </w:tcPr>
+          <w:p>
+            <w:pPr>
+              <w:spacing w:after="0" w:line="265"/>
+            </w:pPr>
+            <w:r>
+              <w:rPr>
+                <w:rFonts w:ascii="微軟正黑體" w:cs="微軟正黑體" w:eastAsia="微軟正黑體" w:hAnsi="微軟正黑體"/>
+                <w:b/>
+                <w:bCs/>
+                <w:color w:val="1B1B1B"/>
+                <w:sz w:val="18"/>
+                <w:szCs w:val="18"/>
+              </w:rPr>
+              <w:t xml:space="preserve">例子</w:t>
+            </w:r>
+          </w:p>
+        </w:tc>
+      </w:tr>
+      <w:tr>
+        <w:trPr>
+          <w:cantSplit/>
+          <w:tblHeader w:val="false"/>
+        </w:trPr>
+        <w:tc>
+          <w:tcPr>
+            <w:tcW w:type="dxa" w:w="1800"/>
+            <w:tcMar>
+              <w:top w:type="dxa" w:w="60"/>
+              <w:left w:type="dxa" w:w="95"/>
+              <w:bottom w:type="dxa" w:w="60"/>
+              <w:right w:type="dxa" w:w="95"/>
+            </w:tcMar>
+            <w:vAlign w:val="center"/>
+          </w:tcPr>
+          <w:p>
+            <w:pPr>
+              <w:spacing w:after="0" w:line="265"/>
+            </w:pPr>
+            <w:r>
+              <w:rPr>
+                <w:rFonts w:ascii="微軟正黑體" w:cs="微軟正黑體" w:eastAsia="微軟正黑體" w:hAnsi="微軟正黑體"/>
+                <w:b w:val="false"/>
+                <w:bCs w:val="false"/>
+                <w:color w:val="1B1B1B"/>
+                <w:sz w:val="18"/>
+                <w:szCs w:val="18"/>
+              </w:rPr>
+              <w:t xml:space="preserve">互補</w:t>
+            </w:r>
+          </w:p>
+        </w:tc>
+        <w:tc>
+          <w:tcPr>
+            <w:tcW w:type="dxa" w:w="4000"/>
+            <w:tcMar>
+              <w:top w:type="dxa" w:w="60"/>
+              <w:left w:type="dxa" w:w="95"/>
+              <w:bottom w:type="dxa" w:w="60"/>
+              <w:right w:type="dxa" w:w="95"/>
+            </w:tcMar>
+            <w:vAlign w:val="center"/>
+          </w:tcPr>
+          <w:p>
+            <w:pPr>
+              <w:spacing w:after="0" w:line="265"/>
+            </w:pPr>
+            <w:r>
+              <w:rPr>
+                <w:rFonts w:ascii="微軟正黑體" w:cs="微軟正黑體" w:eastAsia="微軟正黑體" w:hAnsi="微軟正黑體"/>
+                <w:b w:val="false"/>
+                <w:bCs w:val="false"/>
+                <w:color w:val="1B1B1B"/>
+                <w:sz w:val="18"/>
+                <w:szCs w:val="18"/>
+              </w:rPr>
+              <w:t xml:space="preserve">每一顆給不同的資訊，合起來才是完整的一句話。</w:t>
+            </w:r>
+          </w:p>
+        </w:tc>
+        <w:tc>
+          <w:tcPr>
+            <w:tcW w:type="dxa" w:w="3560"/>
+            <w:tcMar>
+              <w:top w:type="dxa" w:w="60"/>
+              <w:left w:type="dxa" w:w="95"/>
+              <w:bottom w:type="dxa" w:w="60"/>
+              <w:right w:type="dxa" w:w="95"/>
+            </w:tcMar>
+            <w:vAlign w:val="center"/>
+          </w:tcPr>
+          <w:p>
+            <w:pPr>
+              <w:spacing w:after="0" w:line="265"/>
+            </w:pPr>
+            <w:r>
+              <w:rPr>
+                <w:rFonts w:ascii="微軟正黑體" w:cs="微軟正黑體" w:eastAsia="微軟正黑體" w:hAnsi="微軟正黑體"/>
+                <w:b w:val="false"/>
+                <w:bCs w:val="false"/>
+                <w:color w:val="1B1B1B"/>
+                <w:sz w:val="18"/>
+                <w:szCs w:val="18"/>
+              </w:rPr>
+              <w:t xml:space="preserve">相機：機車；光達：30 公尺；雷達：時速 20 接近中</w:t>
+            </w:r>
+          </w:p>
+        </w:tc>
+      </w:tr>
+      <w:tr>
+        <w:trPr>
+          <w:cantSplit/>
+          <w:tblHeader w:val="false"/>
+        </w:trPr>
+        <w:tc>
+          <w:tcPr>
+            <w:tcW w:type="dxa" w:w="1800"/>
+            <w:tcMar>
+              <w:top w:type="dxa" w:w="60"/>
+              <w:left w:type="dxa" w:w="95"/>
+              <w:bottom w:type="dxa" w:w="60"/>
+              <w:right w:type="dxa" w:w="95"/>
+            </w:tcMar>
+            <w:vAlign w:val="center"/>
+          </w:tcPr>
+          <w:p>
+            <w:pPr>
+              <w:spacing w:after="0" w:line="265"/>
+            </w:pPr>
+            <w:r>
+              <w:rPr>
+                <w:rFonts w:ascii="微軟正黑體" w:cs="微軟正黑體" w:eastAsia="微軟正黑體" w:hAnsi="微軟正黑體"/>
+                <w:b w:val="false"/>
+                <w:bCs w:val="false"/>
+                <w:color w:val="1B1B1B"/>
+                <w:sz w:val="18"/>
+                <w:szCs w:val="18"/>
+              </w:rPr>
+              <w:t xml:space="preserve">備援</w:t>
+            </w:r>
+          </w:p>
+        </w:tc>
+        <w:tc>
+          <w:tcPr>
+            <w:tcW w:type="dxa" w:w="4000"/>
+            <w:tcMar>
+              <w:top w:type="dxa" w:w="60"/>
+              <w:left w:type="dxa" w:w="95"/>
+              <w:bottom w:type="dxa" w:w="60"/>
+              <w:right w:type="dxa" w:w="95"/>
+            </w:tcMar>
+            <w:vAlign w:val="center"/>
+          </w:tcPr>
+          <w:p>
+            <w:pPr>
+              <w:spacing w:after="0" w:line="265"/>
+            </w:pPr>
+            <w:r>
+              <w:rPr>
+                <w:rFonts w:ascii="微軟正黑體" w:cs="微軟正黑體" w:eastAsia="微軟正黑體" w:hAnsi="微軟正黑體"/>
+                <w:b w:val="false"/>
+                <w:bCs w:val="false"/>
+                <w:color w:val="1B1B1B"/>
+                <w:sz w:val="18"/>
+                <w:szCs w:val="18"/>
+              </w:rPr>
+              <w:t xml:space="preserve">同一件事量兩次；一顆壞了另一顆頂上，說法不同就知道有一顆在出錯。</w:t>
+            </w:r>
+          </w:p>
+        </w:tc>
+        <w:tc>
+          <w:tcPr>
+            <w:tcW w:type="dxa" w:w="3560"/>
+            <w:tcMar>
+              <w:top w:type="dxa" w:w="60"/>
+              <w:left w:type="dxa" w:w="95"/>
+              <w:bottom w:type="dxa" w:w="60"/>
+              <w:right w:type="dxa" w:w="95"/>
+            </w:tcMar>
+            <w:vAlign w:val="center"/>
+          </w:tcPr>
+          <w:p>
+            <w:pPr>
+              <w:spacing w:after="0" w:line="265"/>
+            </w:pPr>
+            <w:r>
+              <w:rPr>
+                <w:rFonts w:ascii="微軟正黑體" w:cs="微軟正黑體" w:eastAsia="微軟正黑體" w:hAnsi="微軟正黑體"/>
+                <w:b w:val="false"/>
+                <w:bCs w:val="false"/>
+                <w:color w:val="1B1B1B"/>
+                <w:sz w:val="18"/>
+                <w:szCs w:val="18"/>
+              </w:rPr>
+              <w:t xml:space="preserve">大雨相機糊了，雷達照樣量「前面有東西」</w:t>
+            </w:r>
+          </w:p>
+        </w:tc>
+      </w:tr>
+    </w:tbl>
+    <w:p>
+      <w:pPr>
+        <w:spacing w:after="0"/>
+      </w:pPr>
+      <w:r>
+        <w:rPr>
+          <w:rFonts w:ascii="微軟正黑體" w:cs="微軟正黑體" w:eastAsia="微軟正黑體" w:hAnsi="微軟正黑體"/>
+          <w:color w:val="1B1B1B"/>
+          <w:sz w:val="22"/>
+          <w:szCs w:val="22"/>
+        </w:rPr>
+        <w:t xml:space="preserve"/>
+      </w:r>
+    </w:p>
+    <w:p>
+      <w:pPr>
+        <w:pStyle w:val="Heading2"/>
+        <w:keepNext/>
+        <w:spacing w:after="130" w:before="300"/>
+      </w:pPr>
+      <w:r>
+        <w:rPr>
+          <w:rFonts w:ascii="微軟正黑體" w:cs="微軟正黑體" w:eastAsia="微軟正黑體" w:hAnsi="微軟正黑體"/>
+          <w:b/>
+          <w:bCs/>
+          <w:color w:val="24405C"/>
+          <w:sz w:val="24"/>
+          <w:szCs w:val="24"/>
+        </w:rPr>
+        <w:t xml:space="preserve">前提一：對齊空間（標定）</w:t>
       </w:r>
     </w:p>
     <w:p>
@@ -6124,7 +5950,7 @@
       <w:r>
         <w:drawing>
           <wp:inline distT="0" distB="0" distL="0" distR="0">
-            <wp:extent cx="5905500" cy="1390650"/>
+            <wp:extent cx="5905500" cy="1371600"/>
             <wp:effectExtent t="0" r="0" b="0" l="0"/>
             <wp:docPr id="1" name="" descr="" title=""/>
             <wp:cNvGraphicFramePr>
@@ -6149,7 +5975,7 @@
                   <pic:spPr bwMode="auto">
                     <a:xfrm>
                       <a:off x="0" y="0"/>
-                      <a:ext cx="5905500" cy="1390650"/>
+                      <a:ext cx="5905500" cy="1371600"/>
                     </a:xfrm>
                     <a:prstGeom prst="rect">
                       <a:avLst/>
@@ -6176,7 +6002,7 @@
           <w:sz w:val="19"/>
           <w:szCs w:val="19"/>
         </w:rPr>
-        <w:t xml:space="preserve">橫越路口的車，約時速 37。左：同步，光達點蓋在車上；右：光達改用早 0.2 秒的那一圈，車頭沒有點、車尾後面反而有點；路牌沒動，照樣對準。只畫離地 0.4–2 m 的點。scene-1100。　資料：nuScenes（Motional），CC BY-NC-SA 4.0</w:t>
+        <w:t xml:space="preserve">同一格資料把光達點投到相機上。左：標定正確，近處的橘色點剛好蓋在廂型車上；右：故意把光達多轉 4 度，點整片滑到旁邊。scene-0061。　資料：nuScenes（Motional），CC BY-NC-SA 4.0</w:t>
       </w:r>
     </w:p>
     <w:p>
@@ -6192,7 +6018,147 @@
           <w:sz w:val="22"/>
           <w:szCs w:val="22"/>
         </w:rPr>
-        <w:t xml:space="preserve">光達每秒 20 次、雷達 13 次、相機 12 次，每一顆拍的時刻都不一樣。就像兩個人拍同一台開過去的車，一個晚半秒按快門，疊起來車子就變兩台。時速 37，0.2 秒走 2 公尺。nuScenes 的做法：光達轉到某台相機視野正中間的那一刻，才觸發那台相機拍照。</w:t>
+        <w:t xml:space="preserve">教室裡三個同學坐在不同位置、臉朝不同方向，各自說「垃圾桶在我右前方兩公尺」。要先知道每個人坐哪、臉朝哪，才能把三句話畫在同一張教室平面圖上。車上也一樣：每一顆感測器都用自己的位置說話，要先知道它</w:t>
+      </w:r>
+      <w:r>
+        <w:rPr>
+          <w:rFonts w:ascii="微軟正黑體" w:cs="微軟正黑體" w:eastAsia="微軟正黑體" w:hAnsi="微軟正黑體"/>
+          <w:b/>
+          <w:bCs/>
+          <w:color w:val="24405C"/>
+          <w:sz w:val="22"/>
+          <w:szCs w:val="22"/>
+        </w:rPr>
+        <w:t xml:space="preserve">裝在車身的哪裡、朝哪個方向</w:t>
+      </w:r>
+      <w:r>
+        <w:rPr>
+          <w:rFonts w:ascii="微軟正黑體" w:cs="微軟正黑體" w:eastAsia="微軟正黑體" w:hAnsi="微軟正黑體"/>
+          <w:color w:val="1B1B1B"/>
+          <w:sz w:val="22"/>
+          <w:szCs w:val="22"/>
+        </w:rPr>
+        <w:t xml:space="preserve">，這組數字叫</w:t>
+      </w:r>
+      <w:r>
+        <w:rPr>
+          <w:rFonts w:ascii="微軟正黑體" w:cs="微軟正黑體" w:eastAsia="微軟正黑體" w:hAnsi="微軟正黑體"/>
+          <w:b/>
+          <w:bCs/>
+          <w:color w:val="24405C"/>
+          <w:sz w:val="22"/>
+          <w:szCs w:val="22"/>
+        </w:rPr>
+        <w:t xml:space="preserve">外參</w:t>
+      </w:r>
+      <w:r>
+        <w:rPr>
+          <w:rFonts w:ascii="微軟正黑體" w:cs="微軟正黑體" w:eastAsia="微軟正黑體" w:hAnsi="微軟正黑體"/>
+          <w:color w:val="1B1B1B"/>
+          <w:sz w:val="22"/>
+          <w:szCs w:val="22"/>
+        </w:rPr>
+        <w:t xml:space="preserve">，量它的工作叫</w:t>
+      </w:r>
+      <w:r>
+        <w:rPr>
+          <w:rFonts w:ascii="微軟正黑體" w:cs="微軟正黑體" w:eastAsia="微軟正黑體" w:hAnsi="微軟正黑體"/>
+          <w:b/>
+          <w:bCs/>
+          <w:color w:val="24405C"/>
+          <w:sz w:val="22"/>
+          <w:szCs w:val="22"/>
+        </w:rPr>
+        <w:t xml:space="preserve">標定</w:t>
+      </w:r>
+      <w:r>
+        <w:rPr>
+          <w:rFonts w:ascii="微軟正黑體" w:cs="微軟正黑體" w:eastAsia="微軟正黑體" w:hAnsi="微軟正黑體"/>
+          <w:color w:val="1B1B1B"/>
+          <w:sz w:val="22"/>
+          <w:szCs w:val="22"/>
+        </w:rPr>
+        <w:t xml:space="preserve">。</w:t>
+      </w:r>
+    </w:p>
+    <w:p>
+      <w:pPr>
+        <w:pStyle w:val="ListParagraph"/>
+        <w:widowControl/>
+        <w:numPr>
+          <w:ilvl w:val="0"/>
+          <w:numId w:val="2"/>
+        </w:numPr>
+        <w:spacing w:after="80" w:line="320"/>
+      </w:pPr>
+      <w:r>
+        <w:rPr>
+          <w:rFonts w:ascii="微軟正黑體" w:cs="微軟正黑體" w:eastAsia="微軟正黑體" w:hAnsi="微軟正黑體"/>
+          <w:color w:val="1B1B1B"/>
+          <w:sz w:val="22"/>
+          <w:szCs w:val="22"/>
+        </w:rPr>
+        <w:t xml:space="preserve">外參是每一顆六個數字：位置三個（往前、往左、離地多高），方向三個（左右轉、上下仰、有沒有歪）。</w:t>
+      </w:r>
+    </w:p>
+    <w:p>
+      <w:pPr>
+        <w:pStyle w:val="ListParagraph"/>
+        <w:widowControl/>
+        <w:numPr>
+          <w:ilvl w:val="0"/>
+          <w:numId w:val="2"/>
+        </w:numPr>
+        <w:spacing w:after="80" w:line="320"/>
+      </w:pPr>
+      <w:r>
+        <w:rPr>
+          <w:rFonts w:ascii="微軟正黑體" w:cs="微軟正黑體" w:eastAsia="微軟正黑體" w:hAnsi="微軟正黑體"/>
+          <w:color w:val="1B1B1B"/>
+          <w:sz w:val="22"/>
+          <w:szCs w:val="22"/>
+        </w:rPr>
+        <w:t xml:space="preserve">nuScenes 的真實數字：前方相機在後輪軸往前 1.7 m、離地 1.5 m；光達往前 0.9 m、離地 1.8 m；前雷達往前 3.4 m、離地 0.5 m；左前角雷達往前 2.4 m、往左 0.8 m，朝左邊裝。</w:t>
+      </w:r>
+    </w:p>
+    <w:p>
+      <w:pPr>
+        <w:pStyle w:val="ListParagraph"/>
+        <w:widowControl/>
+        <w:numPr>
+          <w:ilvl w:val="0"/>
+          <w:numId w:val="2"/>
+        </w:numPr>
+        <w:spacing w:after="80" w:line="320"/>
+      </w:pPr>
+      <w:r>
+        <w:rPr>
+          <w:rFonts w:ascii="微軟正黑體" w:cs="微軟正黑體" w:eastAsia="微軟正黑體" w:hAnsi="微軟正黑體"/>
+          <w:color w:val="1B1B1B"/>
+          <w:sz w:val="22"/>
+          <w:szCs w:val="22"/>
+        </w:rPr>
+        <w:t xml:space="preserve">方向特別要緊：這顆光達自己的「正前方」其實朝車子右邊裝，轉了 90 度；不知道的話，它說「正前方 10 公尺有車」，其實車在右邊。</w:t>
+      </w:r>
+    </w:p>
+    <w:p>
+      <w:pPr>
+        <w:pStyle w:val="ListParagraph"/>
+        <w:widowControl/>
+        <w:numPr>
+          <w:ilvl w:val="0"/>
+          <w:numId w:val="2"/>
+        </w:numPr>
+        <w:spacing w:after="80" w:line="320"/>
+      </w:pPr>
+      <w:r>
+        <w:rPr>
+          <w:rFonts w:ascii="微軟正黑體" w:cs="微軟正黑體" w:eastAsia="微軟正黑體" w:hAnsi="微軟正黑體"/>
+          <w:color w:val="1B1B1B"/>
+          <w:sz w:val="22"/>
+          <w:szCs w:val="22"/>
+        </w:rPr>
+        <w:t xml:space="preserve">nuScenes 怎麼標定：光達用雷射水平儀量到原點；相機用三面都有圖案的立方體校正靶對光達；雷達開車上路，用路邊靜止的東西反推它裝歪幾度；相機內參用校正板。收資料期間大約每週更新兩次。</w:t>
       </w:r>
     </w:p>
     <w:p>
@@ -6210,402 +6176,7 @@
           <w:sz w:val="24"/>
           <w:szCs w:val="24"/>
         </w:rPr>
-        <w:t xml:space="preserve">什麼時候合：前期、中期、後期</w:t>
-      </w:r>
-    </w:p>
-    <w:tbl>
-      <w:tblPr>
-        <w:tblW w:type="dxa" w:w="9360"/>
-        <w:tblBorders>
-          <w:top w:val="single" w:color="8A949C" w:sz="8"/>
-          <w:left w:val="none"/>
-          <w:bottom w:val="single" w:color="8A949C" w:sz="8"/>
-          <w:right w:val="none"/>
-          <w:insideH w:val="single" w:color="BFC7CE" w:sz="2"/>
-          <w:insideV w:val="none"/>
-        </w:tblBorders>
-      </w:tblPr>
-      <w:tblGrid>
-        <w:gridCol w:w="1800"/>
-        <w:gridCol w:w="3300"/>
-        <w:gridCol w:w="4260"/>
-      </w:tblGrid>
-      <w:tr>
-        <w:trPr>
-          <w:cantSplit/>
-          <w:tblHeader/>
-        </w:trPr>
-        <w:tc>
-          <w:tcPr>
-            <w:tcW w:type="dxa" w:w="1800"/>
-            <w:shd w:fill="EDF0F3" w:color="auto" w:val="clear"/>
-            <w:tcMar>
-              <w:top w:type="dxa" w:w="60"/>
-              <w:left w:type="dxa" w:w="95"/>
-              <w:bottom w:type="dxa" w:w="60"/>
-              <w:right w:type="dxa" w:w="95"/>
-            </w:tcMar>
-            <w:vAlign w:val="center"/>
-          </w:tcPr>
-          <w:p>
-            <w:pPr>
-              <w:spacing w:after="0" w:line="265"/>
-            </w:pPr>
-            <w:r>
-              <w:rPr>
-                <w:rFonts w:ascii="微軟正黑體" w:cs="微軟正黑體" w:eastAsia="微軟正黑體" w:hAnsi="微軟正黑體"/>
-                <w:b/>
-                <w:bCs/>
-                <w:color w:val="1B1B1B"/>
-                <w:sz w:val="18"/>
-                <w:szCs w:val="18"/>
-              </w:rPr>
-              <w:t xml:space="preserve">時間點</w:t>
-            </w:r>
-          </w:p>
-        </w:tc>
-        <w:tc>
-          <w:tcPr>
-            <w:tcW w:type="dxa" w:w="3300"/>
-            <w:shd w:fill="EDF0F3" w:color="auto" w:val="clear"/>
-            <w:tcMar>
-              <w:top w:type="dxa" w:w="60"/>
-              <w:left w:type="dxa" w:w="95"/>
-              <w:bottom w:type="dxa" w:w="60"/>
-              <w:right w:type="dxa" w:w="95"/>
-            </w:tcMar>
-            <w:vAlign w:val="center"/>
-          </w:tcPr>
-          <w:p>
-            <w:pPr>
-              <w:spacing w:after="0" w:line="265"/>
-            </w:pPr>
-            <w:r>
-              <w:rPr>
-                <w:rFonts w:ascii="微軟正黑體" w:cs="微軟正黑體" w:eastAsia="微軟正黑體" w:hAnsi="微軟正黑體"/>
-                <w:b/>
-                <w:bCs/>
-                <w:color w:val="1B1B1B"/>
-                <w:sz w:val="18"/>
-                <w:szCs w:val="18"/>
-              </w:rPr>
-              <w:t xml:space="preserve">做法</w:t>
-            </w:r>
-          </w:p>
-        </w:tc>
-        <w:tc>
-          <w:tcPr>
-            <w:tcW w:type="dxa" w:w="4260"/>
-            <w:shd w:fill="EDF0F3" w:color="auto" w:val="clear"/>
-            <w:tcMar>
-              <w:top w:type="dxa" w:w="60"/>
-              <w:left w:type="dxa" w:w="95"/>
-              <w:bottom w:type="dxa" w:w="60"/>
-              <w:right w:type="dxa" w:w="95"/>
-            </w:tcMar>
-            <w:vAlign w:val="center"/>
-          </w:tcPr>
-          <w:p>
-            <w:pPr>
-              <w:spacing w:after="0" w:line="265"/>
-            </w:pPr>
-            <w:r>
-              <w:rPr>
-                <w:rFonts w:ascii="微軟正黑體" w:cs="微軟正黑體" w:eastAsia="微軟正黑體" w:hAnsi="微軟正黑體"/>
-                <w:b/>
-                <w:bCs/>
-                <w:color w:val="1B1B1B"/>
-                <w:sz w:val="18"/>
-                <w:szCs w:val="18"/>
-              </w:rPr>
-              <w:t xml:space="preserve">優缺點</w:t>
-            </w:r>
-          </w:p>
-        </w:tc>
-      </w:tr>
-      <w:tr>
-        <w:trPr>
-          <w:cantSplit/>
-          <w:tblHeader w:val="false"/>
-        </w:trPr>
-        <w:tc>
-          <w:tcPr>
-            <w:tcW w:type="dxa" w:w="1800"/>
-            <w:tcMar>
-              <w:top w:type="dxa" w:w="60"/>
-              <w:left w:type="dxa" w:w="95"/>
-              <w:bottom w:type="dxa" w:w="60"/>
-              <w:right w:type="dxa" w:w="95"/>
-            </w:tcMar>
-            <w:vAlign w:val="center"/>
-          </w:tcPr>
-          <w:p>
-            <w:pPr>
-              <w:spacing w:after="0" w:line="265"/>
-            </w:pPr>
-            <w:r>
-              <w:rPr>
-                <w:rFonts w:ascii="微軟正黑體" w:cs="微軟正黑體" w:eastAsia="微軟正黑體" w:hAnsi="微軟正黑體"/>
-                <w:b w:val="false"/>
-                <w:bCs w:val="false"/>
-                <w:color w:val="1B1B1B"/>
-                <w:sz w:val="18"/>
-                <w:szCs w:val="18"/>
-              </w:rPr>
-              <w:t xml:space="preserve">前期融合</w:t>
-            </w:r>
-          </w:p>
-        </w:tc>
-        <w:tc>
-          <w:tcPr>
-            <w:tcW w:type="dxa" w:w="3300"/>
-            <w:tcMar>
-              <w:top w:type="dxa" w:w="60"/>
-              <w:left w:type="dxa" w:w="95"/>
-              <w:bottom w:type="dxa" w:w="60"/>
-              <w:right w:type="dxa" w:w="95"/>
-            </w:tcMar>
-            <w:vAlign w:val="center"/>
-          </w:tcPr>
-          <w:p>
-            <w:pPr>
-              <w:spacing w:after="0" w:line="265"/>
-            </w:pPr>
-            <w:r>
-              <w:rPr>
-                <w:rFonts w:ascii="微軟正黑體" w:cs="微軟正黑體" w:eastAsia="微軟正黑體" w:hAnsi="微軟正黑體"/>
-                <w:b w:val="false"/>
-                <w:bCs w:val="false"/>
-                <w:color w:val="1B1B1B"/>
-                <w:sz w:val="18"/>
-                <w:szCs w:val="18"/>
-              </w:rPr>
-              <w:t xml:space="preserve">原始資料就合，例：光達點投到相機畫面上</w:t>
-            </w:r>
-          </w:p>
-        </w:tc>
-        <w:tc>
-          <w:tcPr>
-            <w:tcW w:type="dxa" w:w="4260"/>
-            <w:tcMar>
-              <w:top w:type="dxa" w:w="60"/>
-              <w:left w:type="dxa" w:w="95"/>
-              <w:bottom w:type="dxa" w:w="60"/>
-              <w:right w:type="dxa" w:w="95"/>
-            </w:tcMar>
-            <w:vAlign w:val="center"/>
-          </w:tcPr>
-          <w:p>
-            <w:pPr>
-              <w:spacing w:after="0" w:line="265"/>
-            </w:pPr>
-            <w:r>
-              <w:rPr>
-                <w:rFonts w:ascii="微軟正黑體" w:cs="微軟正黑體" w:eastAsia="微軟正黑體" w:hAnsi="微軟正黑體"/>
-                <w:b w:val="false"/>
-                <w:bCs w:val="false"/>
-                <w:color w:val="1B1B1B"/>
-                <w:sz w:val="18"/>
-                <w:szCs w:val="18"/>
-              </w:rPr>
-              <w:t xml:space="preserve">資訊最完整；對齊要非常準</w:t>
-            </w:r>
-          </w:p>
-        </w:tc>
-      </w:tr>
-      <w:tr>
-        <w:trPr>
-          <w:cantSplit/>
-          <w:tblHeader w:val="false"/>
-        </w:trPr>
-        <w:tc>
-          <w:tcPr>
-            <w:tcW w:type="dxa" w:w="1800"/>
-            <w:tcMar>
-              <w:top w:type="dxa" w:w="60"/>
-              <w:left w:type="dxa" w:w="95"/>
-              <w:bottom w:type="dxa" w:w="60"/>
-              <w:right w:type="dxa" w:w="95"/>
-            </w:tcMar>
-            <w:vAlign w:val="center"/>
-          </w:tcPr>
-          <w:p>
-            <w:pPr>
-              <w:spacing w:after="0" w:line="265"/>
-            </w:pPr>
-            <w:r>
-              <w:rPr>
-                <w:rFonts w:ascii="微軟正黑體" w:cs="微軟正黑體" w:eastAsia="微軟正黑體" w:hAnsi="微軟正黑體"/>
-                <w:b w:val="false"/>
-                <w:bCs w:val="false"/>
-                <w:color w:val="1B1B1B"/>
-                <w:sz w:val="18"/>
-                <w:szCs w:val="18"/>
-              </w:rPr>
-              <w:t xml:space="preserve">中期融合</w:t>
-            </w:r>
-          </w:p>
-        </w:tc>
-        <w:tc>
-          <w:tcPr>
-            <w:tcW w:type="dxa" w:w="3300"/>
-            <w:tcMar>
-              <w:top w:type="dxa" w:w="60"/>
-              <w:left w:type="dxa" w:w="95"/>
-              <w:bottom w:type="dxa" w:w="60"/>
-              <w:right w:type="dxa" w:w="95"/>
-            </w:tcMar>
-            <w:vAlign w:val="center"/>
-          </w:tcPr>
-          <w:p>
-            <w:pPr>
-              <w:spacing w:after="0" w:line="265"/>
-            </w:pPr>
-            <w:r>
-              <w:rPr>
-                <w:rFonts w:ascii="微軟正黑體" w:cs="微軟正黑體" w:eastAsia="微軟正黑體" w:hAnsi="微軟正黑體"/>
-                <w:b w:val="false"/>
-                <w:bCs w:val="false"/>
-                <w:color w:val="1B1B1B"/>
-                <w:sz w:val="18"/>
-                <w:szCs w:val="18"/>
-              </w:rPr>
-              <w:t xml:space="preserve">各自抽出特徵再合，例：大家先畫成同一張鳥瞰圖</w:t>
-            </w:r>
-          </w:p>
-        </w:tc>
-        <w:tc>
-          <w:tcPr>
-            <w:tcW w:type="dxa" w:w="4260"/>
-            <w:tcMar>
-              <w:top w:type="dxa" w:w="60"/>
-              <w:left w:type="dxa" w:w="95"/>
-              <w:bottom w:type="dxa" w:w="60"/>
-              <w:right w:type="dxa" w:w="95"/>
-            </w:tcMar>
-            <w:vAlign w:val="center"/>
-          </w:tcPr>
-          <w:p>
-            <w:pPr>
-              <w:spacing w:after="0" w:line="265"/>
-            </w:pPr>
-            <w:r>
-              <w:rPr>
-                <w:rFonts w:ascii="微軟正黑體" w:cs="微軟正黑體" w:eastAsia="微軟正黑體" w:hAnsi="微軟正黑體"/>
-                <w:b w:val="false"/>
-                <w:bCs w:val="false"/>
-                <w:color w:val="1B1B1B"/>
-                <w:sz w:val="18"/>
-                <w:szCs w:val="18"/>
-              </w:rPr>
-              <w:t xml:space="preserve">現在很流行的做法</w:t>
-            </w:r>
-          </w:p>
-        </w:tc>
-      </w:tr>
-      <w:tr>
-        <w:trPr>
-          <w:cantSplit/>
-          <w:tblHeader w:val="false"/>
-        </w:trPr>
-        <w:tc>
-          <w:tcPr>
-            <w:tcW w:type="dxa" w:w="1800"/>
-            <w:tcMar>
-              <w:top w:type="dxa" w:w="60"/>
-              <w:left w:type="dxa" w:w="95"/>
-              <w:bottom w:type="dxa" w:w="60"/>
-              <w:right w:type="dxa" w:w="95"/>
-            </w:tcMar>
-            <w:vAlign w:val="center"/>
-          </w:tcPr>
-          <w:p>
-            <w:pPr>
-              <w:spacing w:after="0" w:line="265"/>
-            </w:pPr>
-            <w:r>
-              <w:rPr>
-                <w:rFonts w:ascii="微軟正黑體" w:cs="微軟正黑體" w:eastAsia="微軟正黑體" w:hAnsi="微軟正黑體"/>
-                <w:b w:val="false"/>
-                <w:bCs w:val="false"/>
-                <w:color w:val="1B1B1B"/>
-                <w:sz w:val="18"/>
-                <w:szCs w:val="18"/>
-              </w:rPr>
-              <w:t xml:space="preserve">後期融合</w:t>
-            </w:r>
-          </w:p>
-        </w:tc>
-        <w:tc>
-          <w:tcPr>
-            <w:tcW w:type="dxa" w:w="3300"/>
-            <w:tcMar>
-              <w:top w:type="dxa" w:w="60"/>
-              <w:left w:type="dxa" w:w="95"/>
-              <w:bottom w:type="dxa" w:w="60"/>
-              <w:right w:type="dxa" w:w="95"/>
-            </w:tcMar>
-            <w:vAlign w:val="center"/>
-          </w:tcPr>
-          <w:p>
-            <w:pPr>
-              <w:spacing w:after="0" w:line="265"/>
-            </w:pPr>
-            <w:r>
-              <w:rPr>
-                <w:rFonts w:ascii="微軟正黑體" w:cs="微軟正黑體" w:eastAsia="微軟正黑體" w:hAnsi="微軟正黑體"/>
-                <w:b w:val="false"/>
-                <w:bCs w:val="false"/>
-                <w:color w:val="1B1B1B"/>
-                <w:sz w:val="18"/>
-                <w:szCs w:val="18"/>
-              </w:rPr>
-              <w:t xml:space="preserve">各自找出物體，再合清單，例：相機的框＋雷達的目標</w:t>
-            </w:r>
-          </w:p>
-        </w:tc>
-        <w:tc>
-          <w:tcPr>
-            <w:tcW w:type="dxa" w:w="4260"/>
-            <w:tcMar>
-              <w:top w:type="dxa" w:w="60"/>
-              <w:left w:type="dxa" w:w="95"/>
-              <w:bottom w:type="dxa" w:w="60"/>
-              <w:right w:type="dxa" w:w="95"/>
-            </w:tcMar>
-            <w:vAlign w:val="center"/>
-          </w:tcPr>
-          <w:p>
-            <w:pPr>
-              <w:spacing w:after="0" w:line="265"/>
-            </w:pPr>
-            <w:r>
-              <w:rPr>
-                <w:rFonts w:ascii="微軟正黑體" w:cs="微軟正黑體" w:eastAsia="微軟正黑體" w:hAnsi="微軟正黑體"/>
-                <w:b w:val="false"/>
-                <w:bCs w:val="false"/>
-                <w:color w:val="1B1B1B"/>
-                <w:sz w:val="18"/>
-                <w:szCs w:val="18"/>
-              </w:rPr>
-              <w:t xml:space="preserve">最簡單、壞一顆好換；各自丟掉的資訊拿不回來</w:t>
-            </w:r>
-          </w:p>
-        </w:tc>
-      </w:tr>
-    </w:tbl>
-    <w:p>
-      <w:pPr>
-        <w:spacing w:after="0"/>
-      </w:pPr>
-      <w:r>
-        <w:rPr>
-          <w:rFonts w:ascii="微軟正黑體" w:cs="微軟正黑體" w:eastAsia="微軟正黑體" w:hAnsi="微軟正黑體"/>
-          <w:color w:val="1B1B1B"/>
-          <w:sz w:val="22"/>
-          <w:szCs w:val="22"/>
-        </w:rPr>
-        <w:t xml:space="preserve"/>
+        <w:t xml:space="preserve">前提二：對齊時間（同步）</w:t>
       </w:r>
     </w:p>
     <w:p>
@@ -6617,7 +6188,7 @@
       <w:r>
         <w:drawing>
           <wp:inline distT="0" distB="0" distL="0" distR="0">
-            <wp:extent cx="4572000" cy="2571750"/>
+            <wp:extent cx="5905500" cy="1390650"/>
             <wp:effectExtent t="0" r="0" b="0" l="0"/>
             <wp:docPr id="1" name="" descr="" title=""/>
             <wp:cNvGraphicFramePr>
@@ -6642,7 +6213,7 @@
                   <pic:spPr bwMode="auto">
                     <a:xfrm>
                       <a:off x="0" y="0"/>
-                      <a:ext cx="4572000" cy="2571750"/>
+                      <a:ext cx="5905500" cy="1390650"/>
                     </a:xfrm>
                     <a:prstGeom prst="rect">
                       <a:avLst/>
@@ -6669,7 +6240,7 @@
           <w:sz w:val="19"/>
           <w:szCs w:val="19"/>
         </w:rPr>
-        <w:t xml:space="preserve">對應：哪一個雷達點屬於哪一個框？綠框裡有雷達點，黃框（行人、遠處的車）沒有。scene-0103。　資料：nuScenes（Motional），CC BY-NC-SA 4.0</w:t>
+        <w:t xml:space="preserve">橫越路口的車，約時速 37。左：同步，光達點蓋在車上；右：光達改用早 0.2 秒的那一圈，車頭沒有點、車尾後面反而有點；路牌沒動，照樣對準。只畫離地 0.4–2 m 的點。scene-1100。　資料：nuScenes（Motional），CC BY-NC-SA 4.0</w:t>
       </w:r>
     </w:p>
     <w:p>
@@ -6685,34 +6256,13 @@
           <w:sz w:val="22"/>
           <w:szCs w:val="22"/>
         </w:rPr>
-        <w:t xml:space="preserve">後期融合最關鍵的一步叫</w:t>
-      </w:r>
-      <w:r>
-        <w:rPr>
-          <w:rFonts w:ascii="微軟正黑體" w:cs="微軟正黑體" w:eastAsia="微軟正黑體" w:hAnsi="微軟正黑體"/>
-          <w:b/>
-          <w:bCs/>
-          <w:color w:val="24405C"/>
-          <w:sz w:val="22"/>
-          <w:szCs w:val="22"/>
-        </w:rPr>
-        <w:t xml:space="preserve">對應</w:t>
-      </w:r>
-      <w:r>
-        <w:rPr>
-          <w:rFonts w:ascii="微軟正黑體" w:cs="微軟正黑體" w:eastAsia="微軟正黑體" w:hAnsi="微軟正黑體"/>
-          <w:color w:val="1B1B1B"/>
-          <w:sz w:val="22"/>
-          <w:szCs w:val="22"/>
-        </w:rPr>
-        <w:t xml:space="preserve">：雷達的這個點，跟相機的哪一個框是同一個東西？就像把名單上的名字對到班級照片的臉上。最簡單看位置，再加上速度：一個靜止的點，不會是一台正在開的車。不屬於任何框的點（欄杆、樹），要正確地丟掉。</w:t>
+        <w:t xml:space="preserve">光達每秒 20 次、雷達 13 次、相機 12 次，每一顆拍的時刻都不一樣。就像兩個人拍同一台開過去的車，一個晚半秒按快門，疊起來車子就變兩台。時速 37，0.2 秒走 2 公尺。nuScenes 的做法：光達轉到某台相機視野正中間的那一刻，才觸發那台相機拍照。</w:t>
       </w:r>
     </w:p>
     <w:p>
       <w:pPr>
         <w:pStyle w:val="Heading2"/>
         <w:keepNext/>
-        <w:pageBreakBefore/>
         <w:spacing w:after="130" w:before="300"/>
       </w:pPr>
       <w:r>
@@ -6724,7 +6274,7 @@
           <w:sz w:val="24"/>
           <w:szCs w:val="24"/>
         </w:rPr>
-        <w:t xml:space="preserve">說法不一樣，聽誰的</w:t>
+        <w:t xml:space="preserve">什麼時候合：前期、中期、後期</w:t>
       </w:r>
     </w:p>
     <w:tbl>
@@ -6741,9 +6291,8 @@
       </w:tblPr>
       <w:tblGrid>
         <w:gridCol w:w="1800"/>
-        <w:gridCol w:w="2700"/>
-        <w:gridCol w:w="2600"/>
-        <w:gridCol w:w="2260"/>
+        <w:gridCol w:w="3300"/>
+        <w:gridCol w:w="4260"/>
       </w:tblGrid>
       <w:tr>
         <w:trPr>
@@ -6775,13 +6324,13 @@
                 <w:sz w:val="18"/>
                 <w:szCs w:val="18"/>
               </w:rPr>
-              <w:t xml:space="preserve">做法</w:t>
-            </w:r>
-          </w:p>
-        </w:tc>
-        <w:tc>
-          <w:tcPr>
-            <w:tcW w:type="dxa" w:w="2700"/>
+              <w:t xml:space="preserve">時間點</w:t>
+            </w:r>
+          </w:p>
+        </w:tc>
+        <w:tc>
+          <w:tcPr>
+            <w:tcW w:type="dxa" w:w="3300"/>
             <w:shd w:fill="EDF0F3" w:color="auto" w:val="clear"/>
             <w:tcMar>
               <w:top w:type="dxa" w:w="60"/>
@@ -6804,13 +6353,13 @@
                 <w:sz w:val="18"/>
                 <w:szCs w:val="18"/>
               </w:rPr>
-              <w:t xml:space="preserve">怎麼做</w:t>
-            </w:r>
-          </w:p>
-        </w:tc>
-        <w:tc>
-          <w:tcPr>
-            <w:tcW w:type="dxa" w:w="2600"/>
+              <w:t xml:space="preserve">做法</w:t>
+            </w:r>
+          </w:p>
+        </w:tc>
+        <w:tc>
+          <w:tcPr>
+            <w:tcW w:type="dxa" w:w="4260"/>
             <w:shd w:fill="EDF0F3" w:color="auto" w:val="clear"/>
             <w:tcMar>
               <w:top w:type="dxa" w:w="60"/>
@@ -6833,36 +6382,7 @@
                 <w:sz w:val="18"/>
                 <w:szCs w:val="18"/>
               </w:rPr>
-              <w:t xml:space="preserve">例子</w:t>
-            </w:r>
-          </w:p>
-        </w:tc>
-        <w:tc>
-          <w:tcPr>
-            <w:tcW w:type="dxa" w:w="2260"/>
-            <w:shd w:fill="EDF0F3" w:color="auto" w:val="clear"/>
-            <w:tcMar>
-              <w:top w:type="dxa" w:w="60"/>
-              <w:left w:type="dxa" w:w="95"/>
-              <w:bottom w:type="dxa" w:w="60"/>
-              <w:right w:type="dxa" w:w="95"/>
-            </w:tcMar>
-            <w:vAlign w:val="center"/>
-          </w:tcPr>
-          <w:p>
-            <w:pPr>
-              <w:spacing w:after="0" w:line="265"/>
-            </w:pPr>
-            <w:r>
-              <w:rPr>
-                <w:rFonts w:ascii="微軟正黑體" w:cs="微軟正黑體" w:eastAsia="微軟正黑體" w:hAnsi="微軟正黑體"/>
-                <w:b/>
-                <w:bCs/>
-                <w:color w:val="1B1B1B"/>
-                <w:sz w:val="18"/>
-                <w:szCs w:val="18"/>
-              </w:rPr>
-              <w:t xml:space="preserve">代價</w:t>
+              <w:t xml:space="preserve">優缺點</w:t>
             </w:r>
           </w:p>
         </w:tc>
@@ -6896,91 +6416,63 @@
                 <w:sz w:val="18"/>
                 <w:szCs w:val="18"/>
               </w:rPr>
-              <w:t xml:space="preserve">看條件決定信誰</w:t>
-            </w:r>
-          </w:p>
-        </w:tc>
-        <w:tc>
-          <w:tcPr>
-            <w:tcW w:type="dxa" w:w="2700"/>
-            <w:tcMar>
-              <w:top w:type="dxa" w:w="60"/>
-              <w:left w:type="dxa" w:w="95"/>
-              <w:bottom w:type="dxa" w:w="60"/>
-              <w:right w:type="dxa" w:w="95"/>
-            </w:tcMar>
-            <w:vAlign w:val="center"/>
-          </w:tcPr>
-          <w:p>
-            <w:pPr>
-              <w:spacing w:after="0" w:line="265"/>
-            </w:pPr>
-            <w:r>
-              <w:rPr>
-                <w:rFonts w:ascii="微軟正黑體" w:cs="微軟正黑體" w:eastAsia="微軟正黑體" w:hAnsi="微軟正黑體"/>
-                <w:b w:val="false"/>
-                <w:bCs w:val="false"/>
-                <w:color w:val="1B1B1B"/>
-                <w:sz w:val="18"/>
-                <w:szCs w:val="18"/>
-              </w:rPr>
-              <w:t xml:space="preserve">每一顆有權重，隨天氣、光線改變</w:t>
-            </w:r>
-          </w:p>
-        </w:tc>
-        <w:tc>
-          <w:tcPr>
-            <w:tcW w:type="dxa" w:w="2600"/>
-            <w:tcMar>
-              <w:top w:type="dxa" w:w="60"/>
-              <w:left w:type="dxa" w:w="95"/>
-              <w:bottom w:type="dxa" w:w="60"/>
-              <w:right w:type="dxa" w:w="95"/>
-            </w:tcMar>
-            <w:vAlign w:val="center"/>
-          </w:tcPr>
-          <w:p>
-            <w:pPr>
-              <w:spacing w:after="0" w:line="265"/>
-            </w:pPr>
-            <w:r>
-              <w:rPr>
-                <w:rFonts w:ascii="微軟正黑體" w:cs="微軟正黑體" w:eastAsia="微軟正黑體" w:hAnsi="微軟正黑體"/>
-                <w:b w:val="false"/>
-                <w:bCs w:val="false"/>
-                <w:color w:val="1B1B1B"/>
-                <w:sz w:val="18"/>
-                <w:szCs w:val="18"/>
-              </w:rPr>
-              <w:t xml:space="preserve">下雨：多相信雷達、少相信相機</w:t>
-            </w:r>
-          </w:p>
-        </w:tc>
-        <w:tc>
-          <w:tcPr>
-            <w:tcW w:type="dxa" w:w="2260"/>
-            <w:tcMar>
-              <w:top w:type="dxa" w:w="60"/>
-              <w:left w:type="dxa" w:w="95"/>
-              <w:bottom w:type="dxa" w:w="60"/>
-              <w:right w:type="dxa" w:w="95"/>
-            </w:tcMar>
-            <w:vAlign w:val="center"/>
-          </w:tcPr>
-          <w:p>
-            <w:pPr>
-              <w:spacing w:after="0" w:line="265"/>
-            </w:pPr>
-            <w:r>
-              <w:rPr>
-                <w:rFonts w:ascii="微軟正黑體" w:cs="微軟正黑體" w:eastAsia="微軟正黑體" w:hAnsi="微軟正黑體"/>
-                <w:b w:val="false"/>
-                <w:bCs w:val="false"/>
-                <w:color w:val="1B1B1B"/>
-                <w:sz w:val="18"/>
-                <w:szCs w:val="18"/>
-              </w:rPr>
-              <w:t xml:space="preserve">要先知道它什麼時候變差</w:t>
+              <w:t xml:space="preserve">前期融合</w:t>
+            </w:r>
+          </w:p>
+        </w:tc>
+        <w:tc>
+          <w:tcPr>
+            <w:tcW w:type="dxa" w:w="3300"/>
+            <w:tcMar>
+              <w:top w:type="dxa" w:w="60"/>
+              <w:left w:type="dxa" w:w="95"/>
+              <w:bottom w:type="dxa" w:w="60"/>
+              <w:right w:type="dxa" w:w="95"/>
+            </w:tcMar>
+            <w:vAlign w:val="center"/>
+          </w:tcPr>
+          <w:p>
+            <w:pPr>
+              <w:spacing w:after="0" w:line="265"/>
+            </w:pPr>
+            <w:r>
+              <w:rPr>
+                <w:rFonts w:ascii="微軟正黑體" w:cs="微軟正黑體" w:eastAsia="微軟正黑體" w:hAnsi="微軟正黑體"/>
+                <w:b w:val="false"/>
+                <w:bCs w:val="false"/>
+                <w:color w:val="1B1B1B"/>
+                <w:sz w:val="18"/>
+                <w:szCs w:val="18"/>
+              </w:rPr>
+              <w:t xml:space="preserve">原始資料就合，例：光達點投到相機畫面上</w:t>
+            </w:r>
+          </w:p>
+        </w:tc>
+        <w:tc>
+          <w:tcPr>
+            <w:tcW w:type="dxa" w:w="4260"/>
+            <w:tcMar>
+              <w:top w:type="dxa" w:w="60"/>
+              <w:left w:type="dxa" w:w="95"/>
+              <w:bottom w:type="dxa" w:w="60"/>
+              <w:right w:type="dxa" w:w="95"/>
+            </w:tcMar>
+            <w:vAlign w:val="center"/>
+          </w:tcPr>
+          <w:p>
+            <w:pPr>
+              <w:spacing w:after="0" w:line="265"/>
+            </w:pPr>
+            <w:r>
+              <w:rPr>
+                <w:rFonts w:ascii="微軟正黑體" w:cs="微軟正黑體" w:eastAsia="微軟正黑體" w:hAnsi="微軟正黑體"/>
+                <w:b w:val="false"/>
+                <w:bCs w:val="false"/>
+                <w:color w:val="1B1B1B"/>
+                <w:sz w:val="18"/>
+                <w:szCs w:val="18"/>
+              </w:rPr>
+              <w:t xml:space="preserve">資訊最完整；對齊要非常準</w:t>
             </w:r>
           </w:p>
         </w:tc>
@@ -7014,91 +6506,63 @@
                 <w:sz w:val="18"/>
                 <w:szCs w:val="18"/>
               </w:rPr>
-              <w:t xml:space="preserve">多數決</w:t>
-            </w:r>
-          </w:p>
-        </w:tc>
-        <w:tc>
-          <w:tcPr>
-            <w:tcW w:type="dxa" w:w="2700"/>
-            <w:tcMar>
-              <w:top w:type="dxa" w:w="60"/>
-              <w:left w:type="dxa" w:w="95"/>
-              <w:bottom w:type="dxa" w:w="60"/>
-              <w:right w:type="dxa" w:w="95"/>
-            </w:tcMar>
-            <w:vAlign w:val="center"/>
-          </w:tcPr>
-          <w:p>
-            <w:pPr>
-              <w:spacing w:after="0" w:line="265"/>
-            </w:pPr>
-            <w:r>
-              <w:rPr>
-                <w:rFonts w:ascii="微軟正黑體" w:cs="微軟正黑體" w:eastAsia="微軟正黑體" w:hAnsi="微軟正黑體"/>
-                <w:b w:val="false"/>
-                <w:bCs w:val="false"/>
-                <w:color w:val="1B1B1B"/>
-                <w:sz w:val="18"/>
-                <w:szCs w:val="18"/>
-              </w:rPr>
-              <w:t xml:space="preserve">三顆裡兩顆說有，就算有</w:t>
-            </w:r>
-          </w:p>
-        </w:tc>
-        <w:tc>
-          <w:tcPr>
-            <w:tcW w:type="dxa" w:w="2600"/>
-            <w:tcMar>
-              <w:top w:type="dxa" w:w="60"/>
-              <w:left w:type="dxa" w:w="95"/>
-              <w:bottom w:type="dxa" w:w="60"/>
-              <w:right w:type="dxa" w:w="95"/>
-            </w:tcMar>
-            <w:vAlign w:val="center"/>
-          </w:tcPr>
-          <w:p>
-            <w:pPr>
-              <w:spacing w:after="0" w:line="265"/>
-            </w:pPr>
-            <w:r>
-              <w:rPr>
-                <w:rFonts w:ascii="微軟正黑體" w:cs="微軟正黑體" w:eastAsia="微軟正黑體" w:hAnsi="微軟正黑體"/>
-                <w:b w:val="false"/>
-                <w:bCs w:val="false"/>
-                <w:color w:val="1B1B1B"/>
-                <w:sz w:val="18"/>
-                <w:szCs w:val="18"/>
-              </w:rPr>
-              <w:t xml:space="preserve">相機、光達說有，雷達說沒有</w:t>
-            </w:r>
-          </w:p>
-        </w:tc>
-        <w:tc>
-          <w:tcPr>
-            <w:tcW w:type="dxa" w:w="2260"/>
-            <w:tcMar>
-              <w:top w:type="dxa" w:w="60"/>
-              <w:left w:type="dxa" w:w="95"/>
-              <w:bottom w:type="dxa" w:w="60"/>
-              <w:right w:type="dxa" w:w="95"/>
-            </w:tcMar>
-            <w:vAlign w:val="center"/>
-          </w:tcPr>
-          <w:p>
-            <w:pPr>
-              <w:spacing w:after="0" w:line="265"/>
-            </w:pPr>
-            <w:r>
-              <w:rPr>
-                <w:rFonts w:ascii="微軟正黑體" w:cs="微軟正黑體" w:eastAsia="微軟正黑體" w:hAnsi="微軟正黑體"/>
-                <w:b w:val="false"/>
-                <w:bCs w:val="false"/>
-                <w:color w:val="1B1B1B"/>
-                <w:sz w:val="18"/>
-                <w:szCs w:val="18"/>
-              </w:rPr>
-              <w:t xml:space="preserve">至少三顆量同一件事；兩顆被同一個原因騙就錯</w:t>
+              <w:t xml:space="preserve">中期融合</w:t>
+            </w:r>
+          </w:p>
+        </w:tc>
+        <w:tc>
+          <w:tcPr>
+            <w:tcW w:type="dxa" w:w="3300"/>
+            <w:tcMar>
+              <w:top w:type="dxa" w:w="60"/>
+              <w:left w:type="dxa" w:w="95"/>
+              <w:bottom w:type="dxa" w:w="60"/>
+              <w:right w:type="dxa" w:w="95"/>
+            </w:tcMar>
+            <w:vAlign w:val="center"/>
+          </w:tcPr>
+          <w:p>
+            <w:pPr>
+              <w:spacing w:after="0" w:line="265"/>
+            </w:pPr>
+            <w:r>
+              <w:rPr>
+                <w:rFonts w:ascii="微軟正黑體" w:cs="微軟正黑體" w:eastAsia="微軟正黑體" w:hAnsi="微軟正黑體"/>
+                <w:b w:val="false"/>
+                <w:bCs w:val="false"/>
+                <w:color w:val="1B1B1B"/>
+                <w:sz w:val="18"/>
+                <w:szCs w:val="18"/>
+              </w:rPr>
+              <w:t xml:space="preserve">各自抽出特徵再合，例：大家先畫成同一張鳥瞰圖</w:t>
+            </w:r>
+          </w:p>
+        </w:tc>
+        <w:tc>
+          <w:tcPr>
+            <w:tcW w:type="dxa" w:w="4260"/>
+            <w:tcMar>
+              <w:top w:type="dxa" w:w="60"/>
+              <w:left w:type="dxa" w:w="95"/>
+              <w:bottom w:type="dxa" w:w="60"/>
+              <w:right w:type="dxa" w:w="95"/>
+            </w:tcMar>
+            <w:vAlign w:val="center"/>
+          </w:tcPr>
+          <w:p>
+            <w:pPr>
+              <w:spacing w:after="0" w:line="265"/>
+            </w:pPr>
+            <w:r>
+              <w:rPr>
+                <w:rFonts w:ascii="微軟正黑體" w:cs="微軟正黑體" w:eastAsia="微軟正黑體" w:hAnsi="微軟正黑體"/>
+                <w:b w:val="false"/>
+                <w:bCs w:val="false"/>
+                <w:color w:val="1B1B1B"/>
+                <w:sz w:val="18"/>
+                <w:szCs w:val="18"/>
+              </w:rPr>
+              <w:t xml:space="preserve">現在很流行的做法</w:t>
             </w:r>
           </w:p>
         </w:tc>
@@ -7132,91 +6596,63 @@
                 <w:sz w:val="18"/>
                 <w:szCs w:val="18"/>
               </w:rPr>
-              <w:t xml:space="preserve">保守原則</w:t>
-            </w:r>
-          </w:p>
-        </w:tc>
-        <w:tc>
-          <w:tcPr>
-            <w:tcW w:type="dxa" w:w="2700"/>
-            <w:tcMar>
-              <w:top w:type="dxa" w:w="60"/>
-              <w:left w:type="dxa" w:w="95"/>
-              <w:bottom w:type="dxa" w:w="60"/>
-              <w:right w:type="dxa" w:w="95"/>
-            </w:tcMar>
-            <w:vAlign w:val="center"/>
-          </w:tcPr>
-          <w:p>
-            <w:pPr>
-              <w:spacing w:after="0" w:line="265"/>
-            </w:pPr>
-            <w:r>
-              <w:rPr>
-                <w:rFonts w:ascii="微軟正黑體" w:cs="微軟正黑體" w:eastAsia="微軟正黑體" w:hAnsi="微軟正黑體"/>
-                <w:b w:val="false"/>
-                <w:bCs w:val="false"/>
-                <w:color w:val="1B1B1B"/>
-                <w:sz w:val="18"/>
-                <w:szCs w:val="18"/>
-              </w:rPr>
-              <w:t xml:space="preserve">只要有一顆說有，就先減速</w:t>
-            </w:r>
-          </w:p>
-        </w:tc>
-        <w:tc>
-          <w:tcPr>
-            <w:tcW w:type="dxa" w:w="2600"/>
-            <w:tcMar>
-              <w:top w:type="dxa" w:w="60"/>
-              <w:left w:type="dxa" w:w="95"/>
-              <w:bottom w:type="dxa" w:w="60"/>
-              <w:right w:type="dxa" w:w="95"/>
-            </w:tcMar>
-            <w:vAlign w:val="center"/>
-          </w:tcPr>
-          <w:p>
-            <w:pPr>
-              <w:spacing w:after="0" w:line="265"/>
-            </w:pPr>
-            <w:r>
-              <w:rPr>
-                <w:rFonts w:ascii="微軟正黑體" w:cs="微軟正黑體" w:eastAsia="微軟正黑體" w:hAnsi="微軟正黑體"/>
-                <w:b w:val="false"/>
-                <w:bCs w:val="false"/>
-                <w:color w:val="1B1B1B"/>
-                <w:sz w:val="18"/>
-                <w:szCs w:val="18"/>
-              </w:rPr>
-              <w:t xml:space="preserve">雷達說有、相機說沒有 → 先減速</w:t>
-            </w:r>
-          </w:p>
-        </w:tc>
-        <w:tc>
-          <w:tcPr>
-            <w:tcW w:type="dxa" w:w="2260"/>
-            <w:tcMar>
-              <w:top w:type="dxa" w:w="60"/>
-              <w:left w:type="dxa" w:w="95"/>
-              <w:bottom w:type="dxa" w:w="60"/>
-              <w:right w:type="dxa" w:w="95"/>
-            </w:tcMar>
-            <w:vAlign w:val="center"/>
-          </w:tcPr>
-          <w:p>
-            <w:pPr>
-              <w:spacing w:after="0" w:line="265"/>
-            </w:pPr>
-            <w:r>
-              <w:rPr>
-                <w:rFonts w:ascii="微軟正黑體" w:cs="微軟正黑體" w:eastAsia="微軟正黑體" w:hAnsi="微軟正黑體"/>
-                <w:b w:val="false"/>
-                <w:bCs w:val="false"/>
-                <w:color w:val="1B1B1B"/>
-                <w:sz w:val="18"/>
-                <w:szCs w:val="18"/>
-              </w:rPr>
-              <w:t xml:space="preserve">幽靈煞車變多</w:t>
+              <w:t xml:space="preserve">後期融合</w:t>
+            </w:r>
+          </w:p>
+        </w:tc>
+        <w:tc>
+          <w:tcPr>
+            <w:tcW w:type="dxa" w:w="3300"/>
+            <w:tcMar>
+              <w:top w:type="dxa" w:w="60"/>
+              <w:left w:type="dxa" w:w="95"/>
+              <w:bottom w:type="dxa" w:w="60"/>
+              <w:right w:type="dxa" w:w="95"/>
+            </w:tcMar>
+            <w:vAlign w:val="center"/>
+          </w:tcPr>
+          <w:p>
+            <w:pPr>
+              <w:spacing w:after="0" w:line="265"/>
+            </w:pPr>
+            <w:r>
+              <w:rPr>
+                <w:rFonts w:ascii="微軟正黑體" w:cs="微軟正黑體" w:eastAsia="微軟正黑體" w:hAnsi="微軟正黑體"/>
+                <w:b w:val="false"/>
+                <w:bCs w:val="false"/>
+                <w:color w:val="1B1B1B"/>
+                <w:sz w:val="18"/>
+                <w:szCs w:val="18"/>
+              </w:rPr>
+              <w:t xml:space="preserve">各自找出物體，再合清單，例：相機的框＋雷達的目標</w:t>
+            </w:r>
+          </w:p>
+        </w:tc>
+        <w:tc>
+          <w:tcPr>
+            <w:tcW w:type="dxa" w:w="4260"/>
+            <w:tcMar>
+              <w:top w:type="dxa" w:w="60"/>
+              <w:left w:type="dxa" w:w="95"/>
+              <w:bottom w:type="dxa" w:w="60"/>
+              <w:right w:type="dxa" w:w="95"/>
+            </w:tcMar>
+            <w:vAlign w:val="center"/>
+          </w:tcPr>
+          <w:p>
+            <w:pPr>
+              <w:spacing w:after="0" w:line="265"/>
+            </w:pPr>
+            <w:r>
+              <w:rPr>
+                <w:rFonts w:ascii="微軟正黑體" w:cs="微軟正黑體" w:eastAsia="微軟正黑體" w:hAnsi="微軟正黑體"/>
+                <w:b w:val="false"/>
+                <w:bCs w:val="false"/>
+                <w:color w:val="1B1B1B"/>
+                <w:sz w:val="18"/>
+                <w:szCs w:val="18"/>
+              </w:rPr>
+              <w:t xml:space="preserve">最簡單、壞一顆好換；各自丟掉的資訊拿不回來</w:t>
             </w:r>
           </w:p>
         </w:tc>
@@ -7234,40 +6670,6 @@
           <w:szCs w:val="22"/>
         </w:rPr>
         <w:t xml:space="preserve"/>
-      </w:r>
-    </w:p>
-    <w:p>
-      <w:pPr>
-        <w:widowControl/>
-        <w:spacing w:after="100" w:before="0" w:line="312"/>
-        <w:ind w:left="0" w:firstLine="0"/>
-      </w:pPr>
-      <w:r>
-        <w:rPr>
-          <w:rFonts w:ascii="微軟正黑體" w:cs="微軟正黑體" w:eastAsia="微軟正黑體" w:hAnsi="微軟正黑體"/>
-          <w:color w:val="1B1B1B"/>
-          <w:sz w:val="22"/>
-          <w:szCs w:val="22"/>
-        </w:rPr>
-        <w:t xml:space="preserve">真的系統三種混著用。感測器自己說「我現在不可靠」的時候，它的權重就降下來，別人多扛一點。</w:t>
-      </w:r>
-    </w:p>
-    <w:p>
-      <w:pPr>
-        <w:pStyle w:val="Heading2"/>
-        <w:keepNext/>
-        <w:spacing w:after="130" w:before="300"/>
-      </w:pPr>
-      <w:r>
-        <w:rPr>
-          <w:rFonts w:ascii="微軟正黑體" w:cs="微軟正黑體" w:eastAsia="微軟正黑體" w:hAnsi="微軟正黑體"/>
-          <w:b/>
-          <w:bCs/>
-          <w:color w:val="24405C"/>
-          <w:sz w:val="24"/>
-          <w:szCs w:val="24"/>
-        </w:rPr>
-        <w:t xml:space="preserve">定位的融合：比較準的，多相信一點</w:t>
       </w:r>
     </w:p>
     <w:p>
@@ -7279,7 +6681,7 @@
       <w:r>
         <w:drawing>
           <wp:inline distT="0" distB="0" distL="0" distR="0">
-            <wp:extent cx="4000500" cy="2667000"/>
+            <wp:extent cx="4572000" cy="2571750"/>
             <wp:effectExtent t="0" r="0" b="0" l="0"/>
             <wp:docPr id="1" name="" descr="" title=""/>
             <wp:cNvGraphicFramePr>
@@ -7304,7 +6706,7 @@
                   <pic:spPr bwMode="auto">
                     <a:xfrm>
                       <a:off x="0" y="0"/>
-                      <a:ext cx="4000500" cy="2667000"/>
+                      <a:ext cx="4572000" cy="2571750"/>
                     </a:xfrm>
                     <a:prstGeom prst="rect">
                       <a:avLst/>
@@ -7331,7 +6733,7 @@
           <w:sz w:val="19"/>
           <w:szCs w:val="19"/>
         </w:rPr>
-        <w:t xml:space="preserve">課程自製動圖第一格：IMU＋輪速 120.0 m（±1，窄而高）、GPS 118.0 m（±3，寬而矮），合起來 119.8 m，比兩條都窄。曲線寬度照誤差畫。</w:t>
+        <w:t xml:space="preserve">對應：哪一個雷達點屬於哪一個框？綠框裡有雷達點，黃框（行人、遠處的車）沒有。scene-0103。　資料：nuScenes（Motional），CC BY-NC-SA 4.0</w:t>
       </w:r>
     </w:p>
     <w:p>
@@ -7347,32 +6749,19 @@
           <w:sz w:val="22"/>
           <w:szCs w:val="22"/>
         </w:rPr>
-        <w:t xml:space="preserve">就像兩支錶，一支很準、一支常常快慢，你兩支都看，但比較聽準的那支。這就是卡爾曼濾波的核心：預測一個位置、量到一個位置，比較準的多相信一點。</w:t>
-      </w:r>
-    </w:p>
-    <w:p>
-      <w:pPr>
-        <w:spacing w:after="150" w:before="130" w:line="320"/>
-        <w:jc w:val="center"/>
-      </w:pPr>
+        <w:t xml:space="preserve">後期融合最關鍵的一步叫</w:t>
+      </w:r>
       <w:r>
         <w:rPr>
           <w:rFonts w:ascii="微軟正黑體" w:cs="微軟正黑體" w:eastAsia="微軟正黑體" w:hAnsi="微軟正黑體"/>
           <w:b/>
           <w:bCs/>
           <w:color w:val="24405C"/>
-          <w:sz w:val="23"/>
-          <w:szCs w:val="23"/>
-        </w:rPr>
-        <w:t xml:space="preserve">誤差差 3 倍 → 信任差 3² ＝ 9 倍　→　(9 × 120.0 ＋ 1 × 118.0) ÷ 10 ＝ 119.8 公尺</w:t>
-      </w:r>
-    </w:p>
-    <w:p>
-      <w:pPr>
-        <w:widowControl/>
-        <w:spacing w:after="100" w:before="0" w:line="312"/>
-        <w:ind w:left="0" w:firstLine="0"/>
-      </w:pPr>
+          <w:sz w:val="22"/>
+          <w:szCs w:val="22"/>
+        </w:rPr>
+        <w:t xml:space="preserve">對應</w:t>
+      </w:r>
       <w:r>
         <w:rPr>
           <w:rFonts w:ascii="微軟正黑體" w:cs="微軟正黑體" w:eastAsia="微軟正黑體" w:hAnsi="微軟正黑體"/>
@@ -7380,13 +6769,14 @@
           <w:sz w:val="22"/>
           <w:szCs w:val="22"/>
         </w:rPr>
-        <w:t xml:space="preserve">為什麼是平方？數學上可以證明，這樣分配合起來的誤差最小（證明要用到統計，這門課記口訣就好）：誤差差幾倍，信任就差那個數字的平方倍。進了隧道只剩預測，誤差圈一秒一秒變大；出了隧道 GPS 回來，一下就拉回來。</w:t>
+        <w:t xml:space="preserve">：雷達的這個點，跟相機的哪一個框是同一個東西？就像把名單上的名字對到班級照片的臉上。最簡單看位置，再加上速度：一個靜止的點，不會是一台正在開的車。不屬於任何框的點（欄杆、樹），要正確地丟掉。</w:t>
       </w:r>
     </w:p>
     <w:p>
       <w:pPr>
         <w:pStyle w:val="Heading2"/>
         <w:keepNext/>
+        <w:pageBreakBefore/>
         <w:spacing w:after="130" w:before="300"/>
       </w:pPr>
       <w:r>
@@ -7398,7 +6788,550 @@
           <w:sz w:val="24"/>
           <w:szCs w:val="24"/>
         </w:rPr>
-        <w:t xml:space="preserve">合起來也不夠：降級</w:t>
+        <w:t xml:space="preserve">說法不一樣，聽誰的</w:t>
+      </w:r>
+    </w:p>
+    <w:tbl>
+      <w:tblPr>
+        <w:tblW w:type="dxa" w:w="9360"/>
+        <w:tblBorders>
+          <w:top w:val="single" w:color="8A949C" w:sz="8"/>
+          <w:left w:val="none"/>
+          <w:bottom w:val="single" w:color="8A949C" w:sz="8"/>
+          <w:right w:val="none"/>
+          <w:insideH w:val="single" w:color="BFC7CE" w:sz="2"/>
+          <w:insideV w:val="none"/>
+        </w:tblBorders>
+      </w:tblPr>
+      <w:tblGrid>
+        <w:gridCol w:w="1800"/>
+        <w:gridCol w:w="2700"/>
+        <w:gridCol w:w="2600"/>
+        <w:gridCol w:w="2260"/>
+      </w:tblGrid>
+      <w:tr>
+        <w:trPr>
+          <w:cantSplit/>
+          <w:tblHeader/>
+        </w:trPr>
+        <w:tc>
+          <w:tcPr>
+            <w:tcW w:type="dxa" w:w="1800"/>
+            <w:shd w:fill="EDF0F3" w:color="auto" w:val="clear"/>
+            <w:tcMar>
+              <w:top w:type="dxa" w:w="60"/>
+              <w:left w:type="dxa" w:w="95"/>
+              <w:bottom w:type="dxa" w:w="60"/>
+              <w:right w:type="dxa" w:w="95"/>
+            </w:tcMar>
+            <w:vAlign w:val="center"/>
+          </w:tcPr>
+          <w:p>
+            <w:pPr>
+              <w:spacing w:after="0" w:line="265"/>
+            </w:pPr>
+            <w:r>
+              <w:rPr>
+                <w:rFonts w:ascii="微軟正黑體" w:cs="微軟正黑體" w:eastAsia="微軟正黑體" w:hAnsi="微軟正黑體"/>
+                <w:b/>
+                <w:bCs/>
+                <w:color w:val="1B1B1B"/>
+                <w:sz w:val="18"/>
+                <w:szCs w:val="18"/>
+              </w:rPr>
+              <w:t xml:space="preserve">做法</w:t>
+            </w:r>
+          </w:p>
+        </w:tc>
+        <w:tc>
+          <w:tcPr>
+            <w:tcW w:type="dxa" w:w="2700"/>
+            <w:shd w:fill="EDF0F3" w:color="auto" w:val="clear"/>
+            <w:tcMar>
+              <w:top w:type="dxa" w:w="60"/>
+              <w:left w:type="dxa" w:w="95"/>
+              <w:bottom w:type="dxa" w:w="60"/>
+              <w:right w:type="dxa" w:w="95"/>
+            </w:tcMar>
+            <w:vAlign w:val="center"/>
+          </w:tcPr>
+          <w:p>
+            <w:pPr>
+              <w:spacing w:after="0" w:line="265"/>
+            </w:pPr>
+            <w:r>
+              <w:rPr>
+                <w:rFonts w:ascii="微軟正黑體" w:cs="微軟正黑體" w:eastAsia="微軟正黑體" w:hAnsi="微軟正黑體"/>
+                <w:b/>
+                <w:bCs/>
+                <w:color w:val="1B1B1B"/>
+                <w:sz w:val="18"/>
+                <w:szCs w:val="18"/>
+              </w:rPr>
+              <w:t xml:space="preserve">怎麼做</w:t>
+            </w:r>
+          </w:p>
+        </w:tc>
+        <w:tc>
+          <w:tcPr>
+            <w:tcW w:type="dxa" w:w="2600"/>
+            <w:shd w:fill="EDF0F3" w:color="auto" w:val="clear"/>
+            <w:tcMar>
+              <w:top w:type="dxa" w:w="60"/>
+              <w:left w:type="dxa" w:w="95"/>
+              <w:bottom w:type="dxa" w:w="60"/>
+              <w:right w:type="dxa" w:w="95"/>
+            </w:tcMar>
+            <w:vAlign w:val="center"/>
+          </w:tcPr>
+          <w:p>
+            <w:pPr>
+              <w:spacing w:after="0" w:line="265"/>
+            </w:pPr>
+            <w:r>
+              <w:rPr>
+                <w:rFonts w:ascii="微軟正黑體" w:cs="微軟正黑體" w:eastAsia="微軟正黑體" w:hAnsi="微軟正黑體"/>
+                <w:b/>
+                <w:bCs/>
+                <w:color w:val="1B1B1B"/>
+                <w:sz w:val="18"/>
+                <w:szCs w:val="18"/>
+              </w:rPr>
+              <w:t xml:space="preserve">例子</w:t>
+            </w:r>
+          </w:p>
+        </w:tc>
+        <w:tc>
+          <w:tcPr>
+            <w:tcW w:type="dxa" w:w="2260"/>
+            <w:shd w:fill="EDF0F3" w:color="auto" w:val="clear"/>
+            <w:tcMar>
+              <w:top w:type="dxa" w:w="60"/>
+              <w:left w:type="dxa" w:w="95"/>
+              <w:bottom w:type="dxa" w:w="60"/>
+              <w:right w:type="dxa" w:w="95"/>
+            </w:tcMar>
+            <w:vAlign w:val="center"/>
+          </w:tcPr>
+          <w:p>
+            <w:pPr>
+              <w:spacing w:after="0" w:line="265"/>
+            </w:pPr>
+            <w:r>
+              <w:rPr>
+                <w:rFonts w:ascii="微軟正黑體" w:cs="微軟正黑體" w:eastAsia="微軟正黑體" w:hAnsi="微軟正黑體"/>
+                <w:b/>
+                <w:bCs/>
+                <w:color w:val="1B1B1B"/>
+                <w:sz w:val="18"/>
+                <w:szCs w:val="18"/>
+              </w:rPr>
+              <w:t xml:space="preserve">代價</w:t>
+            </w:r>
+          </w:p>
+        </w:tc>
+      </w:tr>
+      <w:tr>
+        <w:trPr>
+          <w:cantSplit/>
+          <w:tblHeader w:val="false"/>
+        </w:trPr>
+        <w:tc>
+          <w:tcPr>
+            <w:tcW w:type="dxa" w:w="1800"/>
+            <w:tcMar>
+              <w:top w:type="dxa" w:w="60"/>
+              <w:left w:type="dxa" w:w="95"/>
+              <w:bottom w:type="dxa" w:w="60"/>
+              <w:right w:type="dxa" w:w="95"/>
+            </w:tcMar>
+            <w:vAlign w:val="center"/>
+          </w:tcPr>
+          <w:p>
+            <w:pPr>
+              <w:spacing w:after="0" w:line="265"/>
+            </w:pPr>
+            <w:r>
+              <w:rPr>
+                <w:rFonts w:ascii="微軟正黑體" w:cs="微軟正黑體" w:eastAsia="微軟正黑體" w:hAnsi="微軟正黑體"/>
+                <w:b w:val="false"/>
+                <w:bCs w:val="false"/>
+                <w:color w:val="1B1B1B"/>
+                <w:sz w:val="18"/>
+                <w:szCs w:val="18"/>
+              </w:rPr>
+              <w:t xml:space="preserve">看條件決定信誰</w:t>
+            </w:r>
+          </w:p>
+        </w:tc>
+        <w:tc>
+          <w:tcPr>
+            <w:tcW w:type="dxa" w:w="2700"/>
+            <w:tcMar>
+              <w:top w:type="dxa" w:w="60"/>
+              <w:left w:type="dxa" w:w="95"/>
+              <w:bottom w:type="dxa" w:w="60"/>
+              <w:right w:type="dxa" w:w="95"/>
+            </w:tcMar>
+            <w:vAlign w:val="center"/>
+          </w:tcPr>
+          <w:p>
+            <w:pPr>
+              <w:spacing w:after="0" w:line="265"/>
+            </w:pPr>
+            <w:r>
+              <w:rPr>
+                <w:rFonts w:ascii="微軟正黑體" w:cs="微軟正黑體" w:eastAsia="微軟正黑體" w:hAnsi="微軟正黑體"/>
+                <w:b w:val="false"/>
+                <w:bCs w:val="false"/>
+                <w:color w:val="1B1B1B"/>
+                <w:sz w:val="18"/>
+                <w:szCs w:val="18"/>
+              </w:rPr>
+              <w:t xml:space="preserve">每一顆有權重，隨天氣、光線改變</w:t>
+            </w:r>
+          </w:p>
+        </w:tc>
+        <w:tc>
+          <w:tcPr>
+            <w:tcW w:type="dxa" w:w="2600"/>
+            <w:tcMar>
+              <w:top w:type="dxa" w:w="60"/>
+              <w:left w:type="dxa" w:w="95"/>
+              <w:bottom w:type="dxa" w:w="60"/>
+              <w:right w:type="dxa" w:w="95"/>
+            </w:tcMar>
+            <w:vAlign w:val="center"/>
+          </w:tcPr>
+          <w:p>
+            <w:pPr>
+              <w:spacing w:after="0" w:line="265"/>
+            </w:pPr>
+            <w:r>
+              <w:rPr>
+                <w:rFonts w:ascii="微軟正黑體" w:cs="微軟正黑體" w:eastAsia="微軟正黑體" w:hAnsi="微軟正黑體"/>
+                <w:b w:val="false"/>
+                <w:bCs w:val="false"/>
+                <w:color w:val="1B1B1B"/>
+                <w:sz w:val="18"/>
+                <w:szCs w:val="18"/>
+              </w:rPr>
+              <w:t xml:space="preserve">下雨：多相信雷達、少相信相機</w:t>
+            </w:r>
+          </w:p>
+        </w:tc>
+        <w:tc>
+          <w:tcPr>
+            <w:tcW w:type="dxa" w:w="2260"/>
+            <w:tcMar>
+              <w:top w:type="dxa" w:w="60"/>
+              <w:left w:type="dxa" w:w="95"/>
+              <w:bottom w:type="dxa" w:w="60"/>
+              <w:right w:type="dxa" w:w="95"/>
+            </w:tcMar>
+            <w:vAlign w:val="center"/>
+          </w:tcPr>
+          <w:p>
+            <w:pPr>
+              <w:spacing w:after="0" w:line="265"/>
+            </w:pPr>
+            <w:r>
+              <w:rPr>
+                <w:rFonts w:ascii="微軟正黑體" w:cs="微軟正黑體" w:eastAsia="微軟正黑體" w:hAnsi="微軟正黑體"/>
+                <w:b w:val="false"/>
+                <w:bCs w:val="false"/>
+                <w:color w:val="1B1B1B"/>
+                <w:sz w:val="18"/>
+                <w:szCs w:val="18"/>
+              </w:rPr>
+              <w:t xml:space="preserve">要先知道它什麼時候變差</w:t>
+            </w:r>
+          </w:p>
+        </w:tc>
+      </w:tr>
+      <w:tr>
+        <w:trPr>
+          <w:cantSplit/>
+          <w:tblHeader w:val="false"/>
+        </w:trPr>
+        <w:tc>
+          <w:tcPr>
+            <w:tcW w:type="dxa" w:w="1800"/>
+            <w:tcMar>
+              <w:top w:type="dxa" w:w="60"/>
+              <w:left w:type="dxa" w:w="95"/>
+              <w:bottom w:type="dxa" w:w="60"/>
+              <w:right w:type="dxa" w:w="95"/>
+            </w:tcMar>
+            <w:vAlign w:val="center"/>
+          </w:tcPr>
+          <w:p>
+            <w:pPr>
+              <w:spacing w:after="0" w:line="265"/>
+            </w:pPr>
+            <w:r>
+              <w:rPr>
+                <w:rFonts w:ascii="微軟正黑體" w:cs="微軟正黑體" w:eastAsia="微軟正黑體" w:hAnsi="微軟正黑體"/>
+                <w:b w:val="false"/>
+                <w:bCs w:val="false"/>
+                <w:color w:val="1B1B1B"/>
+                <w:sz w:val="18"/>
+                <w:szCs w:val="18"/>
+              </w:rPr>
+              <w:t xml:space="preserve">多數決</w:t>
+            </w:r>
+          </w:p>
+        </w:tc>
+        <w:tc>
+          <w:tcPr>
+            <w:tcW w:type="dxa" w:w="2700"/>
+            <w:tcMar>
+              <w:top w:type="dxa" w:w="60"/>
+              <w:left w:type="dxa" w:w="95"/>
+              <w:bottom w:type="dxa" w:w="60"/>
+              <w:right w:type="dxa" w:w="95"/>
+            </w:tcMar>
+            <w:vAlign w:val="center"/>
+          </w:tcPr>
+          <w:p>
+            <w:pPr>
+              <w:spacing w:after="0" w:line="265"/>
+            </w:pPr>
+            <w:r>
+              <w:rPr>
+                <w:rFonts w:ascii="微軟正黑體" w:cs="微軟正黑體" w:eastAsia="微軟正黑體" w:hAnsi="微軟正黑體"/>
+                <w:b w:val="false"/>
+                <w:bCs w:val="false"/>
+                <w:color w:val="1B1B1B"/>
+                <w:sz w:val="18"/>
+                <w:szCs w:val="18"/>
+              </w:rPr>
+              <w:t xml:space="preserve">三顆裡兩顆說有，就算有</w:t>
+            </w:r>
+          </w:p>
+        </w:tc>
+        <w:tc>
+          <w:tcPr>
+            <w:tcW w:type="dxa" w:w="2600"/>
+            <w:tcMar>
+              <w:top w:type="dxa" w:w="60"/>
+              <w:left w:type="dxa" w:w="95"/>
+              <w:bottom w:type="dxa" w:w="60"/>
+              <w:right w:type="dxa" w:w="95"/>
+            </w:tcMar>
+            <w:vAlign w:val="center"/>
+          </w:tcPr>
+          <w:p>
+            <w:pPr>
+              <w:spacing w:after="0" w:line="265"/>
+            </w:pPr>
+            <w:r>
+              <w:rPr>
+                <w:rFonts w:ascii="微軟正黑體" w:cs="微軟正黑體" w:eastAsia="微軟正黑體" w:hAnsi="微軟正黑體"/>
+                <w:b w:val="false"/>
+                <w:bCs w:val="false"/>
+                <w:color w:val="1B1B1B"/>
+                <w:sz w:val="18"/>
+                <w:szCs w:val="18"/>
+              </w:rPr>
+              <w:t xml:space="preserve">相機、光達說有，雷達說沒有</w:t>
+            </w:r>
+          </w:p>
+        </w:tc>
+        <w:tc>
+          <w:tcPr>
+            <w:tcW w:type="dxa" w:w="2260"/>
+            <w:tcMar>
+              <w:top w:type="dxa" w:w="60"/>
+              <w:left w:type="dxa" w:w="95"/>
+              <w:bottom w:type="dxa" w:w="60"/>
+              <w:right w:type="dxa" w:w="95"/>
+            </w:tcMar>
+            <w:vAlign w:val="center"/>
+          </w:tcPr>
+          <w:p>
+            <w:pPr>
+              <w:spacing w:after="0" w:line="265"/>
+            </w:pPr>
+            <w:r>
+              <w:rPr>
+                <w:rFonts w:ascii="微軟正黑體" w:cs="微軟正黑體" w:eastAsia="微軟正黑體" w:hAnsi="微軟正黑體"/>
+                <w:b w:val="false"/>
+                <w:bCs w:val="false"/>
+                <w:color w:val="1B1B1B"/>
+                <w:sz w:val="18"/>
+                <w:szCs w:val="18"/>
+              </w:rPr>
+              <w:t xml:space="preserve">至少三顆量同一件事；兩顆被同一個原因騙就錯</w:t>
+            </w:r>
+          </w:p>
+        </w:tc>
+      </w:tr>
+      <w:tr>
+        <w:trPr>
+          <w:cantSplit/>
+          <w:tblHeader w:val="false"/>
+        </w:trPr>
+        <w:tc>
+          <w:tcPr>
+            <w:tcW w:type="dxa" w:w="1800"/>
+            <w:tcMar>
+              <w:top w:type="dxa" w:w="60"/>
+              <w:left w:type="dxa" w:w="95"/>
+              <w:bottom w:type="dxa" w:w="60"/>
+              <w:right w:type="dxa" w:w="95"/>
+            </w:tcMar>
+            <w:vAlign w:val="center"/>
+          </w:tcPr>
+          <w:p>
+            <w:pPr>
+              <w:spacing w:after="0" w:line="265"/>
+            </w:pPr>
+            <w:r>
+              <w:rPr>
+                <w:rFonts w:ascii="微軟正黑體" w:cs="微軟正黑體" w:eastAsia="微軟正黑體" w:hAnsi="微軟正黑體"/>
+                <w:b w:val="false"/>
+                <w:bCs w:val="false"/>
+                <w:color w:val="1B1B1B"/>
+                <w:sz w:val="18"/>
+                <w:szCs w:val="18"/>
+              </w:rPr>
+              <w:t xml:space="preserve">保守原則</w:t>
+            </w:r>
+          </w:p>
+        </w:tc>
+        <w:tc>
+          <w:tcPr>
+            <w:tcW w:type="dxa" w:w="2700"/>
+            <w:tcMar>
+              <w:top w:type="dxa" w:w="60"/>
+              <w:left w:type="dxa" w:w="95"/>
+              <w:bottom w:type="dxa" w:w="60"/>
+              <w:right w:type="dxa" w:w="95"/>
+            </w:tcMar>
+            <w:vAlign w:val="center"/>
+          </w:tcPr>
+          <w:p>
+            <w:pPr>
+              <w:spacing w:after="0" w:line="265"/>
+            </w:pPr>
+            <w:r>
+              <w:rPr>
+                <w:rFonts w:ascii="微軟正黑體" w:cs="微軟正黑體" w:eastAsia="微軟正黑體" w:hAnsi="微軟正黑體"/>
+                <w:b w:val="false"/>
+                <w:bCs w:val="false"/>
+                <w:color w:val="1B1B1B"/>
+                <w:sz w:val="18"/>
+                <w:szCs w:val="18"/>
+              </w:rPr>
+              <w:t xml:space="preserve">只要有一顆說有，就先減速</w:t>
+            </w:r>
+          </w:p>
+        </w:tc>
+        <w:tc>
+          <w:tcPr>
+            <w:tcW w:type="dxa" w:w="2600"/>
+            <w:tcMar>
+              <w:top w:type="dxa" w:w="60"/>
+              <w:left w:type="dxa" w:w="95"/>
+              <w:bottom w:type="dxa" w:w="60"/>
+              <w:right w:type="dxa" w:w="95"/>
+            </w:tcMar>
+            <w:vAlign w:val="center"/>
+          </w:tcPr>
+          <w:p>
+            <w:pPr>
+              <w:spacing w:after="0" w:line="265"/>
+            </w:pPr>
+            <w:r>
+              <w:rPr>
+                <w:rFonts w:ascii="微軟正黑體" w:cs="微軟正黑體" w:eastAsia="微軟正黑體" w:hAnsi="微軟正黑體"/>
+                <w:b w:val="false"/>
+                <w:bCs w:val="false"/>
+                <w:color w:val="1B1B1B"/>
+                <w:sz w:val="18"/>
+                <w:szCs w:val="18"/>
+              </w:rPr>
+              <w:t xml:space="preserve">雷達說有、相機說沒有 → 先減速</w:t>
+            </w:r>
+          </w:p>
+        </w:tc>
+        <w:tc>
+          <w:tcPr>
+            <w:tcW w:type="dxa" w:w="2260"/>
+            <w:tcMar>
+              <w:top w:type="dxa" w:w="60"/>
+              <w:left w:type="dxa" w:w="95"/>
+              <w:bottom w:type="dxa" w:w="60"/>
+              <w:right w:type="dxa" w:w="95"/>
+            </w:tcMar>
+            <w:vAlign w:val="center"/>
+          </w:tcPr>
+          <w:p>
+            <w:pPr>
+              <w:spacing w:after="0" w:line="265"/>
+            </w:pPr>
+            <w:r>
+              <w:rPr>
+                <w:rFonts w:ascii="微軟正黑體" w:cs="微軟正黑體" w:eastAsia="微軟正黑體" w:hAnsi="微軟正黑體"/>
+                <w:b w:val="false"/>
+                <w:bCs w:val="false"/>
+                <w:color w:val="1B1B1B"/>
+                <w:sz w:val="18"/>
+                <w:szCs w:val="18"/>
+              </w:rPr>
+              <w:t xml:space="preserve">幽靈煞車變多</w:t>
+            </w:r>
+          </w:p>
+        </w:tc>
+      </w:tr>
+    </w:tbl>
+    <w:p>
+      <w:pPr>
+        <w:spacing w:after="0"/>
+      </w:pPr>
+      <w:r>
+        <w:rPr>
+          <w:rFonts w:ascii="微軟正黑體" w:cs="微軟正黑體" w:eastAsia="微軟正黑體" w:hAnsi="微軟正黑體"/>
+          <w:color w:val="1B1B1B"/>
+          <w:sz w:val="22"/>
+          <w:szCs w:val="22"/>
+        </w:rPr>
+        <w:t xml:space="preserve"/>
+      </w:r>
+    </w:p>
+    <w:p>
+      <w:pPr>
+        <w:widowControl/>
+        <w:spacing w:after="100" w:before="0" w:line="312"/>
+        <w:ind w:left="0" w:firstLine="0"/>
+      </w:pPr>
+      <w:r>
+        <w:rPr>
+          <w:rFonts w:ascii="微軟正黑體" w:cs="微軟正黑體" w:eastAsia="微軟正黑體" w:hAnsi="微軟正黑體"/>
+          <w:color w:val="1B1B1B"/>
+          <w:sz w:val="22"/>
+          <w:szCs w:val="22"/>
+        </w:rPr>
+        <w:t xml:space="preserve">真的系統三種混著用。感測器自己說「我現在不可靠」的時候，它的權重就降下來，別人多扛一點。</w:t>
+      </w:r>
+    </w:p>
+    <w:p>
+      <w:pPr>
+        <w:pStyle w:val="Heading2"/>
+        <w:keepNext/>
+        <w:spacing w:after="130" w:before="300"/>
+      </w:pPr>
+      <w:r>
+        <w:rPr>
+          <w:rFonts w:ascii="微軟正黑體" w:cs="微軟正黑體" w:eastAsia="微軟正黑體" w:hAnsi="微軟正黑體"/>
+          <w:b/>
+          <w:bCs/>
+          <w:color w:val="24405C"/>
+          <w:sz w:val="24"/>
+          <w:szCs w:val="24"/>
+        </w:rPr>
+        <w:t xml:space="preserve">定位的融合：比較準的，多相信一點</w:t>
       </w:r>
     </w:p>
     <w:p>
@@ -7462,7 +7395,7 @@
           <w:sz w:val="19"/>
           <w:szCs w:val="19"/>
         </w:rPr>
-        <w:t xml:space="preserve">課程自製示意動圖第一格：雨大到相機失靈、光達變差，L4 的車自己減速、打雙黃燈、靠右邊路肩停下。</w:t>
+        <w:t xml:space="preserve">課程自製動圖第一格：IMU＋輪速 120.0 m（±1，窄而高）、GPS 118.0 m（±3，寬而矮），合起來 119.8 m，比兩條都窄。曲線寬度照誤差畫。</w:t>
       </w:r>
     </w:p>
     <w:p>
@@ -7478,19 +7411,32 @@
           <w:sz w:val="22"/>
           <w:szCs w:val="22"/>
         </w:rPr>
-        <w:t xml:space="preserve">車子不硬撐，而是主動退一步。</w:t>
-      </w:r>
+        <w:t xml:space="preserve">就像兩支錶，一支很準、一支常常快慢，你兩支都看，但比較聽準的那支。這就是卡爾曼濾波的核心：預測一個位置、量到一個位置，比較準的多相信一點。</w:t>
+      </w:r>
+    </w:p>
+    <w:p>
+      <w:pPr>
+        <w:spacing w:after="150" w:before="130" w:line="320"/>
+        <w:jc w:val="center"/>
+      </w:pPr>
       <w:r>
         <w:rPr>
           <w:rFonts w:ascii="微軟正黑體" w:cs="微軟正黑體" w:eastAsia="微軟正黑體" w:hAnsi="微軟正黑體"/>
           <w:b/>
           <w:bCs/>
           <w:color w:val="24405C"/>
-          <w:sz w:val="22"/>
-          <w:szCs w:val="22"/>
-        </w:rPr>
-        <w:t xml:space="preserve">L2</w:t>
-      </w:r>
+          <w:sz w:val="23"/>
+          <w:szCs w:val="23"/>
+        </w:rPr>
+        <w:t xml:space="preserve">誤差差 3 倍 → 信任差 3² ＝ 9 倍　→　(9 × 120.0 ＋ 1 × 118.0) ÷ 10 ＝ 119.8 公尺</w:t>
+      </w:r>
+    </w:p>
+    <w:p>
+      <w:pPr>
+        <w:widowControl/>
+        <w:spacing w:after="100" w:before="0" w:line="312"/>
+        <w:ind w:left="0" w:firstLine="0"/>
+      </w:pPr>
       <w:r>
         <w:rPr>
           <w:rFonts w:ascii="微軟正黑體" w:cs="微軟正黑體" w:eastAsia="微軟正黑體" w:hAnsi="微軟正黑體"/>
@@ -7498,47 +7444,7 @@
           <w:sz w:val="22"/>
           <w:szCs w:val="22"/>
         </w:rPr>
-        <w:t xml:space="preserve"> 的車會跳警告，請駕駛接手；</w:t>
-      </w:r>
-      <w:r>
-        <w:rPr>
-          <w:rFonts w:ascii="微軟正黑體" w:cs="微軟正黑體" w:eastAsia="微軟正黑體" w:hAnsi="微軟正黑體"/>
-          <w:b/>
-          <w:bCs/>
-          <w:color w:val="24405C"/>
-          <w:sz w:val="22"/>
-          <w:szCs w:val="22"/>
-        </w:rPr>
-        <w:t xml:space="preserve">L4</w:t>
-      </w:r>
-      <w:r>
-        <w:rPr>
-          <w:rFonts w:ascii="微軟正黑體" w:cs="微軟正黑體" w:eastAsia="微軟正黑體" w:hAnsi="微軟正黑體"/>
-          <w:color w:val="1B1B1B"/>
-          <w:sz w:val="22"/>
-          <w:szCs w:val="22"/>
-        </w:rPr>
-        <w:t xml:space="preserve"> 的車可能沒有駕駛，要自己進入</w:t>
-      </w:r>
-      <w:r>
-        <w:rPr>
-          <w:rFonts w:ascii="微軟正黑體" w:cs="微軟正黑體" w:eastAsia="微軟正黑體" w:hAnsi="微軟正黑體"/>
-          <w:b/>
-          <w:bCs/>
-          <w:color w:val="24405C"/>
-          <w:sz w:val="22"/>
-          <w:szCs w:val="22"/>
-        </w:rPr>
-        <w:t xml:space="preserve">最小風險狀態</w:t>
-      </w:r>
-      <w:r>
-        <w:rPr>
-          <w:rFonts w:ascii="微軟正黑體" w:cs="微軟正黑體" w:eastAsia="微軟正黑體" w:hAnsi="微軟正黑體"/>
-          <w:color w:val="1B1B1B"/>
-          <w:sz w:val="22"/>
-          <w:szCs w:val="22"/>
-        </w:rPr>
-        <w:t xml:space="preserve">，例如減速、打雙黃燈、靠邊停下（台灣、越南靠右）。什麼時候該降級？回到第一週的 ODD 六格：「天候與光照」那一格，就是失效對照表；雨大到相機打叉，就是走出了 ODD。</w:t>
+        <w:t xml:space="preserve">為什麼是平方？數學上可以證明，這樣分配合起來的誤差最小（證明要用到統計，這門課記口訣就好）：誤差差幾倍，信任就差那個數字的平方倍。進了隧道只剩預測，誤差圈一秒一秒變大；出了隧道 GPS 回來，一下就拉回來。</w:t>
       </w:r>
     </w:p>
     <w:p>
@@ -7556,633 +7462,7 @@
           <w:sz w:val="24"/>
           <w:szCs w:val="24"/>
         </w:rPr>
-        <w:t xml:space="preserve">五組常見的搭檔</w:t>
-      </w:r>
-    </w:p>
-    <w:tbl>
-      <w:tblPr>
-        <w:tblW w:type="dxa" w:w="9360"/>
-        <w:tblBorders>
-          <w:top w:val="single" w:color="8A949C" w:sz="8"/>
-          <w:left w:val="none"/>
-          <w:bottom w:val="single" w:color="8A949C" w:sz="8"/>
-          <w:right w:val="none"/>
-          <w:insideH w:val="single" w:color="BFC7CE" w:sz="2"/>
-          <w:insideV w:val="none"/>
-        </w:tblBorders>
-      </w:tblPr>
-      <w:tblGrid>
-        <w:gridCol w:w="2300"/>
-        <w:gridCol w:w="4000"/>
-        <w:gridCol w:w="3060"/>
-      </w:tblGrid>
-      <w:tr>
-        <w:trPr>
-          <w:cantSplit/>
-          <w:tblHeader/>
-        </w:trPr>
-        <w:tc>
-          <w:tcPr>
-            <w:tcW w:type="dxa" w:w="2300"/>
-            <w:shd w:fill="EDF0F3" w:color="auto" w:val="clear"/>
-            <w:tcMar>
-              <w:top w:type="dxa" w:w="60"/>
-              <w:left w:type="dxa" w:w="95"/>
-              <w:bottom w:type="dxa" w:w="60"/>
-              <w:right w:type="dxa" w:w="95"/>
-            </w:tcMar>
-            <w:vAlign w:val="center"/>
-          </w:tcPr>
-          <w:p>
-            <w:pPr>
-              <w:spacing w:after="0" w:line="265"/>
-            </w:pPr>
-            <w:r>
-              <w:rPr>
-                <w:rFonts w:ascii="微軟正黑體" w:cs="微軟正黑體" w:eastAsia="微軟正黑體" w:hAnsi="微軟正黑體"/>
-                <w:b/>
-                <w:bCs/>
-                <w:color w:val="1B1B1B"/>
-                <w:sz w:val="18"/>
-                <w:szCs w:val="18"/>
-              </w:rPr>
-              <w:t xml:space="preserve">搭檔</w:t>
-            </w:r>
-          </w:p>
-        </w:tc>
-        <w:tc>
-          <w:tcPr>
-            <w:tcW w:type="dxa" w:w="4000"/>
-            <w:shd w:fill="EDF0F3" w:color="auto" w:val="clear"/>
-            <w:tcMar>
-              <w:top w:type="dxa" w:w="60"/>
-              <w:left w:type="dxa" w:w="95"/>
-              <w:bottom w:type="dxa" w:w="60"/>
-              <w:right w:type="dxa" w:w="95"/>
-            </w:tcMar>
-            <w:vAlign w:val="center"/>
-          </w:tcPr>
-          <w:p>
-            <w:pPr>
-              <w:spacing w:after="0" w:line="265"/>
-            </w:pPr>
-            <w:r>
-              <w:rPr>
-                <w:rFonts w:ascii="微軟正黑體" w:cs="微軟正黑體" w:eastAsia="微軟正黑體" w:hAnsi="微軟正黑體"/>
-                <w:b/>
-                <w:bCs/>
-                <w:color w:val="1B1B1B"/>
-                <w:sz w:val="18"/>
-                <w:szCs w:val="18"/>
-              </w:rPr>
-              <w:t xml:space="preserve">誰負責哪一塊</w:t>
-            </w:r>
-          </w:p>
-        </w:tc>
-        <w:tc>
-          <w:tcPr>
-            <w:tcW w:type="dxa" w:w="3060"/>
-            <w:shd w:fill="EDF0F3" w:color="auto" w:val="clear"/>
-            <w:tcMar>
-              <w:top w:type="dxa" w:w="60"/>
-              <w:left w:type="dxa" w:w="95"/>
-              <w:bottom w:type="dxa" w:w="60"/>
-              <w:right w:type="dxa" w:w="95"/>
-            </w:tcMar>
-            <w:vAlign w:val="center"/>
-          </w:tcPr>
-          <w:p>
-            <w:pPr>
-              <w:spacing w:after="0" w:line="265"/>
-            </w:pPr>
-            <w:r>
-              <w:rPr>
-                <w:rFonts w:ascii="微軟正黑體" w:cs="微軟正黑體" w:eastAsia="微軟正黑體" w:hAnsi="微軟正黑體"/>
-                <w:b/>
-                <w:bCs/>
-                <w:color w:val="1B1B1B"/>
-                <w:sz w:val="18"/>
-                <w:szCs w:val="18"/>
-              </w:rPr>
-              <w:t xml:space="preserve">什麼時候最需要</w:t>
-            </w:r>
-          </w:p>
-        </w:tc>
-      </w:tr>
-      <w:tr>
-        <w:trPr>
-          <w:cantSplit/>
-          <w:tblHeader w:val="false"/>
-        </w:trPr>
-        <w:tc>
-          <w:tcPr>
-            <w:tcW w:type="dxa" w:w="2300"/>
-            <w:tcMar>
-              <w:top w:type="dxa" w:w="60"/>
-              <w:left w:type="dxa" w:w="95"/>
-              <w:bottom w:type="dxa" w:w="60"/>
-              <w:right w:type="dxa" w:w="95"/>
-            </w:tcMar>
-            <w:vAlign w:val="center"/>
-          </w:tcPr>
-          <w:p>
-            <w:pPr>
-              <w:spacing w:after="0" w:line="265"/>
-            </w:pPr>
-            <w:r>
-              <w:rPr>
-                <w:rFonts w:ascii="微軟正黑體" w:cs="微軟正黑體" w:eastAsia="微軟正黑體" w:hAnsi="微軟正黑體"/>
-                <w:b w:val="false"/>
-                <w:bCs w:val="false"/>
-                <w:color w:val="1B1B1B"/>
-                <w:sz w:val="18"/>
-                <w:szCs w:val="18"/>
-              </w:rPr>
-              <w:t xml:space="preserve">相機＋雷達</w:t>
-            </w:r>
-          </w:p>
-        </w:tc>
-        <w:tc>
-          <w:tcPr>
-            <w:tcW w:type="dxa" w:w="4000"/>
-            <w:tcMar>
-              <w:top w:type="dxa" w:w="60"/>
-              <w:left w:type="dxa" w:w="95"/>
-              <w:bottom w:type="dxa" w:w="60"/>
-              <w:right w:type="dxa" w:w="95"/>
-            </w:tcMar>
-            <w:vAlign w:val="center"/>
-          </w:tcPr>
-          <w:p>
-            <w:pPr>
-              <w:spacing w:after="0" w:line="265"/>
-            </w:pPr>
-            <w:r>
-              <w:rPr>
-                <w:rFonts w:ascii="微軟正黑體" w:cs="微軟正黑體" w:eastAsia="微軟正黑體" w:hAnsi="微軟正黑體"/>
-                <w:b w:val="false"/>
-                <w:bCs w:val="false"/>
-                <w:color w:val="1B1B1B"/>
-                <w:sz w:val="18"/>
-                <w:szCs w:val="18"/>
-              </w:rPr>
-              <w:t xml:space="preserve">相機：那是什麼；雷達：多遠、多快</w:t>
-            </w:r>
-          </w:p>
-        </w:tc>
-        <w:tc>
-          <w:tcPr>
-            <w:tcW w:type="dxa" w:w="3060"/>
-            <w:tcMar>
-              <w:top w:type="dxa" w:w="60"/>
-              <w:left w:type="dxa" w:w="95"/>
-              <w:bottom w:type="dxa" w:w="60"/>
-              <w:right w:type="dxa" w:w="95"/>
-            </w:tcMar>
-            <w:vAlign w:val="center"/>
-          </w:tcPr>
-          <w:p>
-            <w:pPr>
-              <w:spacing w:after="0" w:line="265"/>
-            </w:pPr>
-            <w:r>
-              <w:rPr>
-                <w:rFonts w:ascii="微軟正黑體" w:cs="微軟正黑體" w:eastAsia="微軟正黑體" w:hAnsi="微軟正黑體"/>
-                <w:b w:val="false"/>
-                <w:bCs w:val="false"/>
-                <w:color w:val="1B1B1B"/>
-                <w:sz w:val="18"/>
-                <w:szCs w:val="18"/>
-              </w:rPr>
-              <w:t xml:space="preserve">自動緊急煞車、跟車</w:t>
-            </w:r>
-          </w:p>
-        </w:tc>
-      </w:tr>
-      <w:tr>
-        <w:trPr>
-          <w:cantSplit/>
-          <w:tblHeader w:val="false"/>
-        </w:trPr>
-        <w:tc>
-          <w:tcPr>
-            <w:tcW w:type="dxa" w:w="2300"/>
-            <w:tcMar>
-              <w:top w:type="dxa" w:w="60"/>
-              <w:left w:type="dxa" w:w="95"/>
-              <w:bottom w:type="dxa" w:w="60"/>
-              <w:right w:type="dxa" w:w="95"/>
-            </w:tcMar>
-            <w:vAlign w:val="center"/>
-          </w:tcPr>
-          <w:p>
-            <w:pPr>
-              <w:spacing w:after="0" w:line="265"/>
-            </w:pPr>
-            <w:r>
-              <w:rPr>
-                <w:rFonts w:ascii="微軟正黑體" w:cs="微軟正黑體" w:eastAsia="微軟正黑體" w:hAnsi="微軟正黑體"/>
-                <w:b w:val="false"/>
-                <w:bCs w:val="false"/>
-                <w:color w:val="1B1B1B"/>
-                <w:sz w:val="18"/>
-                <w:szCs w:val="18"/>
-              </w:rPr>
-              <w:t xml:space="preserve">相機＋光達</w:t>
-            </w:r>
-          </w:p>
-        </w:tc>
-        <w:tc>
-          <w:tcPr>
-            <w:tcW w:type="dxa" w:w="4000"/>
-            <w:tcMar>
-              <w:top w:type="dxa" w:w="60"/>
-              <w:left w:type="dxa" w:w="95"/>
-              <w:bottom w:type="dxa" w:w="60"/>
-              <w:right w:type="dxa" w:w="95"/>
-            </w:tcMar>
-            <w:vAlign w:val="center"/>
-          </w:tcPr>
-          <w:p>
-            <w:pPr>
-              <w:spacing w:after="0" w:line="265"/>
-            </w:pPr>
-            <w:r>
-              <w:rPr>
-                <w:rFonts w:ascii="微軟正黑體" w:cs="微軟正黑體" w:eastAsia="微軟正黑體" w:hAnsi="微軟正黑體"/>
-                <w:b w:val="false"/>
-                <w:bCs w:val="false"/>
-                <w:color w:val="1B1B1B"/>
-                <w:sz w:val="18"/>
-                <w:szCs w:val="18"/>
-              </w:rPr>
-              <w:t xml:space="preserve">光達點投到照片上，每個點都知道多遠</w:t>
-            </w:r>
-          </w:p>
-        </w:tc>
-        <w:tc>
-          <w:tcPr>
-            <w:tcW w:type="dxa" w:w="3060"/>
-            <w:tcMar>
-              <w:top w:type="dxa" w:w="60"/>
-              <w:left w:type="dxa" w:w="95"/>
-              <w:bottom w:type="dxa" w:w="60"/>
-              <w:right w:type="dxa" w:w="95"/>
-            </w:tcMar>
-            <w:vAlign w:val="center"/>
-          </w:tcPr>
-          <w:p>
-            <w:pPr>
-              <w:spacing w:after="0" w:line="265"/>
-            </w:pPr>
-            <w:r>
-              <w:rPr>
-                <w:rFonts w:ascii="微軟正黑體" w:cs="微軟正黑體" w:eastAsia="微軟正黑體" w:hAnsi="微軟正黑體"/>
-                <w:b w:val="false"/>
-                <w:bCs w:val="false"/>
-                <w:color w:val="1B1B1B"/>
-                <w:sz w:val="18"/>
-                <w:szCs w:val="18"/>
-              </w:rPr>
-              <w:t xml:space="preserve">認得出、又量得準</w:t>
-            </w:r>
-          </w:p>
-        </w:tc>
-      </w:tr>
-      <w:tr>
-        <w:trPr>
-          <w:cantSplit/>
-          <w:tblHeader w:val="false"/>
-        </w:trPr>
-        <w:tc>
-          <w:tcPr>
-            <w:tcW w:type="dxa" w:w="2300"/>
-            <w:tcMar>
-              <w:top w:type="dxa" w:w="60"/>
-              <w:left w:type="dxa" w:w="95"/>
-              <w:bottom w:type="dxa" w:w="60"/>
-              <w:right w:type="dxa" w:w="95"/>
-            </w:tcMar>
-            <w:vAlign w:val="center"/>
-          </w:tcPr>
-          <w:p>
-            <w:pPr>
-              <w:spacing w:after="0" w:line="265"/>
-            </w:pPr>
-            <w:r>
-              <w:rPr>
-                <w:rFonts w:ascii="微軟正黑體" w:cs="微軟正黑體" w:eastAsia="微軟正黑體" w:hAnsi="微軟正黑體"/>
-                <w:b w:val="false"/>
-                <w:bCs w:val="false"/>
-                <w:color w:val="1B1B1B"/>
-                <w:sz w:val="18"/>
-                <w:szCs w:val="18"/>
-              </w:rPr>
-              <w:t xml:space="preserve">光達＋雷達</w:t>
-            </w:r>
-          </w:p>
-        </w:tc>
-        <w:tc>
-          <w:tcPr>
-            <w:tcW w:type="dxa" w:w="4000"/>
-            <w:tcMar>
-              <w:top w:type="dxa" w:w="60"/>
-              <w:left w:type="dxa" w:w="95"/>
-              <w:bottom w:type="dxa" w:w="60"/>
-              <w:right w:type="dxa" w:w="95"/>
-            </w:tcMar>
-            <w:vAlign w:val="center"/>
-          </w:tcPr>
-          <w:p>
-            <w:pPr>
-              <w:spacing w:after="0" w:line="265"/>
-            </w:pPr>
-            <w:r>
-              <w:rPr>
-                <w:rFonts w:ascii="微軟正黑體" w:cs="微軟正黑體" w:eastAsia="微軟正黑體" w:hAnsi="微軟正黑體"/>
-                <w:b w:val="false"/>
-                <w:bCs w:val="false"/>
-                <w:color w:val="1B1B1B"/>
-                <w:sz w:val="18"/>
-                <w:szCs w:val="18"/>
-              </w:rPr>
-              <w:t xml:space="preserve">雨霧光達變短，雷達頂上；雷達沒高度，光達補</w:t>
-            </w:r>
-          </w:p>
-        </w:tc>
-        <w:tc>
-          <w:tcPr>
-            <w:tcW w:type="dxa" w:w="3060"/>
-            <w:tcMar>
-              <w:top w:type="dxa" w:w="60"/>
-              <w:left w:type="dxa" w:w="95"/>
-              <w:bottom w:type="dxa" w:w="60"/>
-              <w:right w:type="dxa" w:w="95"/>
-            </w:tcMar>
-            <w:vAlign w:val="center"/>
-          </w:tcPr>
-          <w:p>
-            <w:pPr>
-              <w:spacing w:after="0" w:line="265"/>
-            </w:pPr>
-            <w:r>
-              <w:rPr>
-                <w:rFonts w:ascii="微軟正黑體" w:cs="微軟正黑體" w:eastAsia="微軟正黑體" w:hAnsi="微軟正黑體"/>
-                <w:b w:val="false"/>
-                <w:bCs w:val="false"/>
-                <w:color w:val="1B1B1B"/>
-                <w:sz w:val="18"/>
-                <w:szCs w:val="18"/>
-              </w:rPr>
-              <w:t xml:space="preserve">下雨、起霧、頭頂的路牌</w:t>
-            </w:r>
-          </w:p>
-        </w:tc>
-      </w:tr>
-      <w:tr>
-        <w:trPr>
-          <w:cantSplit/>
-          <w:tblHeader w:val="false"/>
-        </w:trPr>
-        <w:tc>
-          <w:tcPr>
-            <w:tcW w:type="dxa" w:w="2300"/>
-            <w:tcMar>
-              <w:top w:type="dxa" w:w="60"/>
-              <w:left w:type="dxa" w:w="95"/>
-              <w:bottom w:type="dxa" w:w="60"/>
-              <w:right w:type="dxa" w:w="95"/>
-            </w:tcMar>
-            <w:vAlign w:val="center"/>
-          </w:tcPr>
-          <w:p>
-            <w:pPr>
-              <w:spacing w:after="0" w:line="265"/>
-            </w:pPr>
-            <w:r>
-              <w:rPr>
-                <w:rFonts w:ascii="微軟正黑體" w:cs="微軟正黑體" w:eastAsia="微軟正黑體" w:hAnsi="微軟正黑體"/>
-                <w:b w:val="false"/>
-                <w:bCs w:val="false"/>
-                <w:color w:val="1B1B1B"/>
-                <w:sz w:val="18"/>
-                <w:szCs w:val="18"/>
-              </w:rPr>
-              <w:t xml:space="preserve">衛星定位＋IMU＋地圖</w:t>
-            </w:r>
-          </w:p>
-        </w:tc>
-        <w:tc>
-          <w:tcPr>
-            <w:tcW w:type="dxa" w:w="4000"/>
-            <w:tcMar>
-              <w:top w:type="dxa" w:w="60"/>
-              <w:left w:type="dxa" w:w="95"/>
-              <w:bottom w:type="dxa" w:w="60"/>
-              <w:right w:type="dxa" w:w="95"/>
-            </w:tcMar>
-            <w:vAlign w:val="center"/>
-          </w:tcPr>
-          <w:p>
-            <w:pPr>
-              <w:spacing w:after="0" w:line="265"/>
-            </w:pPr>
-            <w:r>
-              <w:rPr>
-                <w:rFonts w:ascii="微軟正黑體" w:cs="微軟正黑體" w:eastAsia="微軟正黑體" w:hAnsi="微軟正黑體"/>
-                <w:b w:val="false"/>
-                <w:bCs w:val="false"/>
-                <w:color w:val="1B1B1B"/>
-                <w:sz w:val="18"/>
-                <w:szCs w:val="18"/>
-              </w:rPr>
-              <w:t xml:space="preserve">衛星斷了 IMU 先撐；出來再拉回</w:t>
-            </w:r>
-          </w:p>
-        </w:tc>
-        <w:tc>
-          <w:tcPr>
-            <w:tcW w:type="dxa" w:w="3060"/>
-            <w:tcMar>
-              <w:top w:type="dxa" w:w="60"/>
-              <w:left w:type="dxa" w:w="95"/>
-              <w:bottom w:type="dxa" w:w="60"/>
-              <w:right w:type="dxa" w:w="95"/>
-            </w:tcMar>
-            <w:vAlign w:val="center"/>
-          </w:tcPr>
-          <w:p>
-            <w:pPr>
-              <w:spacing w:after="0" w:line="265"/>
-            </w:pPr>
-            <w:r>
-              <w:rPr>
-                <w:rFonts w:ascii="微軟正黑體" w:cs="微軟正黑體" w:eastAsia="微軟正黑體" w:hAnsi="微軟正黑體"/>
-                <w:b w:val="false"/>
-                <w:bCs w:val="false"/>
-                <w:color w:val="1B1B1B"/>
-                <w:sz w:val="18"/>
-                <w:szCs w:val="18"/>
-              </w:rPr>
-              <w:t xml:space="preserve">隧道、高樓之間</w:t>
-            </w:r>
-          </w:p>
-        </w:tc>
-      </w:tr>
-      <w:tr>
-        <w:trPr>
-          <w:cantSplit/>
-          <w:tblHeader w:val="false"/>
-        </w:trPr>
-        <w:tc>
-          <w:tcPr>
-            <w:tcW w:type="dxa" w:w="2300"/>
-            <w:tcMar>
-              <w:top w:type="dxa" w:w="60"/>
-              <w:left w:type="dxa" w:w="95"/>
-              <w:bottom w:type="dxa" w:w="60"/>
-              <w:right w:type="dxa" w:w="95"/>
-            </w:tcMar>
-            <w:vAlign w:val="center"/>
-          </w:tcPr>
-          <w:p>
-            <w:pPr>
-              <w:spacing w:after="0" w:line="265"/>
-            </w:pPr>
-            <w:r>
-              <w:rPr>
-                <w:rFonts w:ascii="微軟正黑體" w:cs="微軟正黑體" w:eastAsia="微軟正黑體" w:hAnsi="微軟正黑體"/>
-                <w:b w:val="false"/>
-                <w:bCs w:val="false"/>
-                <w:color w:val="1B1B1B"/>
-                <w:sz w:val="18"/>
-                <w:szCs w:val="18"/>
-              </w:rPr>
-              <w:t xml:space="preserve">超音波＋環景相機</w:t>
-            </w:r>
-          </w:p>
-        </w:tc>
-        <w:tc>
-          <w:tcPr>
-            <w:tcW w:type="dxa" w:w="4000"/>
-            <w:tcMar>
-              <w:top w:type="dxa" w:w="60"/>
-              <w:left w:type="dxa" w:w="95"/>
-              <w:bottom w:type="dxa" w:w="60"/>
-              <w:right w:type="dxa" w:w="95"/>
-            </w:tcMar>
-            <w:vAlign w:val="center"/>
-          </w:tcPr>
-          <w:p>
-            <w:pPr>
-              <w:spacing w:after="0" w:line="265"/>
-            </w:pPr>
-            <w:r>
-              <w:rPr>
-                <w:rFonts w:ascii="微軟正黑體" w:cs="微軟正黑體" w:eastAsia="微軟正黑體" w:hAnsi="微軟正黑體"/>
-                <w:b w:val="false"/>
-                <w:bCs w:val="false"/>
-                <w:color w:val="1B1B1B"/>
-                <w:sz w:val="18"/>
-                <w:szCs w:val="18"/>
-              </w:rPr>
-              <w:t xml:space="preserve">超音波量很近的距離；相機看清楚是什麼</w:t>
-            </w:r>
-          </w:p>
-        </w:tc>
-        <w:tc>
-          <w:tcPr>
-            <w:tcW w:type="dxa" w:w="3060"/>
-            <w:tcMar>
-              <w:top w:type="dxa" w:w="60"/>
-              <w:left w:type="dxa" w:w="95"/>
-              <w:bottom w:type="dxa" w:w="60"/>
-              <w:right w:type="dxa" w:w="95"/>
-            </w:tcMar>
-            <w:vAlign w:val="center"/>
-          </w:tcPr>
-          <w:p>
-            <w:pPr>
-              <w:spacing w:after="0" w:line="265"/>
-            </w:pPr>
-            <w:r>
-              <w:rPr>
-                <w:rFonts w:ascii="微軟正黑體" w:cs="微軟正黑體" w:eastAsia="微軟正黑體" w:hAnsi="微軟正黑體"/>
-                <w:b w:val="false"/>
-                <w:bCs w:val="false"/>
-                <w:color w:val="1B1B1B"/>
-                <w:sz w:val="18"/>
-                <w:szCs w:val="18"/>
-              </w:rPr>
-              <w:t xml:space="preserve">停車</w:t>
-            </w:r>
-          </w:p>
-        </w:tc>
-      </w:tr>
-    </w:tbl>
-    <w:p>
-      <w:pPr>
-        <w:spacing w:after="0"/>
-      </w:pPr>
-      <w:r>
-        <w:rPr>
-          <w:rFonts w:ascii="微軟正黑體" w:cs="微軟正黑體" w:eastAsia="微軟正黑體" w:hAnsi="微軟正黑體"/>
-          <w:color w:val="1B1B1B"/>
-          <w:sz w:val="22"/>
-          <w:szCs w:val="22"/>
-        </w:rPr>
-        <w:t xml:space="preserve"/>
-      </w:r>
-    </w:p>
-    <w:p>
-      <w:pPr>
-        <w:widowControl/>
-        <w:spacing w:after="100" w:before="0" w:line="312"/>
-        <w:ind w:left="0" w:firstLine="0"/>
-      </w:pPr>
-      <w:r>
-        <w:rPr>
-          <w:rFonts w:ascii="微軟正黑體" w:cs="微軟正黑體" w:eastAsia="微軟正黑體" w:hAnsi="微軟正黑體"/>
-          <w:color w:val="1B1B1B"/>
-          <w:sz w:val="22"/>
-          <w:szCs w:val="22"/>
-        </w:rPr>
-        <w:t xml:space="preserve">模式只有兩種：一個管「是什麼」，一個管「多遠、多快」；或是一個壞了，另一個先頂上。</w:t>
-      </w:r>
-    </w:p>
-    <w:p>
-      <w:pPr>
-        <w:pStyle w:val="Heading1"/>
-        <w:keepNext/>
-        <w:pageBreakBefore/>
-        <w:spacing w:after="240" w:before="160"/>
-      </w:pPr>
-      <w:r>
-        <w:rPr>
-          <w:rFonts w:ascii="微軟正黑體" w:cs="微軟正黑體" w:eastAsia="微軟正黑體" w:hAnsi="微軟正黑體"/>
-          <w:b/>
-          <w:bCs/>
-          <w:color w:val="24405C"/>
-          <w:sz w:val="30"/>
-          <w:szCs w:val="30"/>
-        </w:rPr>
-        <w:t xml:space="preserve">3.10　用真的資料看：nuScenes</w:t>
-      </w:r>
-    </w:p>
-    <w:p>
-      <w:pPr>
-        <w:widowControl/>
-        <w:spacing w:after="100" w:before="0" w:line="312"/>
-        <w:ind w:left="0" w:firstLine="0"/>
-      </w:pPr>
-      <w:r>
-        <w:rPr>
-          <w:rFonts w:ascii="微軟正黑體" w:cs="微軟正黑體" w:eastAsia="微軟正黑體" w:hAnsi="微軟正黑體"/>
-          <w:color w:val="1B1B1B"/>
-          <w:sz w:val="22"/>
-          <w:szCs w:val="22"/>
-        </w:rPr>
-        <w:t xml:space="preserve">nuScenes 是自駕公司 Motional 在 2019 年公開的資料集：一台車身上裝滿感測器，在美國波士頓和新加坡開了 15 小時、242 公里，人工挑出 1000 段值得看的 20 秒。開放給非商業使用（CC BY-NC-SA 4.0）。我們用的是 mini 版，只有 10 段。</w:t>
+        <w:t xml:space="preserve">合起來也不夠：降級</w:t>
       </w:r>
     </w:p>
     <w:p>
@@ -8194,7 +7474,7 @@
       <w:r>
         <w:drawing>
           <wp:inline distT="0" distB="0" distL="0" distR="0">
-            <wp:extent cx="3238500" cy="3238500"/>
+            <wp:extent cx="4000500" cy="2667000"/>
             <wp:effectExtent t="0" r="0" b="0" l="0"/>
             <wp:docPr id="1" name="" descr="" title=""/>
             <wp:cNvGraphicFramePr>
@@ -8219,7 +7499,7 @@
                   <pic:spPr bwMode="auto">
                     <a:xfrm>
                       <a:off x="0" y="0"/>
-                      <a:ext cx="3238500" cy="3238500"/>
+                      <a:ext cx="4000500" cy="2667000"/>
                     </a:xfrm>
                     <a:prstGeom prst="rect">
                       <a:avLst/>
@@ -8246,7 +7526,727 @@
           <w:sz w:val="19"/>
           <w:szCs w:val="19"/>
         </w:rPr>
-        <w:t xml:space="preserve">依 nuScenes 標定資料畫的資料車俯視圖（車頭朝上）：藍色扇形是 6 台相機，黃圈是車頂光達，紅箭頭是 5 顆雷達的朝向。</w:t>
+        <w:t xml:space="preserve">課程自製示意動圖第一格：雨大到相機失靈、光達變差，L4 的車自己減速、打雙黃燈、靠右邊路肩停下。</w:t>
+      </w:r>
+    </w:p>
+    <w:p>
+      <w:pPr>
+        <w:widowControl/>
+        <w:spacing w:after="100" w:before="0" w:line="312"/>
+        <w:ind w:left="0" w:firstLine="0"/>
+      </w:pPr>
+      <w:r>
+        <w:rPr>
+          <w:rFonts w:ascii="微軟正黑體" w:cs="微軟正黑體" w:eastAsia="微軟正黑體" w:hAnsi="微軟正黑體"/>
+          <w:color w:val="1B1B1B"/>
+          <w:sz w:val="22"/>
+          <w:szCs w:val="22"/>
+        </w:rPr>
+        <w:t xml:space="preserve">車子不硬撐，而是主動退一步。</w:t>
+      </w:r>
+      <w:r>
+        <w:rPr>
+          <w:rFonts w:ascii="微軟正黑體" w:cs="微軟正黑體" w:eastAsia="微軟正黑體" w:hAnsi="微軟正黑體"/>
+          <w:b/>
+          <w:bCs/>
+          <w:color w:val="24405C"/>
+          <w:sz w:val="22"/>
+          <w:szCs w:val="22"/>
+        </w:rPr>
+        <w:t xml:space="preserve">L2</w:t>
+      </w:r>
+      <w:r>
+        <w:rPr>
+          <w:rFonts w:ascii="微軟正黑體" w:cs="微軟正黑體" w:eastAsia="微軟正黑體" w:hAnsi="微軟正黑體"/>
+          <w:color w:val="1B1B1B"/>
+          <w:sz w:val="22"/>
+          <w:szCs w:val="22"/>
+        </w:rPr>
+        <w:t xml:space="preserve"> 的車會跳警告，請駕駛接手；</w:t>
+      </w:r>
+      <w:r>
+        <w:rPr>
+          <w:rFonts w:ascii="微軟正黑體" w:cs="微軟正黑體" w:eastAsia="微軟正黑體" w:hAnsi="微軟正黑體"/>
+          <w:b/>
+          <w:bCs/>
+          <w:color w:val="24405C"/>
+          <w:sz w:val="22"/>
+          <w:szCs w:val="22"/>
+        </w:rPr>
+        <w:t xml:space="preserve">L4</w:t>
+      </w:r>
+      <w:r>
+        <w:rPr>
+          <w:rFonts w:ascii="微軟正黑體" w:cs="微軟正黑體" w:eastAsia="微軟正黑體" w:hAnsi="微軟正黑體"/>
+          <w:color w:val="1B1B1B"/>
+          <w:sz w:val="22"/>
+          <w:szCs w:val="22"/>
+        </w:rPr>
+        <w:t xml:space="preserve"> 的車可能沒有駕駛，要自己進入</w:t>
+      </w:r>
+      <w:r>
+        <w:rPr>
+          <w:rFonts w:ascii="微軟正黑體" w:cs="微軟正黑體" w:eastAsia="微軟正黑體" w:hAnsi="微軟正黑體"/>
+          <w:b/>
+          <w:bCs/>
+          <w:color w:val="24405C"/>
+          <w:sz w:val="22"/>
+          <w:szCs w:val="22"/>
+        </w:rPr>
+        <w:t xml:space="preserve">最小風險狀態</w:t>
+      </w:r>
+      <w:r>
+        <w:rPr>
+          <w:rFonts w:ascii="微軟正黑體" w:cs="微軟正黑體" w:eastAsia="微軟正黑體" w:hAnsi="微軟正黑體"/>
+          <w:color w:val="1B1B1B"/>
+          <w:sz w:val="22"/>
+          <w:szCs w:val="22"/>
+        </w:rPr>
+        <w:t xml:space="preserve">，例如減速、打雙黃燈、靠邊停下（台灣、越南靠右）。什麼時候該降級？回到第一週的 ODD 六格：「天候與光照」那一格，就是失效對照表；雨大到相機打叉，就是走出了 ODD。</w:t>
+      </w:r>
+    </w:p>
+    <w:p>
+      <w:pPr>
+        <w:pStyle w:val="Heading2"/>
+        <w:keepNext/>
+        <w:spacing w:after="130" w:before="300"/>
+      </w:pPr>
+      <w:r>
+        <w:rPr>
+          <w:rFonts w:ascii="微軟正黑體" w:cs="微軟正黑體" w:eastAsia="微軟正黑體" w:hAnsi="微軟正黑體"/>
+          <w:b/>
+          <w:bCs/>
+          <w:color w:val="24405C"/>
+          <w:sz w:val="24"/>
+          <w:szCs w:val="24"/>
+        </w:rPr>
+        <w:t xml:space="preserve">五組常見的搭檔</w:t>
+      </w:r>
+    </w:p>
+    <w:tbl>
+      <w:tblPr>
+        <w:tblW w:type="dxa" w:w="9360"/>
+        <w:tblBorders>
+          <w:top w:val="single" w:color="8A949C" w:sz="8"/>
+          <w:left w:val="none"/>
+          <w:bottom w:val="single" w:color="8A949C" w:sz="8"/>
+          <w:right w:val="none"/>
+          <w:insideH w:val="single" w:color="BFC7CE" w:sz="2"/>
+          <w:insideV w:val="none"/>
+        </w:tblBorders>
+      </w:tblPr>
+      <w:tblGrid>
+        <w:gridCol w:w="2300"/>
+        <w:gridCol w:w="4000"/>
+        <w:gridCol w:w="3060"/>
+      </w:tblGrid>
+      <w:tr>
+        <w:trPr>
+          <w:cantSplit/>
+          <w:tblHeader/>
+        </w:trPr>
+        <w:tc>
+          <w:tcPr>
+            <w:tcW w:type="dxa" w:w="2300"/>
+            <w:shd w:fill="EDF0F3" w:color="auto" w:val="clear"/>
+            <w:tcMar>
+              <w:top w:type="dxa" w:w="60"/>
+              <w:left w:type="dxa" w:w="95"/>
+              <w:bottom w:type="dxa" w:w="60"/>
+              <w:right w:type="dxa" w:w="95"/>
+            </w:tcMar>
+            <w:vAlign w:val="center"/>
+          </w:tcPr>
+          <w:p>
+            <w:pPr>
+              <w:spacing w:after="0" w:line="265"/>
+            </w:pPr>
+            <w:r>
+              <w:rPr>
+                <w:rFonts w:ascii="微軟正黑體" w:cs="微軟正黑體" w:eastAsia="微軟正黑體" w:hAnsi="微軟正黑體"/>
+                <w:b/>
+                <w:bCs/>
+                <w:color w:val="1B1B1B"/>
+                <w:sz w:val="18"/>
+                <w:szCs w:val="18"/>
+              </w:rPr>
+              <w:t xml:space="preserve">搭檔</w:t>
+            </w:r>
+          </w:p>
+        </w:tc>
+        <w:tc>
+          <w:tcPr>
+            <w:tcW w:type="dxa" w:w="4000"/>
+            <w:shd w:fill="EDF0F3" w:color="auto" w:val="clear"/>
+            <w:tcMar>
+              <w:top w:type="dxa" w:w="60"/>
+              <w:left w:type="dxa" w:w="95"/>
+              <w:bottom w:type="dxa" w:w="60"/>
+              <w:right w:type="dxa" w:w="95"/>
+            </w:tcMar>
+            <w:vAlign w:val="center"/>
+          </w:tcPr>
+          <w:p>
+            <w:pPr>
+              <w:spacing w:after="0" w:line="265"/>
+            </w:pPr>
+            <w:r>
+              <w:rPr>
+                <w:rFonts w:ascii="微軟正黑體" w:cs="微軟正黑體" w:eastAsia="微軟正黑體" w:hAnsi="微軟正黑體"/>
+                <w:b/>
+                <w:bCs/>
+                <w:color w:val="1B1B1B"/>
+                <w:sz w:val="18"/>
+                <w:szCs w:val="18"/>
+              </w:rPr>
+              <w:t xml:space="preserve">誰負責哪一塊</w:t>
+            </w:r>
+          </w:p>
+        </w:tc>
+        <w:tc>
+          <w:tcPr>
+            <w:tcW w:type="dxa" w:w="3060"/>
+            <w:shd w:fill="EDF0F3" w:color="auto" w:val="clear"/>
+            <w:tcMar>
+              <w:top w:type="dxa" w:w="60"/>
+              <w:left w:type="dxa" w:w="95"/>
+              <w:bottom w:type="dxa" w:w="60"/>
+              <w:right w:type="dxa" w:w="95"/>
+            </w:tcMar>
+            <w:vAlign w:val="center"/>
+          </w:tcPr>
+          <w:p>
+            <w:pPr>
+              <w:spacing w:after="0" w:line="265"/>
+            </w:pPr>
+            <w:r>
+              <w:rPr>
+                <w:rFonts w:ascii="微軟正黑體" w:cs="微軟正黑體" w:eastAsia="微軟正黑體" w:hAnsi="微軟正黑體"/>
+                <w:b/>
+                <w:bCs/>
+                <w:color w:val="1B1B1B"/>
+                <w:sz w:val="18"/>
+                <w:szCs w:val="18"/>
+              </w:rPr>
+              <w:t xml:space="preserve">什麼時候最需要</w:t>
+            </w:r>
+          </w:p>
+        </w:tc>
+      </w:tr>
+      <w:tr>
+        <w:trPr>
+          <w:cantSplit/>
+          <w:tblHeader w:val="false"/>
+        </w:trPr>
+        <w:tc>
+          <w:tcPr>
+            <w:tcW w:type="dxa" w:w="2300"/>
+            <w:tcMar>
+              <w:top w:type="dxa" w:w="60"/>
+              <w:left w:type="dxa" w:w="95"/>
+              <w:bottom w:type="dxa" w:w="60"/>
+              <w:right w:type="dxa" w:w="95"/>
+            </w:tcMar>
+            <w:vAlign w:val="center"/>
+          </w:tcPr>
+          <w:p>
+            <w:pPr>
+              <w:spacing w:after="0" w:line="265"/>
+            </w:pPr>
+            <w:r>
+              <w:rPr>
+                <w:rFonts w:ascii="微軟正黑體" w:cs="微軟正黑體" w:eastAsia="微軟正黑體" w:hAnsi="微軟正黑體"/>
+                <w:b w:val="false"/>
+                <w:bCs w:val="false"/>
+                <w:color w:val="1B1B1B"/>
+                <w:sz w:val="18"/>
+                <w:szCs w:val="18"/>
+              </w:rPr>
+              <w:t xml:space="preserve">相機＋雷達</w:t>
+            </w:r>
+          </w:p>
+        </w:tc>
+        <w:tc>
+          <w:tcPr>
+            <w:tcW w:type="dxa" w:w="4000"/>
+            <w:tcMar>
+              <w:top w:type="dxa" w:w="60"/>
+              <w:left w:type="dxa" w:w="95"/>
+              <w:bottom w:type="dxa" w:w="60"/>
+              <w:right w:type="dxa" w:w="95"/>
+            </w:tcMar>
+            <w:vAlign w:val="center"/>
+          </w:tcPr>
+          <w:p>
+            <w:pPr>
+              <w:spacing w:after="0" w:line="265"/>
+            </w:pPr>
+            <w:r>
+              <w:rPr>
+                <w:rFonts w:ascii="微軟正黑體" w:cs="微軟正黑體" w:eastAsia="微軟正黑體" w:hAnsi="微軟正黑體"/>
+                <w:b w:val="false"/>
+                <w:bCs w:val="false"/>
+                <w:color w:val="1B1B1B"/>
+                <w:sz w:val="18"/>
+                <w:szCs w:val="18"/>
+              </w:rPr>
+              <w:t xml:space="preserve">相機：那是什麼；雷達：多遠、多快</w:t>
+            </w:r>
+          </w:p>
+        </w:tc>
+        <w:tc>
+          <w:tcPr>
+            <w:tcW w:type="dxa" w:w="3060"/>
+            <w:tcMar>
+              <w:top w:type="dxa" w:w="60"/>
+              <w:left w:type="dxa" w:w="95"/>
+              <w:bottom w:type="dxa" w:w="60"/>
+              <w:right w:type="dxa" w:w="95"/>
+            </w:tcMar>
+            <w:vAlign w:val="center"/>
+          </w:tcPr>
+          <w:p>
+            <w:pPr>
+              <w:spacing w:after="0" w:line="265"/>
+            </w:pPr>
+            <w:r>
+              <w:rPr>
+                <w:rFonts w:ascii="微軟正黑體" w:cs="微軟正黑體" w:eastAsia="微軟正黑體" w:hAnsi="微軟正黑體"/>
+                <w:b w:val="false"/>
+                <w:bCs w:val="false"/>
+                <w:color w:val="1B1B1B"/>
+                <w:sz w:val="18"/>
+                <w:szCs w:val="18"/>
+              </w:rPr>
+              <w:t xml:space="preserve">自動緊急煞車、跟車</w:t>
+            </w:r>
+          </w:p>
+        </w:tc>
+      </w:tr>
+      <w:tr>
+        <w:trPr>
+          <w:cantSplit/>
+          <w:tblHeader w:val="false"/>
+        </w:trPr>
+        <w:tc>
+          <w:tcPr>
+            <w:tcW w:type="dxa" w:w="2300"/>
+            <w:tcMar>
+              <w:top w:type="dxa" w:w="60"/>
+              <w:left w:type="dxa" w:w="95"/>
+              <w:bottom w:type="dxa" w:w="60"/>
+              <w:right w:type="dxa" w:w="95"/>
+            </w:tcMar>
+            <w:vAlign w:val="center"/>
+          </w:tcPr>
+          <w:p>
+            <w:pPr>
+              <w:spacing w:after="0" w:line="265"/>
+            </w:pPr>
+            <w:r>
+              <w:rPr>
+                <w:rFonts w:ascii="微軟正黑體" w:cs="微軟正黑體" w:eastAsia="微軟正黑體" w:hAnsi="微軟正黑體"/>
+                <w:b w:val="false"/>
+                <w:bCs w:val="false"/>
+                <w:color w:val="1B1B1B"/>
+                <w:sz w:val="18"/>
+                <w:szCs w:val="18"/>
+              </w:rPr>
+              <w:t xml:space="preserve">相機＋光達</w:t>
+            </w:r>
+          </w:p>
+        </w:tc>
+        <w:tc>
+          <w:tcPr>
+            <w:tcW w:type="dxa" w:w="4000"/>
+            <w:tcMar>
+              <w:top w:type="dxa" w:w="60"/>
+              <w:left w:type="dxa" w:w="95"/>
+              <w:bottom w:type="dxa" w:w="60"/>
+              <w:right w:type="dxa" w:w="95"/>
+            </w:tcMar>
+            <w:vAlign w:val="center"/>
+          </w:tcPr>
+          <w:p>
+            <w:pPr>
+              <w:spacing w:after="0" w:line="265"/>
+            </w:pPr>
+            <w:r>
+              <w:rPr>
+                <w:rFonts w:ascii="微軟正黑體" w:cs="微軟正黑體" w:eastAsia="微軟正黑體" w:hAnsi="微軟正黑體"/>
+                <w:b w:val="false"/>
+                <w:bCs w:val="false"/>
+                <w:color w:val="1B1B1B"/>
+                <w:sz w:val="18"/>
+                <w:szCs w:val="18"/>
+              </w:rPr>
+              <w:t xml:space="preserve">光達點投到照片上，每個點都知道多遠</w:t>
+            </w:r>
+          </w:p>
+        </w:tc>
+        <w:tc>
+          <w:tcPr>
+            <w:tcW w:type="dxa" w:w="3060"/>
+            <w:tcMar>
+              <w:top w:type="dxa" w:w="60"/>
+              <w:left w:type="dxa" w:w="95"/>
+              <w:bottom w:type="dxa" w:w="60"/>
+              <w:right w:type="dxa" w:w="95"/>
+            </w:tcMar>
+            <w:vAlign w:val="center"/>
+          </w:tcPr>
+          <w:p>
+            <w:pPr>
+              <w:spacing w:after="0" w:line="265"/>
+            </w:pPr>
+            <w:r>
+              <w:rPr>
+                <w:rFonts w:ascii="微軟正黑體" w:cs="微軟正黑體" w:eastAsia="微軟正黑體" w:hAnsi="微軟正黑體"/>
+                <w:b w:val="false"/>
+                <w:bCs w:val="false"/>
+                <w:color w:val="1B1B1B"/>
+                <w:sz w:val="18"/>
+                <w:szCs w:val="18"/>
+              </w:rPr>
+              <w:t xml:space="preserve">認得出、又量得準</w:t>
+            </w:r>
+          </w:p>
+        </w:tc>
+      </w:tr>
+      <w:tr>
+        <w:trPr>
+          <w:cantSplit/>
+          <w:tblHeader w:val="false"/>
+        </w:trPr>
+        <w:tc>
+          <w:tcPr>
+            <w:tcW w:type="dxa" w:w="2300"/>
+            <w:tcMar>
+              <w:top w:type="dxa" w:w="60"/>
+              <w:left w:type="dxa" w:w="95"/>
+              <w:bottom w:type="dxa" w:w="60"/>
+              <w:right w:type="dxa" w:w="95"/>
+            </w:tcMar>
+            <w:vAlign w:val="center"/>
+          </w:tcPr>
+          <w:p>
+            <w:pPr>
+              <w:spacing w:after="0" w:line="265"/>
+            </w:pPr>
+            <w:r>
+              <w:rPr>
+                <w:rFonts w:ascii="微軟正黑體" w:cs="微軟正黑體" w:eastAsia="微軟正黑體" w:hAnsi="微軟正黑體"/>
+                <w:b w:val="false"/>
+                <w:bCs w:val="false"/>
+                <w:color w:val="1B1B1B"/>
+                <w:sz w:val="18"/>
+                <w:szCs w:val="18"/>
+              </w:rPr>
+              <w:t xml:space="preserve">光達＋雷達</w:t>
+            </w:r>
+          </w:p>
+        </w:tc>
+        <w:tc>
+          <w:tcPr>
+            <w:tcW w:type="dxa" w:w="4000"/>
+            <w:tcMar>
+              <w:top w:type="dxa" w:w="60"/>
+              <w:left w:type="dxa" w:w="95"/>
+              <w:bottom w:type="dxa" w:w="60"/>
+              <w:right w:type="dxa" w:w="95"/>
+            </w:tcMar>
+            <w:vAlign w:val="center"/>
+          </w:tcPr>
+          <w:p>
+            <w:pPr>
+              <w:spacing w:after="0" w:line="265"/>
+            </w:pPr>
+            <w:r>
+              <w:rPr>
+                <w:rFonts w:ascii="微軟正黑體" w:cs="微軟正黑體" w:eastAsia="微軟正黑體" w:hAnsi="微軟正黑體"/>
+                <w:b w:val="false"/>
+                <w:bCs w:val="false"/>
+                <w:color w:val="1B1B1B"/>
+                <w:sz w:val="18"/>
+                <w:szCs w:val="18"/>
+              </w:rPr>
+              <w:t xml:space="preserve">雨霧光達變短，雷達頂上；雷達沒高度，光達補</w:t>
+            </w:r>
+          </w:p>
+        </w:tc>
+        <w:tc>
+          <w:tcPr>
+            <w:tcW w:type="dxa" w:w="3060"/>
+            <w:tcMar>
+              <w:top w:type="dxa" w:w="60"/>
+              <w:left w:type="dxa" w:w="95"/>
+              <w:bottom w:type="dxa" w:w="60"/>
+              <w:right w:type="dxa" w:w="95"/>
+            </w:tcMar>
+            <w:vAlign w:val="center"/>
+          </w:tcPr>
+          <w:p>
+            <w:pPr>
+              <w:spacing w:after="0" w:line="265"/>
+            </w:pPr>
+            <w:r>
+              <w:rPr>
+                <w:rFonts w:ascii="微軟正黑體" w:cs="微軟正黑體" w:eastAsia="微軟正黑體" w:hAnsi="微軟正黑體"/>
+                <w:b w:val="false"/>
+                <w:bCs w:val="false"/>
+                <w:color w:val="1B1B1B"/>
+                <w:sz w:val="18"/>
+                <w:szCs w:val="18"/>
+              </w:rPr>
+              <w:t xml:space="preserve">下雨、起霧、頭頂的路牌</w:t>
+            </w:r>
+          </w:p>
+        </w:tc>
+      </w:tr>
+      <w:tr>
+        <w:trPr>
+          <w:cantSplit/>
+          <w:tblHeader w:val="false"/>
+        </w:trPr>
+        <w:tc>
+          <w:tcPr>
+            <w:tcW w:type="dxa" w:w="2300"/>
+            <w:tcMar>
+              <w:top w:type="dxa" w:w="60"/>
+              <w:left w:type="dxa" w:w="95"/>
+              <w:bottom w:type="dxa" w:w="60"/>
+              <w:right w:type="dxa" w:w="95"/>
+            </w:tcMar>
+            <w:vAlign w:val="center"/>
+          </w:tcPr>
+          <w:p>
+            <w:pPr>
+              <w:spacing w:after="0" w:line="265"/>
+            </w:pPr>
+            <w:r>
+              <w:rPr>
+                <w:rFonts w:ascii="微軟正黑體" w:cs="微軟正黑體" w:eastAsia="微軟正黑體" w:hAnsi="微軟正黑體"/>
+                <w:b w:val="false"/>
+                <w:bCs w:val="false"/>
+                <w:color w:val="1B1B1B"/>
+                <w:sz w:val="18"/>
+                <w:szCs w:val="18"/>
+              </w:rPr>
+              <w:t xml:space="preserve">衛星定位＋IMU＋地圖</w:t>
+            </w:r>
+          </w:p>
+        </w:tc>
+        <w:tc>
+          <w:tcPr>
+            <w:tcW w:type="dxa" w:w="4000"/>
+            <w:tcMar>
+              <w:top w:type="dxa" w:w="60"/>
+              <w:left w:type="dxa" w:w="95"/>
+              <w:bottom w:type="dxa" w:w="60"/>
+              <w:right w:type="dxa" w:w="95"/>
+            </w:tcMar>
+            <w:vAlign w:val="center"/>
+          </w:tcPr>
+          <w:p>
+            <w:pPr>
+              <w:spacing w:after="0" w:line="265"/>
+            </w:pPr>
+            <w:r>
+              <w:rPr>
+                <w:rFonts w:ascii="微軟正黑體" w:cs="微軟正黑體" w:eastAsia="微軟正黑體" w:hAnsi="微軟正黑體"/>
+                <w:b w:val="false"/>
+                <w:bCs w:val="false"/>
+                <w:color w:val="1B1B1B"/>
+                <w:sz w:val="18"/>
+                <w:szCs w:val="18"/>
+              </w:rPr>
+              <w:t xml:space="preserve">衛星斷了 IMU 先撐；出來再拉回</w:t>
+            </w:r>
+          </w:p>
+        </w:tc>
+        <w:tc>
+          <w:tcPr>
+            <w:tcW w:type="dxa" w:w="3060"/>
+            <w:tcMar>
+              <w:top w:type="dxa" w:w="60"/>
+              <w:left w:type="dxa" w:w="95"/>
+              <w:bottom w:type="dxa" w:w="60"/>
+              <w:right w:type="dxa" w:w="95"/>
+            </w:tcMar>
+            <w:vAlign w:val="center"/>
+          </w:tcPr>
+          <w:p>
+            <w:pPr>
+              <w:spacing w:after="0" w:line="265"/>
+            </w:pPr>
+            <w:r>
+              <w:rPr>
+                <w:rFonts w:ascii="微軟正黑體" w:cs="微軟正黑體" w:eastAsia="微軟正黑體" w:hAnsi="微軟正黑體"/>
+                <w:b w:val="false"/>
+                <w:bCs w:val="false"/>
+                <w:color w:val="1B1B1B"/>
+                <w:sz w:val="18"/>
+                <w:szCs w:val="18"/>
+              </w:rPr>
+              <w:t xml:space="preserve">隧道、高樓之間</w:t>
+            </w:r>
+          </w:p>
+        </w:tc>
+      </w:tr>
+      <w:tr>
+        <w:trPr>
+          <w:cantSplit/>
+          <w:tblHeader w:val="false"/>
+        </w:trPr>
+        <w:tc>
+          <w:tcPr>
+            <w:tcW w:type="dxa" w:w="2300"/>
+            <w:tcMar>
+              <w:top w:type="dxa" w:w="60"/>
+              <w:left w:type="dxa" w:w="95"/>
+              <w:bottom w:type="dxa" w:w="60"/>
+              <w:right w:type="dxa" w:w="95"/>
+            </w:tcMar>
+            <w:vAlign w:val="center"/>
+          </w:tcPr>
+          <w:p>
+            <w:pPr>
+              <w:spacing w:after="0" w:line="265"/>
+            </w:pPr>
+            <w:r>
+              <w:rPr>
+                <w:rFonts w:ascii="微軟正黑體" w:cs="微軟正黑體" w:eastAsia="微軟正黑體" w:hAnsi="微軟正黑體"/>
+                <w:b w:val="false"/>
+                <w:bCs w:val="false"/>
+                <w:color w:val="1B1B1B"/>
+                <w:sz w:val="18"/>
+                <w:szCs w:val="18"/>
+              </w:rPr>
+              <w:t xml:space="preserve">超音波＋環景相機</w:t>
+            </w:r>
+          </w:p>
+        </w:tc>
+        <w:tc>
+          <w:tcPr>
+            <w:tcW w:type="dxa" w:w="4000"/>
+            <w:tcMar>
+              <w:top w:type="dxa" w:w="60"/>
+              <w:left w:type="dxa" w:w="95"/>
+              <w:bottom w:type="dxa" w:w="60"/>
+              <w:right w:type="dxa" w:w="95"/>
+            </w:tcMar>
+            <w:vAlign w:val="center"/>
+          </w:tcPr>
+          <w:p>
+            <w:pPr>
+              <w:spacing w:after="0" w:line="265"/>
+            </w:pPr>
+            <w:r>
+              <w:rPr>
+                <w:rFonts w:ascii="微軟正黑體" w:cs="微軟正黑體" w:eastAsia="微軟正黑體" w:hAnsi="微軟正黑體"/>
+                <w:b w:val="false"/>
+                <w:bCs w:val="false"/>
+                <w:color w:val="1B1B1B"/>
+                <w:sz w:val="18"/>
+                <w:szCs w:val="18"/>
+              </w:rPr>
+              <w:t xml:space="preserve">超音波量很近的距離；相機看清楚是什麼</w:t>
+            </w:r>
+          </w:p>
+        </w:tc>
+        <w:tc>
+          <w:tcPr>
+            <w:tcW w:type="dxa" w:w="3060"/>
+            <w:tcMar>
+              <w:top w:type="dxa" w:w="60"/>
+              <w:left w:type="dxa" w:w="95"/>
+              <w:bottom w:type="dxa" w:w="60"/>
+              <w:right w:type="dxa" w:w="95"/>
+            </w:tcMar>
+            <w:vAlign w:val="center"/>
+          </w:tcPr>
+          <w:p>
+            <w:pPr>
+              <w:spacing w:after="0" w:line="265"/>
+            </w:pPr>
+            <w:r>
+              <w:rPr>
+                <w:rFonts w:ascii="微軟正黑體" w:cs="微軟正黑體" w:eastAsia="微軟正黑體" w:hAnsi="微軟正黑體"/>
+                <w:b w:val="false"/>
+                <w:bCs w:val="false"/>
+                <w:color w:val="1B1B1B"/>
+                <w:sz w:val="18"/>
+                <w:szCs w:val="18"/>
+              </w:rPr>
+              <w:t xml:space="preserve">停車</w:t>
+            </w:r>
+          </w:p>
+        </w:tc>
+      </w:tr>
+    </w:tbl>
+    <w:p>
+      <w:pPr>
+        <w:spacing w:after="0"/>
+      </w:pPr>
+      <w:r>
+        <w:rPr>
+          <w:rFonts w:ascii="微軟正黑體" w:cs="微軟正黑體" w:eastAsia="微軟正黑體" w:hAnsi="微軟正黑體"/>
+          <w:color w:val="1B1B1B"/>
+          <w:sz w:val="22"/>
+          <w:szCs w:val="22"/>
+        </w:rPr>
+        <w:t xml:space="preserve"/>
+      </w:r>
+    </w:p>
+    <w:p>
+      <w:pPr>
+        <w:widowControl/>
+        <w:spacing w:after="100" w:before="0" w:line="312"/>
+        <w:ind w:left="0" w:firstLine="0"/>
+      </w:pPr>
+      <w:r>
+        <w:rPr>
+          <w:rFonts w:ascii="微軟正黑體" w:cs="微軟正黑體" w:eastAsia="微軟正黑體" w:hAnsi="微軟正黑體"/>
+          <w:color w:val="1B1B1B"/>
+          <w:sz w:val="22"/>
+          <w:szCs w:val="22"/>
+        </w:rPr>
+        <w:t xml:space="preserve">模式只有兩種：一個管「是什麼」，一個管「多遠、多快」；或是一個壞了，另一個先頂上。</w:t>
+      </w:r>
+    </w:p>
+    <w:p>
+      <w:pPr>
+        <w:pStyle w:val="Heading1"/>
+        <w:keepNext/>
+        <w:pageBreakBefore/>
+        <w:spacing w:after="240" w:before="160"/>
+      </w:pPr>
+      <w:r>
+        <w:rPr>
+          <w:rFonts w:ascii="微軟正黑體" w:cs="微軟正黑體" w:eastAsia="微軟正黑體" w:hAnsi="微軟正黑體"/>
+          <w:b/>
+          <w:bCs/>
+          <w:color w:val="24405C"/>
+          <w:sz w:val="30"/>
+          <w:szCs w:val="30"/>
+        </w:rPr>
+        <w:t xml:space="preserve">3.10　用真的資料看：nuScenes</w:t>
+      </w:r>
+    </w:p>
+    <w:p>
+      <w:pPr>
+        <w:widowControl/>
+        <w:spacing w:after="100" w:before="0" w:line="312"/>
+        <w:ind w:left="0" w:firstLine="0"/>
+      </w:pPr>
+      <w:r>
+        <w:rPr>
+          <w:rFonts w:ascii="微軟正黑體" w:cs="微軟正黑體" w:eastAsia="微軟正黑體" w:hAnsi="微軟正黑體"/>
+          <w:color w:val="1B1B1B"/>
+          <w:sz w:val="22"/>
+          <w:szCs w:val="22"/>
+        </w:rPr>
+        <w:t xml:space="preserve">nuScenes 是自駕公司 Motional 在 2019 年公開的資料集：一台車身上裝滿感測器，在美國波士頓和新加坡開了 15 小時、242 公里，人工挑出 1000 段值得看的 20 秒。開放給非商業使用（CC BY-NC-SA 4.0）。我們用的是 mini 版，只有 10 段。</w:t>
       </w:r>
     </w:p>
     <w:p>
@@ -8258,7 +8258,7 @@
       <w:r>
         <w:drawing>
           <wp:inline distT="0" distB="0" distL="0" distR="0">
-            <wp:extent cx="4762500" cy="2676525"/>
+            <wp:extent cx="3238500" cy="3238500"/>
             <wp:effectExtent t="0" r="0" b="0" l="0"/>
             <wp:docPr id="1" name="" descr="" title=""/>
             <wp:cNvGraphicFramePr>
@@ -8283,7 +8283,7 @@
                   <pic:spPr bwMode="auto">
                     <a:xfrm>
                       <a:off x="0" y="0"/>
-                      <a:ext cx="4762500" cy="2676525"/>
+                      <a:ext cx="3238500" cy="3238500"/>
                     </a:xfrm>
                     <a:prstGeom prst="rect">
                       <a:avLst/>
@@ -8310,63 +8310,7 @@
           <w:sz w:val="19"/>
           <w:szCs w:val="19"/>
         </w:rPr>
-        <w:t xml:space="preserve">官方標註的立體框投到照片上：綠色是車，青色是三角錐。scene-0061。　資料：nuScenes（Motional），CC BY-NC-SA 4.0</w:t>
-      </w:r>
-    </w:p>
-    <w:p>
-      <w:pPr>
-        <w:widowControl/>
-        <w:spacing w:after="100" w:before="0" w:line="312"/>
-        <w:ind w:left="0" w:firstLine="0"/>
-      </w:pPr>
-      <w:r>
-        <w:rPr>
-          <w:rFonts w:ascii="微軟正黑體" w:cs="微軟正黑體" w:eastAsia="微軟正黑體" w:hAnsi="微軟正黑體"/>
-          <w:color w:val="1B1B1B"/>
-          <w:sz w:val="22"/>
-          <w:szCs w:val="22"/>
-        </w:rPr>
-        <w:t xml:space="preserve">每 0.5 秒挑一格</w:t>
-      </w:r>
-      <w:r>
-        <w:rPr>
-          <w:rFonts w:ascii="微軟正黑體" w:cs="微軟正黑體" w:eastAsia="微軟正黑體" w:hAnsi="微軟正黑體"/>
-          <w:b/>
-          <w:bCs/>
-          <w:color w:val="24405C"/>
-          <w:sz w:val="22"/>
-          <w:szCs w:val="22"/>
-        </w:rPr>
-        <w:t xml:space="preserve">關鍵畫面</w:t>
-      </w:r>
-      <w:r>
-        <w:rPr>
-          <w:rFonts w:ascii="微軟正黑體" w:cs="微軟正黑體" w:eastAsia="微軟正黑體" w:hAnsi="微軟正黑體"/>
-          <w:color w:val="1B1B1B"/>
-          <w:sz w:val="22"/>
-          <w:szCs w:val="22"/>
-        </w:rPr>
-        <w:t xml:space="preserve">，請專業標註員把每一台車、每一個人、每一個三角錐畫成立體框。一個框 7 個數字：位置 x、y、z，大小寬、長、高，再加一個轉角；另外標</w:t>
-      </w:r>
-      <w:r>
-        <w:rPr>
-          <w:rFonts w:ascii="微軟正黑體" w:cs="微軟正黑體" w:eastAsia="微軟正黑體" w:hAnsi="微軟正黑體"/>
-          <w:b/>
-          <w:bCs/>
-          <w:color w:val="24405C"/>
-          <w:sz w:val="22"/>
-          <w:szCs w:val="22"/>
-        </w:rPr>
-        <w:t xml:space="preserve">屬性</w:t>
-      </w:r>
-      <w:r>
-        <w:rPr>
-          <w:rFonts w:ascii="微軟正黑體" w:cs="微軟正黑體" w:eastAsia="微軟正黑體" w:hAnsi="微軟正黑體"/>
-          <w:color w:val="1B1B1B"/>
-          <w:sz w:val="22"/>
-          <w:szCs w:val="22"/>
-        </w:rPr>
-        <w:t xml:space="preserve">，例如在走還是站著。一共 23 類，只要有一個光達或雷達點打到就要標。完整版有 4 萬格、140 萬個框。照片裡的人臉和車牌，是用程式自動找出來再模糊掉的。</w:t>
+        <w:t xml:space="preserve">依 nuScenes 標定資料畫的資料車俯視圖（車頭朝上）：藍色扇形是 6 台相機，黃圈是車頂光達，紅箭頭是 5 顆雷達的朝向。</w:t>
       </w:r>
     </w:p>
     <w:p>
@@ -8378,7 +8322,7 @@
       <w:r>
         <w:drawing>
           <wp:inline distT="0" distB="0" distL="0" distR="0">
-            <wp:extent cx="4191000" cy="2419350"/>
+            <wp:extent cx="4762500" cy="2676525"/>
             <wp:effectExtent t="0" r="0" b="0" l="0"/>
             <wp:docPr id="1" name="" descr="" title=""/>
             <wp:cNvGraphicFramePr>
@@ -8403,6 +8347,126 @@
                   <pic:spPr bwMode="auto">
                     <a:xfrm>
                       <a:off x="0" y="0"/>
+                      <a:ext cx="4762500" cy="2676525"/>
+                    </a:xfrm>
+                    <a:prstGeom prst="rect">
+                      <a:avLst/>
+                    </a:prstGeom>
+                  </pic:spPr>
+                </pic:pic>
+              </a:graphicData>
+            </a:graphic>
+          </wp:inline>
+        </w:drawing>
+      </w:r>
+    </w:p>
+    <w:p>
+      <w:pPr>
+        <w:keepNext w:val="false"/>
+        <w:spacing w:after="70" w:before="190"/>
+      </w:pPr>
+      <w:r>
+        <w:rPr>
+          <w:rFonts w:ascii="微軟正黑體" w:cs="微軟正黑體" w:eastAsia="微軟正黑體" w:hAnsi="微軟正黑體"/>
+          <w:b/>
+          <w:bCs/>
+          <w:color w:val="24405C"/>
+          <w:sz w:val="19"/>
+          <w:szCs w:val="19"/>
+        </w:rPr>
+        <w:t xml:space="preserve">官方標註的立體框投到照片上：綠色是車，青色是三角錐。scene-0061。　資料：nuScenes（Motional），CC BY-NC-SA 4.0</w:t>
+      </w:r>
+    </w:p>
+    <w:p>
+      <w:pPr>
+        <w:widowControl/>
+        <w:spacing w:after="100" w:before="0" w:line="312"/>
+        <w:ind w:left="0" w:firstLine="0"/>
+      </w:pPr>
+      <w:r>
+        <w:rPr>
+          <w:rFonts w:ascii="微軟正黑體" w:cs="微軟正黑體" w:eastAsia="微軟正黑體" w:hAnsi="微軟正黑體"/>
+          <w:color w:val="1B1B1B"/>
+          <w:sz w:val="22"/>
+          <w:szCs w:val="22"/>
+        </w:rPr>
+        <w:t xml:space="preserve">每 0.5 秒挑一格</w:t>
+      </w:r>
+      <w:r>
+        <w:rPr>
+          <w:rFonts w:ascii="微軟正黑體" w:cs="微軟正黑體" w:eastAsia="微軟正黑體" w:hAnsi="微軟正黑體"/>
+          <w:b/>
+          <w:bCs/>
+          <w:color w:val="24405C"/>
+          <w:sz w:val="22"/>
+          <w:szCs w:val="22"/>
+        </w:rPr>
+        <w:t xml:space="preserve">關鍵畫面</w:t>
+      </w:r>
+      <w:r>
+        <w:rPr>
+          <w:rFonts w:ascii="微軟正黑體" w:cs="微軟正黑體" w:eastAsia="微軟正黑體" w:hAnsi="微軟正黑體"/>
+          <w:color w:val="1B1B1B"/>
+          <w:sz w:val="22"/>
+          <w:szCs w:val="22"/>
+        </w:rPr>
+        <w:t xml:space="preserve">，請專業標註員把每一台車、每一個人、每一個三角錐畫成立體框。一個框 7 個數字：位置 x、y、z，大小寬、長、高，再加一個轉角；另外標</w:t>
+      </w:r>
+      <w:r>
+        <w:rPr>
+          <w:rFonts w:ascii="微軟正黑體" w:cs="微軟正黑體" w:eastAsia="微軟正黑體" w:hAnsi="微軟正黑體"/>
+          <w:b/>
+          <w:bCs/>
+          <w:color w:val="24405C"/>
+          <w:sz w:val="22"/>
+          <w:szCs w:val="22"/>
+        </w:rPr>
+        <w:t xml:space="preserve">屬性</w:t>
+      </w:r>
+      <w:r>
+        <w:rPr>
+          <w:rFonts w:ascii="微軟正黑體" w:cs="微軟正黑體" w:eastAsia="微軟正黑體" w:hAnsi="微軟正黑體"/>
+          <w:color w:val="1B1B1B"/>
+          <w:sz w:val="22"/>
+          <w:szCs w:val="22"/>
+        </w:rPr>
+        <w:t xml:space="preserve">，例如在走還是站著。一共 23 類，只要有一個光達或雷達點打到就要標。完整版有 4 萬格、140 萬個框。照片裡的人臉和車牌，是用程式自動找出來再模糊掉的。</w:t>
+      </w:r>
+    </w:p>
+    <w:p>
+      <w:pPr>
+        <w:keepNext/>
+        <w:spacing w:after="60" w:before="60"/>
+        <w:jc w:val="center"/>
+      </w:pPr>
+      <w:r>
+        <w:drawing>
+          <wp:inline distT="0" distB="0" distL="0" distR="0">
+            <wp:extent cx="4191000" cy="2419350"/>
+            <wp:effectExtent t="0" r="0" b="0" l="0"/>
+            <wp:docPr id="1" name="" descr="" title=""/>
+            <wp:cNvGraphicFramePr>
+              <a:graphicFrameLocks xmlns:a="http://schemas.openxmlformats.org/drawingml/2006/main" noChangeAspect="1"/>
+            </wp:cNvGraphicFramePr>
+            <a:graphic xmlns:a="http://schemas.openxmlformats.org/drawingml/2006/main">
+              <a:graphicData uri="http://schemas.openxmlformats.org/drawingml/2006/picture">
+                <pic:pic xmlns:pic="http://schemas.openxmlformats.org/drawingml/2006/picture">
+                  <pic:nvPicPr>
+                    <pic:cNvPr id="0" name="" descr=""/>
+                    <pic:cNvPicPr>
+                      <a:picLocks noChangeAspect="1" noChangeArrowheads="1"/>
+                    </pic:cNvPicPr>
+                  </pic:nvPicPr>
+                  <pic:blipFill>
+                    <a:blip r:embed="rId26" cstate="none"/>
+                    <a:srcRect/>
+                    <a:stretch>
+                      <a:fillRect/>
+                    </a:stretch>
+                  </pic:blipFill>
+                  <pic:spPr bwMode="auto">
+                    <a:xfrm>
+                      <a:off x="0" y="0"/>
                       <a:ext cx="4191000" cy="2419350"/>
                     </a:xfrm>
                     <a:prstGeom prst="rect">
@@ -8504,7 +8568,7 @@
                     </pic:cNvPicPr>
                   </pic:nvPicPr>
                   <pic:blipFill>
-                    <a:blip r:embed="rId26" cstate="none"/>
+                    <a:blip r:embed="rId27" cstate="none"/>
                     <a:srcRect/>
                     <a:stretch>
                       <a:fillRect/>

--- a/第七週(10-22)/自動駕駛原理_第七週_課程講義.docx
+++ b/第七週(10-22)/自動駕駛原理_第七週_課程講義.docx
@@ -8528,6 +8528,571 @@
       <w:pPr>
         <w:pStyle w:val="Heading2"/>
         <w:keepNext/>
+        <w:spacing w:after="130" w:before="300"/>
+      </w:pPr>
+      <w:r>
+        <w:rPr>
+          <w:rFonts w:ascii="微軟正黑體" w:cs="微軟正黑體" w:eastAsia="微軟正黑體" w:hAnsi="微軟正黑體"/>
+          <w:b/>
+          <w:bCs/>
+          <w:color w:val="24405C"/>
+          <w:sz w:val="24"/>
+          <w:szCs w:val="24"/>
+        </w:rPr>
+        <w:t xml:space="preserve">資料集拿來做什麼、怎麼用</w:t>
+      </w:r>
+    </w:p>
+    <w:p>
+      <w:pPr>
+        <w:keepNext/>
+        <w:spacing w:after="60" w:before="60"/>
+        <w:jc w:val="center"/>
+      </w:pPr>
+      <w:r>
+        <w:drawing>
+          <wp:inline distT="0" distB="0" distL="0" distR="0">
+            <wp:extent cx="4191000" cy="2724150"/>
+            <wp:effectExtent t="0" r="0" b="0" l="0"/>
+            <wp:docPr id="1" name="" descr="" title=""/>
+            <wp:cNvGraphicFramePr>
+              <a:graphicFrameLocks xmlns:a="http://schemas.openxmlformats.org/drawingml/2006/main" noChangeAspect="1"/>
+            </wp:cNvGraphicFramePr>
+            <a:graphic xmlns:a="http://schemas.openxmlformats.org/drawingml/2006/main">
+              <a:graphicData uri="http://schemas.openxmlformats.org/drawingml/2006/picture">
+                <pic:pic xmlns:pic="http://schemas.openxmlformats.org/drawingml/2006/picture">
+                  <pic:nvPicPr>
+                    <pic:cNvPr id="0" name="" descr=""/>
+                    <pic:cNvPicPr>
+                      <a:picLocks noChangeAspect="1" noChangeArrowheads="1"/>
+                    </pic:cNvPicPr>
+                  </pic:nvPicPr>
+                  <pic:blipFill>
+                    <a:blip r:embed="rId27" cstate="none"/>
+                    <a:srcRect/>
+                    <a:stretch>
+                      <a:fillRect/>
+                    </a:stretch>
+                  </pic:blipFill>
+                  <pic:spPr bwMode="auto">
+                    <a:xfrm>
+                      <a:off x="0" y="0"/>
+                      <a:ext cx="4191000" cy="2724150"/>
+                    </a:xfrm>
+                    <a:prstGeom prst="rect">
+                      <a:avLst/>
+                    </a:prstGeom>
+                  </pic:spPr>
+                </pic:pic>
+              </a:graphicData>
+            </a:graphic>
+          </wp:inline>
+        </w:drawing>
+      </w:r>
+    </w:p>
+    <w:p>
+      <w:pPr>
+        <w:keepNext w:val="false"/>
+        <w:spacing w:after="70" w:before="190"/>
+      </w:pPr>
+      <w:r>
+        <w:rPr>
+          <w:rFonts w:ascii="微軟正黑體" w:cs="微軟正黑體" w:eastAsia="微軟正黑體" w:hAnsi="微軟正黑體"/>
+          <w:b/>
+          <w:bCs/>
+          <w:color w:val="24405C"/>
+          <w:sz w:val="19"/>
+          <w:szCs w:val="19"/>
+        </w:rPr>
+        <w:t xml:space="preserve">這門課用 nuScenes mini 做過的四件事：標定、同步、對應、追蹤（第一、二節）。</w:t>
+      </w:r>
+    </w:p>
+    <w:p>
+      <w:pPr>
+        <w:pStyle w:val="ListParagraph"/>
+        <w:widowControl/>
+        <w:numPr>
+          <w:ilvl w:val="0"/>
+          <w:numId w:val="2"/>
+        </w:numPr>
+        <w:spacing w:after="80" w:line="320"/>
+      </w:pPr>
+      <w:r>
+        <w:rPr>
+          <w:rFonts w:ascii="微軟正黑體" w:cs="微軟正黑體" w:eastAsia="微軟正黑體" w:hAnsi="微軟正黑體"/>
+          <w:b/>
+          <w:bCs/>
+          <w:color w:val="24405C"/>
+          <w:sz w:val="22"/>
+          <w:szCs w:val="22"/>
+        </w:rPr>
+        <w:t xml:space="preserve">訓練</w:t>
+      </w:r>
+      <w:r>
+        <w:rPr>
+          <w:rFonts w:ascii="微軟正黑體" w:cs="微軟正黑體" w:eastAsia="微軟正黑體" w:hAnsi="微軟正黑體"/>
+          <w:color w:val="1B1B1B"/>
+          <w:sz w:val="22"/>
+          <w:szCs w:val="22"/>
+        </w:rPr>
+        <w:t xml:space="preserve">：給電腦看大量標好的框，學會偵測車和人、追蹤同一個東西、預測它往哪走（資料還附了地圖）。</w:t>
+      </w:r>
+    </w:p>
+    <w:p>
+      <w:pPr>
+        <w:pStyle w:val="ListParagraph"/>
+        <w:widowControl/>
+        <w:numPr>
+          <w:ilvl w:val="0"/>
+          <w:numId w:val="2"/>
+        </w:numPr>
+        <w:spacing w:after="80" w:line="320"/>
+      </w:pPr>
+      <w:r>
+        <w:rPr>
+          <w:rFonts w:ascii="微軟正黑體" w:cs="微軟正黑體" w:eastAsia="微軟正黑體" w:hAnsi="微軟正黑體"/>
+          <w:b/>
+          <w:bCs/>
+          <w:color w:val="24405C"/>
+          <w:sz w:val="22"/>
+          <w:szCs w:val="22"/>
+        </w:rPr>
+        <w:t xml:space="preserve">考試</w:t>
+      </w:r>
+      <w:r>
+        <w:rPr>
+          <w:rFonts w:ascii="微軟正黑體" w:cs="微軟正黑體" w:eastAsia="微軟正黑體" w:hAnsi="微軟正黑體"/>
+          <w:color w:val="1B1B1B"/>
+          <w:sz w:val="22"/>
+          <w:szCs w:val="22"/>
+        </w:rPr>
+        <w:t xml:space="preserve">：大家用同一份測試資料、同一個分數（nuScenes 自訂的 NDS）比，上排行榜。</w:t>
+      </w:r>
+    </w:p>
+    <w:p>
+      <w:pPr>
+        <w:pStyle w:val="ListParagraph"/>
+        <w:widowControl/>
+        <w:numPr>
+          <w:ilvl w:val="0"/>
+          <w:numId w:val="2"/>
+        </w:numPr>
+        <w:spacing w:after="80" w:line="320"/>
+      </w:pPr>
+      <w:r>
+        <w:rPr>
+          <w:rFonts w:ascii="微軟正黑體" w:cs="微軟正黑體" w:eastAsia="微軟正黑體" w:hAnsi="微軟正黑體"/>
+          <w:b/>
+          <w:bCs/>
+          <w:color w:val="24405C"/>
+          <w:sz w:val="22"/>
+          <w:szCs w:val="22"/>
+        </w:rPr>
+        <w:t xml:space="preserve">研究融合</w:t>
+      </w:r>
+      <w:r>
+        <w:rPr>
+          <w:rFonts w:ascii="微軟正黑體" w:cs="微軟正黑體" w:eastAsia="微軟正黑體" w:hAnsi="微軟正黑體"/>
+          <w:color w:val="1B1B1B"/>
+          <w:sz w:val="22"/>
+          <w:szCs w:val="22"/>
+        </w:rPr>
+        <w:t xml:space="preserve">：相機、光達、雷達都已同步、標定好；它是第一個有雷達的大型資料集。</w:t>
+      </w:r>
+    </w:p>
+    <w:p>
+      <w:pPr>
+        <w:pStyle w:val="ListParagraph"/>
+        <w:widowControl/>
+        <w:numPr>
+          <w:ilvl w:val="0"/>
+          <w:numId w:val="2"/>
+        </w:numPr>
+        <w:spacing w:after="80" w:line="320"/>
+      </w:pPr>
+      <w:r>
+        <w:rPr>
+          <w:rFonts w:ascii="微軟正黑體" w:cs="微軟正黑體" w:eastAsia="微軟正黑體" w:hAnsi="微軟正黑體"/>
+          <w:b/>
+          <w:bCs/>
+          <w:color w:val="24405C"/>
+          <w:sz w:val="22"/>
+          <w:szCs w:val="22"/>
+        </w:rPr>
+        <w:t xml:space="preserve">先拿真實資料試</w:t>
+      </w:r>
+      <w:r>
+        <w:rPr>
+          <w:rFonts w:ascii="微軟正黑體" w:cs="微軟正黑體" w:eastAsia="微軟正黑體" w:hAnsi="微軟正黑體"/>
+          <w:color w:val="1B1B1B"/>
+          <w:sz w:val="22"/>
+          <w:szCs w:val="22"/>
+        </w:rPr>
+        <w:t xml:space="preserve">：新方法上路之前，先在幾千個真實瞬間裡看會不會出錯。</w:t>
+      </w:r>
+    </w:p>
+    <w:tbl>
+      <w:tblPr>
+        <w:tblW w:type="dxa" w:w="9360"/>
+        <w:tblBorders>
+          <w:top w:val="single" w:color="8A949C" w:sz="8"/>
+          <w:left w:val="none"/>
+          <w:bottom w:val="single" w:color="8A949C" w:sz="8"/>
+          <w:right w:val="none"/>
+          <w:insideH w:val="single" w:color="BFC7CE" w:sz="2"/>
+          <w:insideV w:val="none"/>
+        </w:tblBorders>
+      </w:tblPr>
+      <w:tblGrid>
+        <w:gridCol w:w="2200"/>
+        <w:gridCol w:w="7160"/>
+      </w:tblGrid>
+      <w:tr>
+        <w:trPr>
+          <w:cantSplit/>
+          <w:tblHeader/>
+        </w:trPr>
+        <w:tc>
+          <w:tcPr>
+            <w:tcW w:type="dxa" w:w="2200"/>
+            <w:shd w:fill="EDF0F3" w:color="auto" w:val="clear"/>
+            <w:tcMar>
+              <w:top w:type="dxa" w:w="60"/>
+              <w:left w:type="dxa" w:w="95"/>
+              <w:bottom w:type="dxa" w:w="60"/>
+              <w:right w:type="dxa" w:w="95"/>
+            </w:tcMar>
+            <w:vAlign w:val="center"/>
+          </w:tcPr>
+          <w:p>
+            <w:pPr>
+              <w:spacing w:after="0" w:line="265"/>
+            </w:pPr>
+            <w:r>
+              <w:rPr>
+                <w:rFonts w:ascii="微軟正黑體" w:cs="微軟正黑體" w:eastAsia="微軟正黑體" w:hAnsi="微軟正黑體"/>
+                <w:b/>
+                <w:bCs/>
+                <w:color w:val="1B1B1B"/>
+                <w:sz w:val="18"/>
+                <w:szCs w:val="18"/>
+              </w:rPr>
+              <w:t xml:space="preserve">步驟</w:t>
+            </w:r>
+          </w:p>
+        </w:tc>
+        <w:tc>
+          <w:tcPr>
+            <w:tcW w:type="dxa" w:w="7160"/>
+            <w:shd w:fill="EDF0F3" w:color="auto" w:val="clear"/>
+            <w:tcMar>
+              <w:top w:type="dxa" w:w="60"/>
+              <w:left w:type="dxa" w:w="95"/>
+              <w:bottom w:type="dxa" w:w="60"/>
+              <w:right w:type="dxa" w:w="95"/>
+            </w:tcMar>
+            <w:vAlign w:val="center"/>
+          </w:tcPr>
+          <w:p>
+            <w:pPr>
+              <w:spacing w:after="0" w:line="265"/>
+            </w:pPr>
+            <w:r>
+              <w:rPr>
+                <w:rFonts w:ascii="微軟正黑體" w:cs="微軟正黑體" w:eastAsia="微軟正黑體" w:hAnsi="微軟正黑體"/>
+                <w:b/>
+                <w:bCs/>
+                <w:color w:val="1B1B1B"/>
+                <w:sz w:val="18"/>
+                <w:szCs w:val="18"/>
+              </w:rPr>
+              <w:t xml:space="preserve">怎麼做</w:t>
+            </w:r>
+          </w:p>
+        </w:tc>
+      </w:tr>
+      <w:tr>
+        <w:trPr>
+          <w:cantSplit/>
+          <w:tblHeader w:val="false"/>
+        </w:trPr>
+        <w:tc>
+          <w:tcPr>
+            <w:tcW w:type="dxa" w:w="2200"/>
+            <w:tcMar>
+              <w:top w:type="dxa" w:w="60"/>
+              <w:left w:type="dxa" w:w="95"/>
+              <w:bottom w:type="dxa" w:w="60"/>
+              <w:right w:type="dxa" w:w="95"/>
+            </w:tcMar>
+            <w:vAlign w:val="center"/>
+          </w:tcPr>
+          <w:p>
+            <w:pPr>
+              <w:spacing w:after="0" w:line="265"/>
+            </w:pPr>
+            <w:r>
+              <w:rPr>
+                <w:rFonts w:ascii="微軟正黑體" w:cs="微軟正黑體" w:eastAsia="微軟正黑體" w:hAnsi="微軟正黑體"/>
+                <w:b w:val="false"/>
+                <w:bCs w:val="false"/>
+                <w:color w:val="1B1B1B"/>
+                <w:sz w:val="18"/>
+                <w:szCs w:val="18"/>
+              </w:rPr>
+              <w:t xml:space="preserve">① 註冊、下載</w:t>
+            </w:r>
+          </w:p>
+        </w:tc>
+        <w:tc>
+          <w:tcPr>
+            <w:tcW w:type="dxa" w:w="7160"/>
+            <w:tcMar>
+              <w:top w:type="dxa" w:w="60"/>
+              <w:left w:type="dxa" w:w="95"/>
+              <w:bottom w:type="dxa" w:w="60"/>
+              <w:right w:type="dxa" w:w="95"/>
+            </w:tcMar>
+            <w:vAlign w:val="center"/>
+          </w:tcPr>
+          <w:p>
+            <w:pPr>
+              <w:spacing w:after="0" w:line="265"/>
+            </w:pPr>
+            <w:r>
+              <w:rPr>
+                <w:rFonts w:ascii="微軟正黑體" w:cs="微軟正黑體" w:eastAsia="微軟正黑體" w:hAnsi="微軟正黑體"/>
+                <w:b w:val="false"/>
+                <w:bCs w:val="false"/>
+                <w:color w:val="1B1B1B"/>
+                <w:sz w:val="18"/>
+                <w:szCs w:val="18"/>
+              </w:rPr>
+              <w:t xml:space="preserve">到 nuscenes.org 註冊，同意非商業授權；mini 版只有 10 段，解開約 5 GB。</w:t>
+            </w:r>
+          </w:p>
+        </w:tc>
+      </w:tr>
+      <w:tr>
+        <w:trPr>
+          <w:cantSplit/>
+          <w:tblHeader w:val="false"/>
+        </w:trPr>
+        <w:tc>
+          <w:tcPr>
+            <w:tcW w:type="dxa" w:w="2200"/>
+            <w:tcMar>
+              <w:top w:type="dxa" w:w="60"/>
+              <w:left w:type="dxa" w:w="95"/>
+              <w:bottom w:type="dxa" w:w="60"/>
+              <w:right w:type="dxa" w:w="95"/>
+            </w:tcMar>
+            <w:vAlign w:val="center"/>
+          </w:tcPr>
+          <w:p>
+            <w:pPr>
+              <w:spacing w:after="0" w:line="265"/>
+            </w:pPr>
+            <w:r>
+              <w:rPr>
+                <w:rFonts w:ascii="微軟正黑體" w:cs="微軟正黑體" w:eastAsia="微軟正黑體" w:hAnsi="微軟正黑體"/>
+                <w:b w:val="false"/>
+                <w:bCs w:val="false"/>
+                <w:color w:val="1B1B1B"/>
+                <w:sz w:val="18"/>
+                <w:szCs w:val="18"/>
+              </w:rPr>
+              <w:t xml:space="preserve">② 讀資料</w:t>
+            </w:r>
+          </w:p>
+        </w:tc>
+        <w:tc>
+          <w:tcPr>
+            <w:tcW w:type="dxa" w:w="7160"/>
+            <w:tcMar>
+              <w:top w:type="dxa" w:w="60"/>
+              <w:left w:type="dxa" w:w="95"/>
+              <w:bottom w:type="dxa" w:w="60"/>
+              <w:right w:type="dxa" w:w="95"/>
+            </w:tcMar>
+            <w:vAlign w:val="center"/>
+          </w:tcPr>
+          <w:p>
+            <w:pPr>
+              <w:spacing w:after="0" w:line="265"/>
+            </w:pPr>
+            <w:r>
+              <w:rPr>
+                <w:rFonts w:ascii="微軟正黑體" w:cs="微軟正黑體" w:eastAsia="微軟正黑體" w:hAnsi="微軟正黑體"/>
+                <w:b w:val="false"/>
+                <w:bCs w:val="false"/>
+                <w:color w:val="1B1B1B"/>
+                <w:sz w:val="18"/>
+                <w:szCs w:val="18"/>
+              </w:rPr>
+              <w:t xml:space="preserve">官方免費工具 nuscenes-devkit（Python）：照片、光達和雷達的點、框、標定、時間都整理好。</w:t>
+            </w:r>
+          </w:p>
+        </w:tc>
+      </w:tr>
+      <w:tr>
+        <w:trPr>
+          <w:cantSplit/>
+          <w:tblHeader w:val="false"/>
+        </w:trPr>
+        <w:tc>
+          <w:tcPr>
+            <w:tcW w:type="dxa" w:w="2200"/>
+            <w:tcMar>
+              <w:top w:type="dxa" w:w="60"/>
+              <w:left w:type="dxa" w:w="95"/>
+              <w:bottom w:type="dxa" w:w="60"/>
+              <w:right w:type="dxa" w:w="95"/>
+            </w:tcMar>
+            <w:vAlign w:val="center"/>
+          </w:tcPr>
+          <w:p>
+            <w:pPr>
+              <w:spacing w:after="0" w:line="265"/>
+            </w:pPr>
+            <w:r>
+              <w:rPr>
+                <w:rFonts w:ascii="微軟正黑體" w:cs="微軟正黑體" w:eastAsia="微軟正黑體" w:hAnsi="微軟正黑體"/>
+                <w:b w:val="false"/>
+                <w:bCs w:val="false"/>
+                <w:color w:val="1B1B1B"/>
+                <w:sz w:val="18"/>
+                <w:szCs w:val="18"/>
+              </w:rPr>
+              <w:t xml:space="preserve">③ 訓練、檢查</w:t>
+            </w:r>
+          </w:p>
+        </w:tc>
+        <w:tc>
+          <w:tcPr>
+            <w:tcW w:type="dxa" w:w="7160"/>
+            <w:tcMar>
+              <w:top w:type="dxa" w:w="60"/>
+              <w:left w:type="dxa" w:w="95"/>
+              <w:bottom w:type="dxa" w:w="60"/>
+              <w:right w:type="dxa" w:w="95"/>
+            </w:tcMar>
+            <w:vAlign w:val="center"/>
+          </w:tcPr>
+          <w:p>
+            <w:pPr>
+              <w:spacing w:after="0" w:line="265"/>
+            </w:pPr>
+            <w:r>
+              <w:rPr>
+                <w:rFonts w:ascii="微軟正黑體" w:cs="微軟正黑體" w:eastAsia="微軟正黑體" w:hAnsi="微軟正黑體"/>
+                <w:b w:val="false"/>
+                <w:bCs w:val="false"/>
+                <w:color w:val="1B1B1B"/>
+                <w:sz w:val="18"/>
+                <w:szCs w:val="18"/>
+              </w:rPr>
+              <w:t xml:space="preserve">訓練集給電腦學（像課本），驗證集自己檢查（像練習題）。</w:t>
+            </w:r>
+          </w:p>
+        </w:tc>
+      </w:tr>
+      <w:tr>
+        <w:trPr>
+          <w:cantSplit/>
+          <w:tblHeader w:val="false"/>
+        </w:trPr>
+        <w:tc>
+          <w:tcPr>
+            <w:tcW w:type="dxa" w:w="2200"/>
+            <w:tcMar>
+              <w:top w:type="dxa" w:w="60"/>
+              <w:left w:type="dxa" w:w="95"/>
+              <w:bottom w:type="dxa" w:w="60"/>
+              <w:right w:type="dxa" w:w="95"/>
+            </w:tcMar>
+            <w:vAlign w:val="center"/>
+          </w:tcPr>
+          <w:p>
+            <w:pPr>
+              <w:spacing w:after="0" w:line="265"/>
+            </w:pPr>
+            <w:r>
+              <w:rPr>
+                <w:rFonts w:ascii="微軟正黑體" w:cs="微軟正黑體" w:eastAsia="微軟正黑體" w:hAnsi="微軟正黑體"/>
+                <w:b w:val="false"/>
+                <w:bCs w:val="false"/>
+                <w:color w:val="1B1B1B"/>
+                <w:sz w:val="18"/>
+                <w:szCs w:val="18"/>
+              </w:rPr>
+              <w:t xml:space="preserve">④ 算分數</w:t>
+            </w:r>
+          </w:p>
+        </w:tc>
+        <w:tc>
+          <w:tcPr>
+            <w:tcW w:type="dxa" w:w="7160"/>
+            <w:tcMar>
+              <w:top w:type="dxa" w:w="60"/>
+              <w:left w:type="dxa" w:w="95"/>
+              <w:bottom w:type="dxa" w:w="60"/>
+              <w:right w:type="dxa" w:w="95"/>
+            </w:tcMar>
+            <w:vAlign w:val="center"/>
+          </w:tcPr>
+          <w:p>
+            <w:pPr>
+              <w:spacing w:after="0" w:line="265"/>
+            </w:pPr>
+            <w:r>
+              <w:rPr>
+                <w:rFonts w:ascii="微軟正黑體" w:cs="微軟正黑體" w:eastAsia="微軟正黑體" w:hAnsi="微軟正黑體"/>
+                <w:b w:val="false"/>
+                <w:bCs w:val="false"/>
+                <w:color w:val="1B1B1B"/>
+                <w:sz w:val="18"/>
+                <w:szCs w:val="18"/>
+              </w:rPr>
+              <w:t xml:space="preserve">測試集的答案不公開，結果上傳後由官方算 NDS，放上排行榜（像期末考）。</w:t>
+            </w:r>
+          </w:p>
+        </w:tc>
+      </w:tr>
+    </w:tbl>
+    <w:p>
+      <w:pPr>
+        <w:spacing w:after="0"/>
+      </w:pPr>
+      <w:r>
+        <w:rPr>
+          <w:rFonts w:ascii="微軟正黑體" w:cs="微軟正黑體" w:eastAsia="微軟正黑體" w:hAnsi="微軟正黑體"/>
+          <w:color w:val="1B1B1B"/>
+          <w:sz w:val="22"/>
+          <w:szCs w:val="22"/>
+        </w:rPr>
+        <w:t xml:space="preserve"/>
+      </w:r>
+    </w:p>
+    <w:p>
+      <w:pPr>
+        <w:widowControl/>
+        <w:spacing w:after="100" w:before="0" w:line="312"/>
+        <w:ind w:left="0" w:firstLine="0"/>
+      </w:pPr>
+      <w:r>
+        <w:rPr>
+          <w:rFonts w:ascii="微軟正黑體" w:cs="微軟正黑體" w:eastAsia="微軟正黑體" w:hAnsi="微軟正黑體"/>
+          <w:color w:val="1B1B1B"/>
+          <w:sz w:val="22"/>
+          <w:szCs w:val="22"/>
+        </w:rPr>
+        <w:t xml:space="preserve">我們這門課只走了前兩步的簡化版：只下載 mini，自己寫程式把點投到照片上，做成觀察台。</w:t>
+      </w:r>
+    </w:p>
+    <w:p>
+      <w:pPr>
+        <w:pStyle w:val="Heading2"/>
+        <w:keepNext/>
         <w:pageBreakBefore/>
         <w:spacing w:after="130" w:before="300"/>
       </w:pPr>
@@ -8568,7 +9133,7 @@
                     </pic:cNvPicPr>
                   </pic:nvPicPr>
                   <pic:blipFill>
-                    <a:blip r:embed="rId27" cstate="none"/>
+                    <a:blip r:embed="rId28" cstate="none"/>
                     <a:srcRect/>
                     <a:stretch>
                       <a:fillRect/>

--- a/第七週(10-22)/自動駕駛原理_第七週_課程講義.docx
+++ b/第七週(10-22)/自動駕駛原理_第七週_課程講義.docx
@@ -8696,7 +8696,7 @@
           <w:sz w:val="22"/>
           <w:szCs w:val="22"/>
         </w:rPr>
-        <w:t xml:space="preserve">：相機、光達、雷達都已同步、標定好；它是第一個有雷達的大型資料集。</w:t>
+        <w:t xml:space="preserve">：錄的時候就把標定量好、每一筆資料蓋上時間（相機配合光達轉到正中間才拍），連同車子當時的位置一起存；用的人再把這些數字套進去算。它也是第一個有雷達的大型資料集。</w:t>
       </w:r>
     </w:p>
     <w:p>

--- a/第七週(10-22)/自動駕駛原理_第七週_課程講義.docx
+++ b/第七週(10-22)/自動駕駛原理_第七週_課程講義.docx
@@ -8410,7 +8410,27 @@
           <w:sz w:val="22"/>
           <w:szCs w:val="22"/>
         </w:rPr>
-        <w:t xml:space="preserve">，請專業標註員把每一台車、每一個人、每一個三角錐畫成立體框。一個框 7 個數字：位置 x、y、z，大小寬、長、高，再加一個轉角；另外標</w:t>
+        <w:t xml:space="preserve">，請專業標註員把每一台車、每一個人、每一個三角錐畫成立體框。一個框 7 個數字：位置 x、y、z，大小寬、長、高，再加一個</w:t>
+      </w:r>
+      <w:r>
+        <w:rPr>
+          <w:rFonts w:ascii="微軟正黑體" w:cs="微軟正黑體" w:eastAsia="微軟正黑體" w:hAnsi="微軟正黑體"/>
+          <w:b/>
+          <w:bCs/>
+          <w:color w:val="24405C"/>
+          <w:sz w:val="22"/>
+          <w:szCs w:val="22"/>
+        </w:rPr>
+        <w:t xml:space="preserve">車頭朝向</w:t>
+      </w:r>
+      <w:r>
+        <w:rPr>
+          <w:rFonts w:ascii="微軟正黑體" w:cs="微軟正黑體" w:eastAsia="微軟正黑體" w:hAnsi="微軟正黑體"/>
+          <w:color w:val="1B1B1B"/>
+          <w:sz w:val="22"/>
+          <w:szCs w:val="22"/>
+        </w:rPr>
+        <w:t xml:space="preserve">（從上往下看轉了幾度，英文 yaw，對地圖量；車和人都平放在地上，所以不用記上下仰、左右歪）；另外標</w:t>
       </w:r>
       <w:r>
         <w:rPr>

--- a/第七週(10-22)/自動駕駛原理_第七週_課程講義.docx
+++ b/第七週(10-22)/自動駕駛原理_第七週_課程講義.docx
@@ -3785,7 +3785,7 @@
           <w:sz w:val="19"/>
           <w:szCs w:val="19"/>
         </w:rPr>
-        <w:t xml:space="preserve">新加坡白天，同一個瞬間。左：光達約 3,100 點；右：前方三顆雷達約 60 點。scene-0796。　資料：nuScenes（Motional），CC BY-NC-SA 4.0</w:t>
+        <w:t xml:space="preserve">新加坡白天，同一個瞬間。左：光達約 3,100 點（32 條雷射線裡，照片中看得到 22 條，最下面 10 條打在車前的地上）；右：前雷達這一輪約 60 點。scene-0796。　資料：nuScenes（Motional），CC BY-NC-SA 4.0</w:t>
       </w:r>
     </w:p>
     <w:p>

--- a/第七週(10-22)/自動駕駛原理_第七週_課程講義.docx
+++ b/第七週(10-22)/自動駕駛原理_第七週_課程講義.docx
@@ -6290,9 +6290,10 @@
         </w:tblBorders>
       </w:tblPr>
       <w:tblGrid>
-        <w:gridCol w:w="1800"/>
-        <w:gridCol w:w="3300"/>
-        <w:gridCol w:w="4260"/>
+        <w:gridCol w:w="1900"/>
+        <w:gridCol w:w="2500"/>
+        <w:gridCol w:w="2500"/>
+        <w:gridCol w:w="2460"/>
       </w:tblGrid>
       <w:tr>
         <w:trPr>
@@ -6301,7 +6302,7 @@
         </w:trPr>
         <w:tc>
           <w:tcPr>
-            <w:tcW w:type="dxa" w:w="1800"/>
+            <w:tcW w:type="dxa" w:w="1900"/>
             <w:shd w:fill="EDF0F3" w:color="auto" w:val="clear"/>
             <w:tcMar>
               <w:top w:type="dxa" w:w="60"/>
@@ -6324,13 +6325,13 @@
                 <w:sz w:val="18"/>
                 <w:szCs w:val="18"/>
               </w:rPr>
-              <w:t xml:space="preserve">時間點</w:t>
-            </w:r>
-          </w:p>
-        </w:tc>
-        <w:tc>
-          <w:tcPr>
-            <w:tcW w:type="dxa" w:w="3300"/>
+              <w:t xml:space="preserve"/>
+            </w:r>
+          </w:p>
+        </w:tc>
+        <w:tc>
+          <w:tcPr>
+            <w:tcW w:type="dxa" w:w="2500"/>
             <w:shd w:fill="EDF0F3" w:color="auto" w:val="clear"/>
             <w:tcMar>
               <w:top w:type="dxa" w:w="60"/>
@@ -6353,13 +6354,13 @@
                 <w:sz w:val="18"/>
                 <w:szCs w:val="18"/>
               </w:rPr>
-              <w:t xml:space="preserve">做法</w:t>
-            </w:r>
-          </w:p>
-        </w:tc>
-        <w:tc>
-          <w:tcPr>
-            <w:tcW w:type="dxa" w:w="4260"/>
+              <w:t xml:space="preserve">前期融合</w:t>
+            </w:r>
+          </w:p>
+        </w:tc>
+        <w:tc>
+          <w:tcPr>
+            <w:tcW w:type="dxa" w:w="2500"/>
             <w:shd w:fill="EDF0F3" w:color="auto" w:val="clear"/>
             <w:tcMar>
               <w:top w:type="dxa" w:w="60"/>
@@ -6382,7 +6383,36 @@
                 <w:sz w:val="18"/>
                 <w:szCs w:val="18"/>
               </w:rPr>
-              <w:t xml:space="preserve">優缺點</w:t>
+              <w:t xml:space="preserve">中期融合</w:t>
+            </w:r>
+          </w:p>
+        </w:tc>
+        <w:tc>
+          <w:tcPr>
+            <w:tcW w:type="dxa" w:w="2460"/>
+            <w:shd w:fill="EDF0F3" w:color="auto" w:val="clear"/>
+            <w:tcMar>
+              <w:top w:type="dxa" w:w="60"/>
+              <w:left w:type="dxa" w:w="95"/>
+              <w:bottom w:type="dxa" w:w="60"/>
+              <w:right w:type="dxa" w:w="95"/>
+            </w:tcMar>
+            <w:vAlign w:val="center"/>
+          </w:tcPr>
+          <w:p>
+            <w:pPr>
+              <w:spacing w:after="0" w:line="265"/>
+            </w:pPr>
+            <w:r>
+              <w:rPr>
+                <w:rFonts w:ascii="微軟正黑體" w:cs="微軟正黑體" w:eastAsia="微軟正黑體" w:hAnsi="微軟正黑體"/>
+                <w:b/>
+                <w:bCs/>
+                <w:color w:val="1B1B1B"/>
+                <w:sz w:val="18"/>
+                <w:szCs w:val="18"/>
+              </w:rPr>
+              <w:t xml:space="preserve">後期融合</w:t>
             </w:r>
           </w:p>
         </w:tc>
@@ -6394,85 +6424,113 @@
         </w:trPr>
         <w:tc>
           <w:tcPr>
-            <w:tcW w:type="dxa" w:w="1800"/>
-            <w:tcMar>
-              <w:top w:type="dxa" w:w="60"/>
-              <w:left w:type="dxa" w:w="95"/>
-              <w:bottom w:type="dxa" w:w="60"/>
-              <w:right w:type="dxa" w:w="95"/>
-            </w:tcMar>
-            <w:vAlign w:val="center"/>
-          </w:tcPr>
-          <w:p>
-            <w:pPr>
-              <w:spacing w:after="0" w:line="265"/>
-            </w:pPr>
-            <w:r>
-              <w:rPr>
-                <w:rFonts w:ascii="微軟正黑體" w:cs="微軟正黑體" w:eastAsia="微軟正黑體" w:hAnsi="微軟正黑體"/>
-                <w:b w:val="false"/>
-                <w:bCs w:val="false"/>
-                <w:color w:val="1B1B1B"/>
-                <w:sz w:val="18"/>
-                <w:szCs w:val="18"/>
-              </w:rPr>
-              <w:t xml:space="preserve">前期融合</w:t>
-            </w:r>
-          </w:p>
-        </w:tc>
-        <w:tc>
-          <w:tcPr>
-            <w:tcW w:type="dxa" w:w="3300"/>
-            <w:tcMar>
-              <w:top w:type="dxa" w:w="60"/>
-              <w:left w:type="dxa" w:w="95"/>
-              <w:bottom w:type="dxa" w:w="60"/>
-              <w:right w:type="dxa" w:w="95"/>
-            </w:tcMar>
-            <w:vAlign w:val="center"/>
-          </w:tcPr>
-          <w:p>
-            <w:pPr>
-              <w:spacing w:after="0" w:line="265"/>
-            </w:pPr>
-            <w:r>
-              <w:rPr>
-                <w:rFonts w:ascii="微軟正黑體" w:cs="微軟正黑體" w:eastAsia="微軟正黑體" w:hAnsi="微軟正黑體"/>
-                <w:b w:val="false"/>
-                <w:bCs w:val="false"/>
-                <w:color w:val="1B1B1B"/>
-                <w:sz w:val="18"/>
-                <w:szCs w:val="18"/>
-              </w:rPr>
-              <w:t xml:space="preserve">原始資料就合，例：光達點投到相機畫面上</w:t>
-            </w:r>
-          </w:p>
-        </w:tc>
-        <w:tc>
-          <w:tcPr>
-            <w:tcW w:type="dxa" w:w="4260"/>
-            <w:tcMar>
-              <w:top w:type="dxa" w:w="60"/>
-              <w:left w:type="dxa" w:w="95"/>
-              <w:bottom w:type="dxa" w:w="60"/>
-              <w:right w:type="dxa" w:w="95"/>
-            </w:tcMar>
-            <w:vAlign w:val="center"/>
-          </w:tcPr>
-          <w:p>
-            <w:pPr>
-              <w:spacing w:after="0" w:line="265"/>
-            </w:pPr>
-            <w:r>
-              <w:rPr>
-                <w:rFonts w:ascii="微軟正黑體" w:cs="微軟正黑體" w:eastAsia="微軟正黑體" w:hAnsi="微軟正黑體"/>
-                <w:b w:val="false"/>
-                <w:bCs w:val="false"/>
-                <w:color w:val="1B1B1B"/>
-                <w:sz w:val="18"/>
-                <w:szCs w:val="18"/>
-              </w:rPr>
-              <w:t xml:space="preserve">資訊最完整；對齊要非常準</w:t>
+            <w:tcW w:type="dxa" w:w="1900"/>
+            <w:tcMar>
+              <w:top w:type="dxa" w:w="60"/>
+              <w:left w:type="dxa" w:w="95"/>
+              <w:bottom w:type="dxa" w:w="60"/>
+              <w:right w:type="dxa" w:w="95"/>
+            </w:tcMar>
+            <w:vAlign w:val="center"/>
+          </w:tcPr>
+          <w:p>
+            <w:pPr>
+              <w:spacing w:after="0" w:line="265"/>
+            </w:pPr>
+            <w:r>
+              <w:rPr>
+                <w:rFonts w:ascii="微軟正黑體" w:cs="微軟正黑體" w:eastAsia="微軟正黑體" w:hAnsi="微軟正黑體"/>
+                <w:b w:val="false"/>
+                <w:bCs w:val="false"/>
+                <w:color w:val="1B1B1B"/>
+                <w:sz w:val="18"/>
+                <w:szCs w:val="18"/>
+              </w:rPr>
+              <w:t xml:space="preserve">什麼時候合</w:t>
+            </w:r>
+          </w:p>
+        </w:tc>
+        <w:tc>
+          <w:tcPr>
+            <w:tcW w:type="dxa" w:w="2500"/>
+            <w:tcMar>
+              <w:top w:type="dxa" w:w="60"/>
+              <w:left w:type="dxa" w:w="95"/>
+              <w:bottom w:type="dxa" w:w="60"/>
+              <w:right w:type="dxa" w:w="95"/>
+            </w:tcMar>
+            <w:vAlign w:val="center"/>
+          </w:tcPr>
+          <w:p>
+            <w:pPr>
+              <w:spacing w:after="0" w:line="265"/>
+            </w:pPr>
+            <w:r>
+              <w:rPr>
+                <w:rFonts w:ascii="微軟正黑體" w:cs="微軟正黑體" w:eastAsia="微軟正黑體" w:hAnsi="微軟正黑體"/>
+                <w:b w:val="false"/>
+                <w:bCs w:val="false"/>
+                <w:color w:val="1B1B1B"/>
+                <w:sz w:val="18"/>
+                <w:szCs w:val="18"/>
+              </w:rPr>
+              <w:t xml:space="preserve">原始資料就合</w:t>
+            </w:r>
+          </w:p>
+        </w:tc>
+        <w:tc>
+          <w:tcPr>
+            <w:tcW w:type="dxa" w:w="2500"/>
+            <w:tcMar>
+              <w:top w:type="dxa" w:w="60"/>
+              <w:left w:type="dxa" w:w="95"/>
+              <w:bottom w:type="dxa" w:w="60"/>
+              <w:right w:type="dxa" w:w="95"/>
+            </w:tcMar>
+            <w:vAlign w:val="center"/>
+          </w:tcPr>
+          <w:p>
+            <w:pPr>
+              <w:spacing w:after="0" w:line="265"/>
+            </w:pPr>
+            <w:r>
+              <w:rPr>
+                <w:rFonts w:ascii="微軟正黑體" w:cs="微軟正黑體" w:eastAsia="微軟正黑體" w:hAnsi="微軟正黑體"/>
+                <w:b w:val="false"/>
+                <w:bCs w:val="false"/>
+                <w:color w:val="1B1B1B"/>
+                <w:sz w:val="18"/>
+                <w:szCs w:val="18"/>
+              </w:rPr>
+              <w:t xml:space="preserve">各自抽出特徵再合</w:t>
+            </w:r>
+          </w:p>
+        </w:tc>
+        <w:tc>
+          <w:tcPr>
+            <w:tcW w:type="dxa" w:w="2460"/>
+            <w:tcMar>
+              <w:top w:type="dxa" w:w="60"/>
+              <w:left w:type="dxa" w:w="95"/>
+              <w:bottom w:type="dxa" w:w="60"/>
+              <w:right w:type="dxa" w:w="95"/>
+            </w:tcMar>
+            <w:vAlign w:val="center"/>
+          </w:tcPr>
+          <w:p>
+            <w:pPr>
+              <w:spacing w:after="0" w:line="265"/>
+            </w:pPr>
+            <w:r>
+              <w:rPr>
+                <w:rFonts w:ascii="微軟正黑體" w:cs="微軟正黑體" w:eastAsia="微軟正黑體" w:hAnsi="微軟正黑體"/>
+                <w:b w:val="false"/>
+                <w:bCs w:val="false"/>
+                <w:color w:val="1B1B1B"/>
+                <w:sz w:val="18"/>
+                <w:szCs w:val="18"/>
+              </w:rPr>
+              <w:t xml:space="preserve">各自找出物體再合</w:t>
             </w:r>
           </w:p>
         </w:tc>
@@ -6484,85 +6542,113 @@
         </w:trPr>
         <w:tc>
           <w:tcPr>
-            <w:tcW w:type="dxa" w:w="1800"/>
-            <w:tcMar>
-              <w:top w:type="dxa" w:w="60"/>
-              <w:left w:type="dxa" w:w="95"/>
-              <w:bottom w:type="dxa" w:w="60"/>
-              <w:right w:type="dxa" w:w="95"/>
-            </w:tcMar>
-            <w:vAlign w:val="center"/>
-          </w:tcPr>
-          <w:p>
-            <w:pPr>
-              <w:spacing w:after="0" w:line="265"/>
-            </w:pPr>
-            <w:r>
-              <w:rPr>
-                <w:rFonts w:ascii="微軟正黑體" w:cs="微軟正黑體" w:eastAsia="微軟正黑體" w:hAnsi="微軟正黑體"/>
-                <w:b w:val="false"/>
-                <w:bCs w:val="false"/>
-                <w:color w:val="1B1B1B"/>
-                <w:sz w:val="18"/>
-                <w:szCs w:val="18"/>
-              </w:rPr>
-              <w:t xml:space="preserve">中期融合</w:t>
-            </w:r>
-          </w:p>
-        </w:tc>
-        <w:tc>
-          <w:tcPr>
-            <w:tcW w:type="dxa" w:w="3300"/>
-            <w:tcMar>
-              <w:top w:type="dxa" w:w="60"/>
-              <w:left w:type="dxa" w:w="95"/>
-              <w:bottom w:type="dxa" w:w="60"/>
-              <w:right w:type="dxa" w:w="95"/>
-            </w:tcMar>
-            <w:vAlign w:val="center"/>
-          </w:tcPr>
-          <w:p>
-            <w:pPr>
-              <w:spacing w:after="0" w:line="265"/>
-            </w:pPr>
-            <w:r>
-              <w:rPr>
-                <w:rFonts w:ascii="微軟正黑體" w:cs="微軟正黑體" w:eastAsia="微軟正黑體" w:hAnsi="微軟正黑體"/>
-                <w:b w:val="false"/>
-                <w:bCs w:val="false"/>
-                <w:color w:val="1B1B1B"/>
-                <w:sz w:val="18"/>
-                <w:szCs w:val="18"/>
-              </w:rPr>
-              <w:t xml:space="preserve">各自抽出特徵再合，例：大家先畫成同一張鳥瞰圖</w:t>
-            </w:r>
-          </w:p>
-        </w:tc>
-        <w:tc>
-          <w:tcPr>
-            <w:tcW w:type="dxa" w:w="4260"/>
-            <w:tcMar>
-              <w:top w:type="dxa" w:w="60"/>
-              <w:left w:type="dxa" w:w="95"/>
-              <w:bottom w:type="dxa" w:w="60"/>
-              <w:right w:type="dxa" w:w="95"/>
-            </w:tcMar>
-            <w:vAlign w:val="center"/>
-          </w:tcPr>
-          <w:p>
-            <w:pPr>
-              <w:spacing w:after="0" w:line="265"/>
-            </w:pPr>
-            <w:r>
-              <w:rPr>
-                <w:rFonts w:ascii="微軟正黑體" w:cs="微軟正黑體" w:eastAsia="微軟正黑體" w:hAnsi="微軟正黑體"/>
-                <w:b w:val="false"/>
-                <w:bCs w:val="false"/>
-                <w:color w:val="1B1B1B"/>
-                <w:sz w:val="18"/>
-                <w:szCs w:val="18"/>
-              </w:rPr>
-              <w:t xml:space="preserve">現在很流行的做法</w:t>
+            <w:tcW w:type="dxa" w:w="1900"/>
+            <w:tcMar>
+              <w:top w:type="dxa" w:w="60"/>
+              <w:left w:type="dxa" w:w="95"/>
+              <w:bottom w:type="dxa" w:w="60"/>
+              <w:right w:type="dxa" w:w="95"/>
+            </w:tcMar>
+            <w:vAlign w:val="center"/>
+          </w:tcPr>
+          <w:p>
+            <w:pPr>
+              <w:spacing w:after="0" w:line="265"/>
+            </w:pPr>
+            <w:r>
+              <w:rPr>
+                <w:rFonts w:ascii="微軟正黑體" w:cs="微軟正黑體" w:eastAsia="微軟正黑體" w:hAnsi="微軟正黑體"/>
+                <w:b w:val="false"/>
+                <w:bCs w:val="false"/>
+                <w:color w:val="1B1B1B"/>
+                <w:sz w:val="18"/>
+                <w:szCs w:val="18"/>
+              </w:rPr>
+              <w:t xml:space="preserve">例子</w:t>
+            </w:r>
+          </w:p>
+        </w:tc>
+        <w:tc>
+          <w:tcPr>
+            <w:tcW w:type="dxa" w:w="2500"/>
+            <w:tcMar>
+              <w:top w:type="dxa" w:w="60"/>
+              <w:left w:type="dxa" w:w="95"/>
+              <w:bottom w:type="dxa" w:w="60"/>
+              <w:right w:type="dxa" w:w="95"/>
+            </w:tcMar>
+            <w:vAlign w:val="center"/>
+          </w:tcPr>
+          <w:p>
+            <w:pPr>
+              <w:spacing w:after="0" w:line="265"/>
+            </w:pPr>
+            <w:r>
+              <w:rPr>
+                <w:rFonts w:ascii="微軟正黑體" w:cs="微軟正黑體" w:eastAsia="微軟正黑體" w:hAnsi="微軟正黑體"/>
+                <w:b w:val="false"/>
+                <w:bCs w:val="false"/>
+                <w:color w:val="1B1B1B"/>
+                <w:sz w:val="18"/>
+                <w:szCs w:val="18"/>
+              </w:rPr>
+              <w:t xml:space="preserve">光達點投到照片上</w:t>
+            </w:r>
+          </w:p>
+        </w:tc>
+        <w:tc>
+          <w:tcPr>
+            <w:tcW w:type="dxa" w:w="2500"/>
+            <w:tcMar>
+              <w:top w:type="dxa" w:w="60"/>
+              <w:left w:type="dxa" w:w="95"/>
+              <w:bottom w:type="dxa" w:w="60"/>
+              <w:right w:type="dxa" w:w="95"/>
+            </w:tcMar>
+            <w:vAlign w:val="center"/>
+          </w:tcPr>
+          <w:p>
+            <w:pPr>
+              <w:spacing w:after="0" w:line="265"/>
+            </w:pPr>
+            <w:r>
+              <w:rPr>
+                <w:rFonts w:ascii="微軟正黑體" w:cs="微軟正黑體" w:eastAsia="微軟正黑體" w:hAnsi="微軟正黑體"/>
+                <w:b w:val="false"/>
+                <w:bCs w:val="false"/>
+                <w:color w:val="1B1B1B"/>
+                <w:sz w:val="18"/>
+                <w:szCs w:val="18"/>
+              </w:rPr>
+              <w:t xml:space="preserve">大家先畫成同一張鳥瞰圖</w:t>
+            </w:r>
+          </w:p>
+        </w:tc>
+        <w:tc>
+          <w:tcPr>
+            <w:tcW w:type="dxa" w:w="2460"/>
+            <w:tcMar>
+              <w:top w:type="dxa" w:w="60"/>
+              <w:left w:type="dxa" w:w="95"/>
+              <w:bottom w:type="dxa" w:w="60"/>
+              <w:right w:type="dxa" w:w="95"/>
+            </w:tcMar>
+            <w:vAlign w:val="center"/>
+          </w:tcPr>
+          <w:p>
+            <w:pPr>
+              <w:spacing w:after="0" w:line="265"/>
+            </w:pPr>
+            <w:r>
+              <w:rPr>
+                <w:rFonts w:ascii="微軟正黑體" w:cs="微軟正黑體" w:eastAsia="微軟正黑體" w:hAnsi="微軟正黑體"/>
+                <w:b w:val="false"/>
+                <w:bCs w:val="false"/>
+                <w:color w:val="1B1B1B"/>
+                <w:sz w:val="18"/>
+                <w:szCs w:val="18"/>
+              </w:rPr>
+              <w:t xml:space="preserve">相機的框＋雷達的目標</w:t>
             </w:r>
           </w:p>
         </w:tc>
@@ -6574,85 +6660,467 @@
         </w:trPr>
         <w:tc>
           <w:tcPr>
-            <w:tcW w:type="dxa" w:w="1800"/>
-            <w:tcMar>
-              <w:top w:type="dxa" w:w="60"/>
-              <w:left w:type="dxa" w:w="95"/>
-              <w:bottom w:type="dxa" w:w="60"/>
-              <w:right w:type="dxa" w:w="95"/>
-            </w:tcMar>
-            <w:vAlign w:val="center"/>
-          </w:tcPr>
-          <w:p>
-            <w:pPr>
-              <w:spacing w:after="0" w:line="265"/>
-            </w:pPr>
-            <w:r>
-              <w:rPr>
-                <w:rFonts w:ascii="微軟正黑體" w:cs="微軟正黑體" w:eastAsia="微軟正黑體" w:hAnsi="微軟正黑體"/>
-                <w:b w:val="false"/>
-                <w:bCs w:val="false"/>
-                <w:color w:val="1B1B1B"/>
-                <w:sz w:val="18"/>
-                <w:szCs w:val="18"/>
-              </w:rPr>
-              <w:t xml:space="preserve">後期融合</w:t>
-            </w:r>
-          </w:p>
-        </w:tc>
-        <w:tc>
-          <w:tcPr>
-            <w:tcW w:type="dxa" w:w="3300"/>
-            <w:tcMar>
-              <w:top w:type="dxa" w:w="60"/>
-              <w:left w:type="dxa" w:w="95"/>
-              <w:bottom w:type="dxa" w:w="60"/>
-              <w:right w:type="dxa" w:w="95"/>
-            </w:tcMar>
-            <w:vAlign w:val="center"/>
-          </w:tcPr>
-          <w:p>
-            <w:pPr>
-              <w:spacing w:after="0" w:line="265"/>
-            </w:pPr>
-            <w:r>
-              <w:rPr>
-                <w:rFonts w:ascii="微軟正黑體" w:cs="微軟正黑體" w:eastAsia="微軟正黑體" w:hAnsi="微軟正黑體"/>
-                <w:b w:val="false"/>
-                <w:bCs w:val="false"/>
-                <w:color w:val="1B1B1B"/>
-                <w:sz w:val="18"/>
-                <w:szCs w:val="18"/>
-              </w:rPr>
-              <w:t xml:space="preserve">各自找出物體，再合清單，例：相機的框＋雷達的目標</w:t>
-            </w:r>
-          </w:p>
-        </w:tc>
-        <w:tc>
-          <w:tcPr>
-            <w:tcW w:type="dxa" w:w="4260"/>
-            <w:tcMar>
-              <w:top w:type="dxa" w:w="60"/>
-              <w:left w:type="dxa" w:w="95"/>
-              <w:bottom w:type="dxa" w:w="60"/>
-              <w:right w:type="dxa" w:w="95"/>
-            </w:tcMar>
-            <w:vAlign w:val="center"/>
-          </w:tcPr>
-          <w:p>
-            <w:pPr>
-              <w:spacing w:after="0" w:line="265"/>
-            </w:pPr>
-            <w:r>
-              <w:rPr>
-                <w:rFonts w:ascii="微軟正黑體" w:cs="微軟正黑體" w:eastAsia="微軟正黑體" w:hAnsi="微軟正黑體"/>
-                <w:b w:val="false"/>
-                <w:bCs w:val="false"/>
-                <w:color w:val="1B1B1B"/>
-                <w:sz w:val="18"/>
-                <w:szCs w:val="18"/>
-              </w:rPr>
-              <w:t xml:space="preserve">最簡單、壞一顆好換；各自丟掉的資訊拿不回來</w:t>
+            <w:tcW w:type="dxa" w:w="1900"/>
+            <w:tcMar>
+              <w:top w:type="dxa" w:w="60"/>
+              <w:left w:type="dxa" w:w="95"/>
+              <w:bottom w:type="dxa" w:w="60"/>
+              <w:right w:type="dxa" w:w="95"/>
+            </w:tcMar>
+            <w:vAlign w:val="center"/>
+          </w:tcPr>
+          <w:p>
+            <w:pPr>
+              <w:spacing w:after="0" w:line="265"/>
+            </w:pPr>
+            <w:r>
+              <w:rPr>
+                <w:rFonts w:ascii="微軟正黑體" w:cs="微軟正黑體" w:eastAsia="微軟正黑體" w:hAnsi="微軟正黑體"/>
+                <w:b w:val="false"/>
+                <w:bCs w:val="false"/>
+                <w:color w:val="1B1B1B"/>
+                <w:sz w:val="18"/>
+                <w:szCs w:val="18"/>
+              </w:rPr>
+              <w:t xml:space="preserve">留下的資訊</w:t>
+            </w:r>
+          </w:p>
+        </w:tc>
+        <w:tc>
+          <w:tcPr>
+            <w:tcW w:type="dxa" w:w="2500"/>
+            <w:tcMar>
+              <w:top w:type="dxa" w:w="60"/>
+              <w:left w:type="dxa" w:w="95"/>
+              <w:bottom w:type="dxa" w:w="60"/>
+              <w:right w:type="dxa" w:w="95"/>
+            </w:tcMar>
+            <w:vAlign w:val="center"/>
+          </w:tcPr>
+          <w:p>
+            <w:pPr>
+              <w:spacing w:after="0" w:line="265"/>
+            </w:pPr>
+            <w:r>
+              <w:rPr>
+                <w:rFonts w:ascii="微軟正黑體" w:cs="微軟正黑體" w:eastAsia="微軟正黑體" w:hAnsi="微軟正黑體"/>
+                <w:b w:val="false"/>
+                <w:bCs w:val="false"/>
+                <w:color w:val="1B1B1B"/>
+                <w:sz w:val="18"/>
+                <w:szCs w:val="18"/>
+              </w:rPr>
+              <w:t xml:space="preserve">最多</w:t>
+            </w:r>
+          </w:p>
+        </w:tc>
+        <w:tc>
+          <w:tcPr>
+            <w:tcW w:type="dxa" w:w="2500"/>
+            <w:tcMar>
+              <w:top w:type="dxa" w:w="60"/>
+              <w:left w:type="dxa" w:w="95"/>
+              <w:bottom w:type="dxa" w:w="60"/>
+              <w:right w:type="dxa" w:w="95"/>
+            </w:tcMar>
+            <w:vAlign w:val="center"/>
+          </w:tcPr>
+          <w:p>
+            <w:pPr>
+              <w:spacing w:after="0" w:line="265"/>
+            </w:pPr>
+            <w:r>
+              <w:rPr>
+                <w:rFonts w:ascii="微軟正黑體" w:cs="微軟正黑體" w:eastAsia="微軟正黑體" w:hAnsi="微軟正黑體"/>
+                <w:b w:val="false"/>
+                <w:bCs w:val="false"/>
+                <w:color w:val="1B1B1B"/>
+                <w:sz w:val="18"/>
+                <w:szCs w:val="18"/>
+              </w:rPr>
+              <w:t xml:space="preserve">中等</w:t>
+            </w:r>
+          </w:p>
+        </w:tc>
+        <w:tc>
+          <w:tcPr>
+            <w:tcW w:type="dxa" w:w="2460"/>
+            <w:tcMar>
+              <w:top w:type="dxa" w:w="60"/>
+              <w:left w:type="dxa" w:w="95"/>
+              <w:bottom w:type="dxa" w:w="60"/>
+              <w:right w:type="dxa" w:w="95"/>
+            </w:tcMar>
+            <w:vAlign w:val="center"/>
+          </w:tcPr>
+          <w:p>
+            <w:pPr>
+              <w:spacing w:after="0" w:line="265"/>
+            </w:pPr>
+            <w:r>
+              <w:rPr>
+                <w:rFonts w:ascii="微軟正黑體" w:cs="微軟正黑體" w:eastAsia="微軟正黑體" w:hAnsi="微軟正黑體"/>
+                <w:b w:val="false"/>
+                <w:bCs w:val="false"/>
+                <w:color w:val="1B1B1B"/>
+                <w:sz w:val="18"/>
+                <w:szCs w:val="18"/>
+              </w:rPr>
+              <w:t xml:space="preserve">最少：各自丟掉的拿不回來</w:t>
+            </w:r>
+          </w:p>
+        </w:tc>
+      </w:tr>
+      <w:tr>
+        <w:trPr>
+          <w:cantSplit/>
+          <w:tblHeader w:val="false"/>
+        </w:trPr>
+        <w:tc>
+          <w:tcPr>
+            <w:tcW w:type="dxa" w:w="1900"/>
+            <w:tcMar>
+              <w:top w:type="dxa" w:w="60"/>
+              <w:left w:type="dxa" w:w="95"/>
+              <w:bottom w:type="dxa" w:w="60"/>
+              <w:right w:type="dxa" w:w="95"/>
+            </w:tcMar>
+            <w:vAlign w:val="center"/>
+          </w:tcPr>
+          <w:p>
+            <w:pPr>
+              <w:spacing w:after="0" w:line="265"/>
+            </w:pPr>
+            <w:r>
+              <w:rPr>
+                <w:rFonts w:ascii="微軟正黑體" w:cs="微軟正黑體" w:eastAsia="微軟正黑體" w:hAnsi="微軟正黑體"/>
+                <w:b w:val="false"/>
+                <w:bCs w:val="false"/>
+                <w:color w:val="1B1B1B"/>
+                <w:sz w:val="18"/>
+                <w:szCs w:val="18"/>
+              </w:rPr>
+              <w:t xml:space="preserve">對齊要多準</w:t>
+            </w:r>
+          </w:p>
+        </w:tc>
+        <w:tc>
+          <w:tcPr>
+            <w:tcW w:type="dxa" w:w="2500"/>
+            <w:tcMar>
+              <w:top w:type="dxa" w:w="60"/>
+              <w:left w:type="dxa" w:w="95"/>
+              <w:bottom w:type="dxa" w:w="60"/>
+              <w:right w:type="dxa" w:w="95"/>
+            </w:tcMar>
+            <w:vAlign w:val="center"/>
+          </w:tcPr>
+          <w:p>
+            <w:pPr>
+              <w:spacing w:after="0" w:line="265"/>
+            </w:pPr>
+            <w:r>
+              <w:rPr>
+                <w:rFonts w:ascii="微軟正黑體" w:cs="微軟正黑體" w:eastAsia="微軟正黑體" w:hAnsi="微軟正黑體"/>
+                <w:b w:val="false"/>
+                <w:bCs w:val="false"/>
+                <w:color w:val="1B1B1B"/>
+                <w:sz w:val="18"/>
+                <w:szCs w:val="18"/>
+              </w:rPr>
+              <w:t xml:space="preserve">最準（差 4 度就滑掉）</w:t>
+            </w:r>
+          </w:p>
+        </w:tc>
+        <w:tc>
+          <w:tcPr>
+            <w:tcW w:type="dxa" w:w="2500"/>
+            <w:tcMar>
+              <w:top w:type="dxa" w:w="60"/>
+              <w:left w:type="dxa" w:w="95"/>
+              <w:bottom w:type="dxa" w:w="60"/>
+              <w:right w:type="dxa" w:w="95"/>
+            </w:tcMar>
+            <w:vAlign w:val="center"/>
+          </w:tcPr>
+          <w:p>
+            <w:pPr>
+              <w:spacing w:after="0" w:line="265"/>
+            </w:pPr>
+            <w:r>
+              <w:rPr>
+                <w:rFonts w:ascii="微軟正黑體" w:cs="微軟正黑體" w:eastAsia="微軟正黑體" w:hAnsi="微軟正黑體"/>
+                <w:b w:val="false"/>
+                <w:bCs w:val="false"/>
+                <w:color w:val="1B1B1B"/>
+                <w:sz w:val="18"/>
+                <w:szCs w:val="18"/>
+              </w:rPr>
+              <w:t xml:space="preserve">中等</w:t>
+            </w:r>
+          </w:p>
+        </w:tc>
+        <w:tc>
+          <w:tcPr>
+            <w:tcW w:type="dxa" w:w="2460"/>
+            <w:tcMar>
+              <w:top w:type="dxa" w:w="60"/>
+              <w:left w:type="dxa" w:w="95"/>
+              <w:bottom w:type="dxa" w:w="60"/>
+              <w:right w:type="dxa" w:w="95"/>
+            </w:tcMar>
+            <w:vAlign w:val="center"/>
+          </w:tcPr>
+          <w:p>
+            <w:pPr>
+              <w:spacing w:after="0" w:line="265"/>
+            </w:pPr>
+            <w:r>
+              <w:rPr>
+                <w:rFonts w:ascii="微軟正黑體" w:cs="微軟正黑體" w:eastAsia="微軟正黑體" w:hAnsi="微軟正黑體"/>
+                <w:b w:val="false"/>
+                <w:bCs w:val="false"/>
+                <w:color w:val="1B1B1B"/>
+                <w:sz w:val="18"/>
+                <w:szCs w:val="18"/>
+              </w:rPr>
+              <w:t xml:space="preserve">較寬鬆：對到同一個物體就好</w:t>
+            </w:r>
+          </w:p>
+        </w:tc>
+      </w:tr>
+      <w:tr>
+        <w:trPr>
+          <w:cantSplit/>
+          <w:tblHeader w:val="false"/>
+        </w:trPr>
+        <w:tc>
+          <w:tcPr>
+            <w:tcW w:type="dxa" w:w="1900"/>
+            <w:tcMar>
+              <w:top w:type="dxa" w:w="60"/>
+              <w:left w:type="dxa" w:w="95"/>
+              <w:bottom w:type="dxa" w:w="60"/>
+              <w:right w:type="dxa" w:w="95"/>
+            </w:tcMar>
+            <w:vAlign w:val="center"/>
+          </w:tcPr>
+          <w:p>
+            <w:pPr>
+              <w:spacing w:after="0" w:line="265"/>
+            </w:pPr>
+            <w:r>
+              <w:rPr>
+                <w:rFonts w:ascii="微軟正黑體" w:cs="微軟正黑體" w:eastAsia="微軟正黑體" w:hAnsi="微軟正黑體"/>
+                <w:b w:val="false"/>
+                <w:bCs w:val="false"/>
+                <w:color w:val="1B1B1B"/>
+                <w:sz w:val="18"/>
+                <w:szCs w:val="18"/>
+              </w:rPr>
+              <w:t xml:space="preserve">壞一顆的時候</w:t>
+            </w:r>
+          </w:p>
+        </w:tc>
+        <w:tc>
+          <w:tcPr>
+            <w:tcW w:type="dxa" w:w="2500"/>
+            <w:tcMar>
+              <w:top w:type="dxa" w:w="60"/>
+              <w:left w:type="dxa" w:w="95"/>
+              <w:bottom w:type="dxa" w:w="60"/>
+              <w:right w:type="dxa" w:w="95"/>
+            </w:tcMar>
+            <w:vAlign w:val="center"/>
+          </w:tcPr>
+          <w:p>
+            <w:pPr>
+              <w:spacing w:after="0" w:line="265"/>
+            </w:pPr>
+            <w:r>
+              <w:rPr>
+                <w:rFonts w:ascii="微軟正黑體" w:cs="微軟正黑體" w:eastAsia="微軟正黑體" w:hAnsi="微軟正黑體"/>
+                <w:b w:val="false"/>
+                <w:bCs w:val="false"/>
+                <w:color w:val="1B1B1B"/>
+                <w:sz w:val="18"/>
+                <w:szCs w:val="18"/>
+              </w:rPr>
+              <w:t xml:space="preserve">影響最大</w:t>
+            </w:r>
+          </w:p>
+        </w:tc>
+        <w:tc>
+          <w:tcPr>
+            <w:tcW w:type="dxa" w:w="2500"/>
+            <w:tcMar>
+              <w:top w:type="dxa" w:w="60"/>
+              <w:left w:type="dxa" w:w="95"/>
+              <w:bottom w:type="dxa" w:w="60"/>
+              <w:right w:type="dxa" w:w="95"/>
+            </w:tcMar>
+            <w:vAlign w:val="center"/>
+          </w:tcPr>
+          <w:p>
+            <w:pPr>
+              <w:spacing w:after="0" w:line="265"/>
+            </w:pPr>
+            <w:r>
+              <w:rPr>
+                <w:rFonts w:ascii="微軟正黑體" w:cs="微軟正黑體" w:eastAsia="微軟正黑體" w:hAnsi="微軟正黑體"/>
+                <w:b w:val="false"/>
+                <w:bCs w:val="false"/>
+                <w:color w:val="1B1B1B"/>
+                <w:sz w:val="18"/>
+                <w:szCs w:val="18"/>
+              </w:rPr>
+              <w:t xml:space="preserve">中等</w:t>
+            </w:r>
+          </w:p>
+        </w:tc>
+        <w:tc>
+          <w:tcPr>
+            <w:tcW w:type="dxa" w:w="2460"/>
+            <w:tcMar>
+              <w:top w:type="dxa" w:w="60"/>
+              <w:left w:type="dxa" w:w="95"/>
+              <w:bottom w:type="dxa" w:w="60"/>
+              <w:right w:type="dxa" w:w="95"/>
+            </w:tcMar>
+            <w:vAlign w:val="center"/>
+          </w:tcPr>
+          <w:p>
+            <w:pPr>
+              <w:spacing w:after="0" w:line="265"/>
+            </w:pPr>
+            <w:r>
+              <w:rPr>
+                <w:rFonts w:ascii="微軟正黑體" w:cs="微軟正黑體" w:eastAsia="微軟正黑體" w:hAnsi="微軟正黑體"/>
+                <w:b w:val="false"/>
+                <w:bCs w:val="false"/>
+                <w:color w:val="1B1B1B"/>
+                <w:sz w:val="18"/>
+                <w:szCs w:val="18"/>
+              </w:rPr>
+              <w:t xml:space="preserve">最好處理，另一份清單還在</w:t>
+            </w:r>
+          </w:p>
+        </w:tc>
+      </w:tr>
+      <w:tr>
+        <w:trPr>
+          <w:cantSplit/>
+          <w:tblHeader w:val="false"/>
+        </w:trPr>
+        <w:tc>
+          <w:tcPr>
+            <w:tcW w:type="dxa" w:w="1900"/>
+            <w:tcMar>
+              <w:top w:type="dxa" w:w="60"/>
+              <w:left w:type="dxa" w:w="95"/>
+              <w:bottom w:type="dxa" w:w="60"/>
+              <w:right w:type="dxa" w:w="95"/>
+            </w:tcMar>
+            <w:vAlign w:val="center"/>
+          </w:tcPr>
+          <w:p>
+            <w:pPr>
+              <w:spacing w:after="0" w:line="265"/>
+            </w:pPr>
+            <w:r>
+              <w:rPr>
+                <w:rFonts w:ascii="微軟正黑體" w:cs="微軟正黑體" w:eastAsia="微軟正黑體" w:hAnsi="微軟正黑體"/>
+                <w:b w:val="false"/>
+                <w:bCs w:val="false"/>
+                <w:color w:val="1B1B1B"/>
+                <w:sz w:val="18"/>
+                <w:szCs w:val="18"/>
+              </w:rPr>
+              <w:t xml:space="preserve">要處理的資料量</w:t>
+            </w:r>
+          </w:p>
+        </w:tc>
+        <w:tc>
+          <w:tcPr>
+            <w:tcW w:type="dxa" w:w="2500"/>
+            <w:tcMar>
+              <w:top w:type="dxa" w:w="60"/>
+              <w:left w:type="dxa" w:w="95"/>
+              <w:bottom w:type="dxa" w:w="60"/>
+              <w:right w:type="dxa" w:w="95"/>
+            </w:tcMar>
+            <w:vAlign w:val="center"/>
+          </w:tcPr>
+          <w:p>
+            <w:pPr>
+              <w:spacing w:after="0" w:line="265"/>
+            </w:pPr>
+            <w:r>
+              <w:rPr>
+                <w:rFonts w:ascii="微軟正黑體" w:cs="微軟正黑體" w:eastAsia="微軟正黑體" w:hAnsi="微軟正黑體"/>
+                <w:b w:val="false"/>
+                <w:bCs w:val="false"/>
+                <w:color w:val="1B1B1B"/>
+                <w:sz w:val="18"/>
+                <w:szCs w:val="18"/>
+              </w:rPr>
+              <w:t xml:space="preserve">最大</w:t>
+            </w:r>
+          </w:p>
+        </w:tc>
+        <w:tc>
+          <w:tcPr>
+            <w:tcW w:type="dxa" w:w="2500"/>
+            <w:tcMar>
+              <w:top w:type="dxa" w:w="60"/>
+              <w:left w:type="dxa" w:w="95"/>
+              <w:bottom w:type="dxa" w:w="60"/>
+              <w:right w:type="dxa" w:w="95"/>
+            </w:tcMar>
+            <w:vAlign w:val="center"/>
+          </w:tcPr>
+          <w:p>
+            <w:pPr>
+              <w:spacing w:after="0" w:line="265"/>
+            </w:pPr>
+            <w:r>
+              <w:rPr>
+                <w:rFonts w:ascii="微軟正黑體" w:cs="微軟正黑體" w:eastAsia="微軟正黑體" w:hAnsi="微軟正黑體"/>
+                <w:b w:val="false"/>
+                <w:bCs w:val="false"/>
+                <w:color w:val="1B1B1B"/>
+                <w:sz w:val="18"/>
+                <w:szCs w:val="18"/>
+              </w:rPr>
+              <w:t xml:space="preserve">中等</w:t>
+            </w:r>
+          </w:p>
+        </w:tc>
+        <w:tc>
+          <w:tcPr>
+            <w:tcW w:type="dxa" w:w="2460"/>
+            <w:tcMar>
+              <w:top w:type="dxa" w:w="60"/>
+              <w:left w:type="dxa" w:w="95"/>
+              <w:bottom w:type="dxa" w:w="60"/>
+              <w:right w:type="dxa" w:w="95"/>
+            </w:tcMar>
+            <w:vAlign w:val="center"/>
+          </w:tcPr>
+          <w:p>
+            <w:pPr>
+              <w:spacing w:after="0" w:line="265"/>
+            </w:pPr>
+            <w:r>
+              <w:rPr>
+                <w:rFonts w:ascii="微軟正黑體" w:cs="微軟正黑體" w:eastAsia="微軟正黑體" w:hAnsi="微軟正黑體"/>
+                <w:b w:val="false"/>
+                <w:bCs w:val="false"/>
+                <w:color w:val="1B1B1B"/>
+                <w:sz w:val="18"/>
+                <w:szCs w:val="18"/>
+              </w:rPr>
+              <w:t xml:space="preserve">最小</w:t>
             </w:r>
           </w:p>
         </w:tc>
@@ -6670,6 +7138,23 @@
           <w:szCs w:val="22"/>
         </w:rPr>
         <w:t xml:space="preserve"/>
+      </w:r>
+    </w:p>
+    <w:p>
+      <w:pPr>
+        <w:keepNext/>
+        <w:spacing w:after="70" w:before="190"/>
+      </w:pPr>
+      <w:r>
+        <w:rPr>
+          <w:rFonts w:ascii="微軟正黑體" w:cs="微軟正黑體" w:eastAsia="微軟正黑體" w:hAnsi="微軟正黑體"/>
+          <w:b/>
+          <w:bCs/>
+          <w:color w:val="24405C"/>
+          <w:sz w:val="19"/>
+          <w:szCs w:val="19"/>
+        </w:rPr>
+        <w:t xml:space="preserve">留下的資訊愈多，對齊就要愈準：沒有一種在每一列都贏，真的車上常常混著用。</w:t>
       </w:r>
     </w:p>
     <w:p>

--- a/第七週(10-22)/自動駕駛原理_第七週_課程講義.docx
+++ b/第七週(10-22)/自動駕駛原理_第七週_課程講義.docx
@@ -8047,7 +8047,27 @@
           <w:sz w:val="22"/>
           <w:szCs w:val="22"/>
         </w:rPr>
-        <w:t xml:space="preserve"> 的車會跳警告，請駕駛接手；</w:t>
+        <w:t xml:space="preserve"> 的車會跳警告，請駕駛馬上接手；</w:t>
+      </w:r>
+      <w:r>
+        <w:rPr>
+          <w:rFonts w:ascii="微軟正黑體" w:cs="微軟正黑體" w:eastAsia="微軟正黑體" w:hAnsi="微軟正黑體"/>
+          <w:b/>
+          <w:bCs/>
+          <w:color w:val="24405C"/>
+          <w:sz w:val="22"/>
+          <w:szCs w:val="22"/>
+        </w:rPr>
+        <w:t xml:space="preserve">L3</w:t>
+      </w:r>
+      <w:r>
+        <w:rPr>
+          <w:rFonts w:ascii="微軟正黑體" w:cs="微軟正黑體" w:eastAsia="微軟正黑體" w:hAnsi="微軟正黑體"/>
+          <w:color w:val="1B1B1B"/>
+          <w:sz w:val="22"/>
+          <w:szCs w:val="22"/>
+        </w:rPr>
+        <w:t xml:space="preserve"> 的車會發出「請接手」，還會繼續開幾秒等人回神（賓士 Drive Pilot 給 10 秒），沒人接就在自己的車道裡減速停下、打雙黃燈、自動求救；</w:t>
       </w:r>
       <w:r>
         <w:rPr>

--- a/第七週(10-22)/自動駕駛原理_第七週_課程講義.docx
+++ b/第七週(10-22)/自動駕駛原理_第七週_課程講義.docx
@@ -875,7 +875,7 @@
                 <w:sz w:val="20"/>
                 <w:szCs w:val="20"/>
               </w:rPr>
-              <w:t xml:space="preserve">手機、平板、筆電都能開，不用安裝；右上角可以切「中文／Tiếng Việt」。觀察台裡是 nuScenes 的四個真實畫面：波士頓白天、新加坡停車場、新加坡夜間、新加坡夜間雨後。</w:t>
+              <w:t xml:space="preserve">手機、平板、筆電都能開，不用安裝；右上角可以切「中文／Tiếng Việt」。觀察台裡是 nuScenes 的四個真實畫面：波士頓白天的斑馬線、新加坡停車場、新加坡夜間、新加坡夜間雨後。</w:t>
             </w:r>
           </w:p>
         </w:tc>
@@ -3703,7 +3703,7 @@
           <w:sz w:val="22"/>
           <w:szCs w:val="22"/>
         </w:rPr>
-        <w:t xml:space="preserve">相機畫面很暗，右邊那台黑色轎車幾乎融進背景；疊上光達，車身上 73 個點清清楚楚。前方相機畫面裡的光達點有 3,325 個，跟白天的 3,013 個差不多：天黑對光達沒有影響。</w:t>
+        <w:t xml:space="preserve">相機畫面很暗，右邊那台黑色轎車幾乎融進背景；疊上光達，車身上 73 個點清清楚楚。前方相機畫面裡的光達點有 3,325 個，沒有比白天那一格（2,295 個）少：天黑對光達沒有影響。</w:t>
       </w:r>
     </w:p>
     <w:p>
@@ -9694,7 +9694,7 @@
           <w:sz w:val="19"/>
           <w:szCs w:val="19"/>
         </w:rPr>
-        <w:t xml:space="preserve">觀察台（白天場景，開著雷達點、物體框、合起來）。</w:t>
+        <w:t xml:space="preserve">觀察台（夜間雨後場景，開著雷達點、物體框、合起來）。</w:t>
       </w:r>
     </w:p>
     <w:p>

--- a/第七週(10-22)/自動駕駛原理_第七週_課程講義.docx
+++ b/第七週(10-22)/自動駕駛原理_第七週_課程講義.docx
@@ -9642,7 +9642,7 @@
       <w:r>
         <w:drawing>
           <wp:inline distT="0" distB="0" distL="0" distR="0">
-            <wp:extent cx="5715000" cy="2857500"/>
+            <wp:extent cx="5715000" cy="3143250"/>
             <wp:effectExtent t="0" r="0" b="0" l="0"/>
             <wp:docPr id="1" name="" descr="" title=""/>
             <wp:cNvGraphicFramePr>
@@ -9667,7 +9667,7 @@
                   <pic:spPr bwMode="auto">
                     <a:xfrm>
                       <a:off x="0" y="0"/>
-                      <a:ext cx="5715000" cy="2857500"/>
+                      <a:ext cx="5715000" cy="3143250"/>
                     </a:xfrm>
                     <a:prstGeom prst="rect">
                       <a:avLst/>
@@ -9754,7 +9754,7 @@
           <w:sz w:val="22"/>
           <w:szCs w:val="22"/>
         </w:rPr>
-        <w:t xml:space="preserve">右邊表格：每個物體的距離、光達點、雷達點、雷達量到多快（只量得到靠近或遠離那一段，橫著走的會接近 0），以及在不在前方相機畫面裡（不在的寫左側、右側、後方）。</w:t>
+        <w:t xml:space="preserve">右邊表格：每個物體的距離、光達點、雷達點、雷達量到多快（那個東西自己的速度，我們自己的車速已經扣掉；只量得到靠近或遠離那一段，橫著走的會接近 0），以及在不在前方相機畫面裡。表格預設只列前方相機畫面裡的；按「周圍一圈全部」，連旁邊、後面的也列出來，寫它在左側、右側或後方。</w:t>
       </w:r>
     </w:p>
     <w:p>

--- a/第七週(10-22)/自動駕駛原理_第七週_課程講義.docx
+++ b/第七週(10-22)/自動駕駛原理_第七週_課程講義.docx
@@ -6069,7 +6069,7 @@
           <w:sz w:val="22"/>
           <w:szCs w:val="22"/>
         </w:rPr>
-        <w:t xml:space="preserve">標定</w:t>
+        <w:t xml:space="preserve">外參標定</w:t>
       </w:r>
       <w:r>
         <w:rPr>
@@ -6078,7 +6078,27 @@
           <w:sz w:val="22"/>
           <w:szCs w:val="22"/>
         </w:rPr>
-        <w:t xml:space="preserve">。</w:t>
+        <w:t xml:space="preserve">。標定還有另一半，第五週講過：</w:t>
+      </w:r>
+      <w:r>
+        <w:rPr>
+          <w:rFonts w:ascii="微軟正黑體" w:cs="微軟正黑體" w:eastAsia="微軟正黑體" w:hAnsi="微軟正黑體"/>
+          <w:b/>
+          <w:bCs/>
+          <w:color w:val="24405C"/>
+          <w:sz w:val="22"/>
+          <w:szCs w:val="22"/>
+        </w:rPr>
+        <w:t xml:space="preserve">內參</w:t>
+      </w:r>
+      <w:r>
+        <w:rPr>
+          <w:rFonts w:ascii="微軟正黑體" w:cs="微軟正黑體" w:eastAsia="微軟正黑體" w:hAnsi="微軟正黑體"/>
+          <w:color w:val="1B1B1B"/>
+          <w:sz w:val="22"/>
+          <w:szCs w:val="22"/>
+        </w:rPr>
+        <w:t xml:space="preserve">是感測器自己內部的事，例如相機鏡頭有多彎、畫面正中心在哪一個像素，要先標好；把光達點畫到照片上，外參和內參兩個都要用。下圖示範的是外參出錯。</w:t>
       </w:r>
     </w:p>
     <w:p>

--- a/第七週(10-22)/自動駕駛原理_第七週_課程講義.docx
+++ b/第七週(10-22)/自動駕駛原理_第七週_課程講義.docx
@@ -6848,7 +6848,7 @@
                 <w:sz w:val="18"/>
                 <w:szCs w:val="18"/>
               </w:rPr>
-              <w:t xml:space="preserve">最準（差 4 度就滑掉）</w:t>
+              <w:t xml:space="preserve">最準：每個點對到對的像素</w:t>
             </w:r>
           </w:p>
         </w:tc>
@@ -6876,7 +6876,7 @@
                 <w:sz w:val="18"/>
                 <w:szCs w:val="18"/>
               </w:rPr>
-              <w:t xml:space="preserve">中等</w:t>
+              <w:t xml:space="preserve">中等：對到同一格就好</w:t>
             </w:r>
           </w:p>
         </w:tc>
@@ -7175,6 +7175,82 @@
           <w:szCs w:val="19"/>
         </w:rPr>
         <w:t xml:space="preserve">留下的資訊愈多，對齊就要愈準：沒有一種在每一列都贏，真的車上常常混著用。</w:t>
+      </w:r>
+    </w:p>
+    <w:p>
+      <w:pPr>
+        <w:widowControl/>
+        <w:spacing w:after="100" w:before="0" w:line="312"/>
+        <w:ind w:left="0" w:firstLine="0"/>
+      </w:pPr>
+      <w:r>
+        <w:rPr>
+          <w:rFonts w:ascii="微軟正黑體" w:cs="微軟正黑體" w:eastAsia="微軟正黑體" w:hAnsi="微軟正黑體"/>
+          <w:color w:val="1B1B1B"/>
+          <w:sz w:val="22"/>
+          <w:szCs w:val="22"/>
+        </w:rPr>
+        <w:t xml:space="preserve">為什麼對齊的要求差這麼多？看要對準的東西有多大。</w:t>
+      </w:r>
+      <w:r>
+        <w:rPr>
+          <w:rFonts w:ascii="微軟正黑體" w:cs="微軟正黑體" w:eastAsia="微軟正黑體" w:hAnsi="微軟正黑體"/>
+          <w:b/>
+          <w:bCs/>
+          <w:color w:val="24405C"/>
+          <w:sz w:val="22"/>
+          <w:szCs w:val="22"/>
+        </w:rPr>
+        <w:t xml:space="preserve">前期</w:t>
+      </w:r>
+      <w:r>
+        <w:rPr>
+          <w:rFonts w:ascii="微軟正黑體" w:cs="微軟正黑體" w:eastAsia="微軟正黑體" w:hAnsi="微軟正黑體"/>
+          <w:color w:val="1B1B1B"/>
+          <w:sz w:val="22"/>
+          <w:szCs w:val="22"/>
+        </w:rPr>
+        <w:t xml:space="preserve">對的是一個點：行人大約 70 公分寬，站在 20 公尺外，角度差 1 度，點就偏 35 公分，差不多一半打到旁邊的背景。</w:t>
+      </w:r>
+      <w:r>
+        <w:rPr>
+          <w:rFonts w:ascii="微軟正黑體" w:cs="微軟正黑體" w:eastAsia="微軟正黑體" w:hAnsi="微軟正黑體"/>
+          <w:b/>
+          <w:bCs/>
+          <w:color w:val="24405C"/>
+          <w:sz w:val="22"/>
+          <w:szCs w:val="22"/>
+        </w:rPr>
+        <w:t xml:space="preserve">中期</w:t>
+      </w:r>
+      <w:r>
+        <w:rPr>
+          <w:rFonts w:ascii="微軟正黑體" w:cs="微軟正黑體" w:eastAsia="微軟正黑體" w:hAnsi="微軟正黑體"/>
+          <w:color w:val="1B1B1B"/>
+          <w:sz w:val="22"/>
+          <w:szCs w:val="22"/>
+        </w:rPr>
+        <w:t xml:space="preserve">對的是鳥瞰圖上的一格：偏一點點還在同一格或隔壁格，而且用大量資料訓練，學得會容忍一點偏差。</w:t>
+      </w:r>
+      <w:r>
+        <w:rPr>
+          <w:rFonts w:ascii="微軟正黑體" w:cs="微軟正黑體" w:eastAsia="微軟正黑體" w:hAnsi="微軟正黑體"/>
+          <w:b/>
+          <w:bCs/>
+          <w:color w:val="24405C"/>
+          <w:sz w:val="22"/>
+          <w:szCs w:val="22"/>
+        </w:rPr>
+        <w:t xml:space="preserve">後期</w:t>
+      </w:r>
+      <w:r>
+        <w:rPr>
+          <w:rFonts w:ascii="微軟正黑體" w:cs="微軟正黑體" w:eastAsia="微軟正黑體" w:hAnsi="微軟正黑體"/>
+          <w:color w:val="1B1B1B"/>
+          <w:sz w:val="22"/>
+          <w:szCs w:val="22"/>
+        </w:rPr>
+        <w:t xml:space="preserve">對的是一整個物體：相機說 20 公尺、雷達說 20.3 公尺，一台車將近 2 公尺寬、4.5 公尺長，差 30 公分還在車身上。不過寬鬆不是不用標定：偏差大到和兩台車之間的距離差不多，雷達的速度就會安到隔壁那台車上。</w:t>
       </w:r>
     </w:p>
     <w:p>

--- a/第七週(10-22)/自動駕駛原理_第七週_課程講義.docx
+++ b/第七週(10-22)/自動駕駛原理_第七週_課程講義.docx
@@ -7330,7 +7330,7 @@
           <w:sz w:val="22"/>
           <w:szCs w:val="22"/>
         </w:rPr>
-        <w:t xml:space="preserve">後期融合最關鍵的一步叫</w:t>
+        <w:t xml:space="preserve">每一種融合都要</w:t>
       </w:r>
       <w:r>
         <w:rPr>
@@ -7350,7 +7350,7 @@
           <w:sz w:val="22"/>
           <w:szCs w:val="22"/>
         </w:rPr>
-        <w:t xml:space="preserve">：雷達的這個點，跟相機的哪一個框是同一個東西？就像把名單上的名字對到班級照片的臉上。最簡單看位置，再加上速度：一個靜止的點，不會是一台正在開的車。不屬於任何框的點（欄杆、樹），要正確地丟掉。</w:t>
+        <w:t xml:space="preserve">，弄清楚哪些資料講的是同一個東西，只是對的東西不一樣。前期是一個點對一個像素、中期是一格對一格，標定好了就能用公式算出來；後期是兩張清單對清單，誰配誰要靠判斷，所以最容易出錯：雷達的這個點，跟相機的哪一個框是同一個東西？就像把名單上的名字對到班級照片的臉上。最簡單看位置，再加上速度：一個靜止的點，不會是一台正在開的車。不屬於任何框的點（欄杆、樹），要正確地丟掉。</w:t>
       </w:r>
     </w:p>
     <w:p>

--- a/第七週(10-22)/自動駕駛原理_第七週_課程講義.docx
+++ b/第七週(10-22)/自動駕駛原理_第七週_課程講義.docx
@@ -7314,7 +7314,7 @@
           <w:sz w:val="19"/>
           <w:szCs w:val="19"/>
         </w:rPr>
-        <w:t xml:space="preserve">對應：哪一個雷達點屬於哪一個框？綠框裡有雷達點，黃框（行人、遠處的車）沒有。scene-0103。　資料：nuScenes（Motional），CC BY-NC-SA 4.0</w:t>
+        <w:t xml:space="preserve">對應的原料：雷達點落在哪一個框裡？綠框裡有雷達點，黃框（行人、遠處的車）沒有。框是人工標註的。scene-0103。　資料：nuScenes（Motional），CC BY-NC-SA 4.0</w:t>
       </w:r>
     </w:p>
     <w:p>
@@ -7350,7 +7350,7 @@
           <w:sz w:val="22"/>
           <w:szCs w:val="22"/>
         </w:rPr>
-        <w:t xml:space="preserve">，弄清楚哪些資料講的是同一個東西，只是對的東西不一樣。前期是一個點對一個像素、中期是一格對一格，標定好了就能用公式算出來；後期是兩張清單對清單，誰配誰要靠判斷，所以最容易出錯：雷達的這個點，跟相機的哪一個框是同一個東西？就像把名單上的名字對到班級照片的臉上。最簡單看位置，再加上速度：一個靜止的點，不會是一台正在開的車。不屬於任何框的點（欄杆、樹），要正確地丟掉。</w:t>
+        <w:t xml:space="preserve">，弄清楚哪些資料講的是同一個東西，只是對的東西不一樣。前期是一個點對一個像素、中期是一格對一格，標定好了就能用公式算出來；後期是兩張清單對清單，誰配誰要靠判斷，所以最容易出錯：雷達清單上的這個目標，跟相機清單上的哪一個框是同一個東西？雷達會先把打在同一台車上的幾個點整理成一個目標（例如「20 公尺、時速 30」），相機也先自己找出框，最後才物體對物體。上圖為了看到原料，直接畫雷達點，框是人工標註的。就像把名單上的名字對到班級照片的臉上。最簡單看位置，再加上速度：一個靜止的目標，不會是一台正在開的車。不屬於任何框的點（欄杆、樹），要正確地丟掉。</w:t>
       </w:r>
     </w:p>
     <w:p>
